--- a/dokumentation/Projektplan.docx
+++ b/dokumentation/Projektplan.docx
@@ -149,12 +149,15 @@
           <w:p>
             <w:pPr>
               <w:pStyle w:val="TextCDB"/>
-            </w:pPr>
-            <w:r>
-              <w:t>Mario Aeberhard, Loic Tobler, N</w:t>
-            </w:r>
-            <w:r>
-              <w:t>icolas Ammeter</w:t>
+              <w:rPr>
+                <w:lang w:val="de-CH"/>
+              </w:rPr>
+            </w:pPr>
+            <w:r>
+              <w:rPr>
+                <w:lang w:val="de-CH"/>
+              </w:rPr>
+              <w:t>Mario Aeberhard, Loic Tobler, Nicolas Ammeter</w:t>
             </w:r>
           </w:p>
         </w:tc>
@@ -489,25 +492,29 @@
           <w:p>
             <w:pPr>
               <w:pStyle w:val="TextCDB"/>
-            </w:pPr>
-            <w:r>
+              <w:rPr>
+                <w:lang w:val="de-CH"/>
+              </w:rPr>
+            </w:pPr>
+            <w:r>
+              <w:rPr>
+                <w:lang w:val="de-CH"/>
+              </w:rPr>
               <w:t>Mario Aeberhard,</w:t>
             </w:r>
             <w:r>
+              <w:rPr>
+                <w:lang w:val="de-CH"/>
+              </w:rPr>
               <w:br/>
-            </w:r>
-            <w:r>
-              <w:t>L</w:t>
-            </w:r>
-            <w:r>
-              <w:t>oic Tobler,</w:t>
-            </w:r>
-            <w:r>
+              <w:t>Loic Tobler,</w:t>
+            </w:r>
+            <w:r>
+              <w:rPr>
+                <w:lang w:val="de-CH"/>
+              </w:rPr>
               <w:br/>
-              <w:t>N</w:t>
-            </w:r>
-            <w:r>
-              <w:t>icolas Ammeter</w:t>
+              <w:t>Nicolas Ammeter</w:t>
             </w:r>
           </w:p>
         </w:tc>
@@ -520,8 +527,14 @@
           <w:p>
             <w:pPr>
               <w:pStyle w:val="TextCDB"/>
-            </w:pPr>
-            <w:r>
+              <w:rPr>
+                <w:lang w:val="de-CH"/>
+              </w:rPr>
+            </w:pPr>
+            <w:r>
+              <w:rPr>
+                <w:lang w:val="de-CH"/>
+              </w:rPr>
               <w:t>24.10.2025</w:t>
             </w:r>
           </w:p>
@@ -533,8 +546,14 @@
           <w:p>
             <w:pPr>
               <w:pStyle w:val="TextCDB"/>
-            </w:pPr>
-            <w:r>
+              <w:rPr>
+                <w:lang w:val="de-CH"/>
+              </w:rPr>
+            </w:pPr>
+            <w:r>
+              <w:rPr>
+                <w:lang w:val="de-CH"/>
+              </w:rPr>
               <w:t>V2.0</w:t>
             </w:r>
           </w:p>
@@ -554,13 +573,7 @@
               <w:rPr>
                 <w:lang w:val="de-CH"/>
               </w:rPr>
-              <w:t>Anpassungen an den Ist</w:t>
-            </w:r>
-            <w:r>
-              <w:rPr>
-                <w:lang w:val="de-CH"/>
-              </w:rPr>
-              <w:t>-Werten</w:t>
+              <w:t>Anpassungen an den Ist-Werten</w:t>
             </w:r>
           </w:p>
         </w:tc>
@@ -571,25 +584,29 @@
           <w:p>
             <w:pPr>
               <w:pStyle w:val="TextCDB"/>
-            </w:pPr>
-            <w:r>
+              <w:rPr>
+                <w:lang w:val="de-CH"/>
+              </w:rPr>
+            </w:pPr>
+            <w:r>
+              <w:rPr>
+                <w:lang w:val="de-CH"/>
+              </w:rPr>
               <w:t>Mario Aeberhard,</w:t>
             </w:r>
             <w:r>
+              <w:rPr>
+                <w:lang w:val="de-CH"/>
+              </w:rPr>
               <w:br/>
-            </w:r>
-            <w:r>
-              <w:t>L</w:t>
-            </w:r>
-            <w:r>
-              <w:t>oic Tobler,</w:t>
-            </w:r>
-            <w:r>
+              <w:t>Loic Tobler,</w:t>
+            </w:r>
+            <w:r>
+              <w:rPr>
+                <w:lang w:val="de-CH"/>
+              </w:rPr>
               <w:br/>
-              <w:t>N</w:t>
-            </w:r>
-            <w:r>
-              <w:t>icolas Ammeter</w:t>
+              <w:t>Nicolas Ammeter</w:t>
             </w:r>
           </w:p>
         </w:tc>
@@ -602,7 +619,16 @@
           <w:p>
             <w:pPr>
               <w:pStyle w:val="TextCDB"/>
-            </w:pPr>
+              <w:rPr>
+                <w:lang w:val="de-CH"/>
+              </w:rPr>
+            </w:pPr>
+            <w:r>
+              <w:rPr>
+                <w:lang w:val="de-CH"/>
+              </w:rPr>
+              <w:t>29.10.2025</w:t>
+            </w:r>
           </w:p>
         </w:tc>
         <w:tc>
@@ -612,7 +638,16 @@
           <w:p>
             <w:pPr>
               <w:pStyle w:val="TextCDB"/>
-            </w:pPr>
+              <w:rPr>
+                <w:lang w:val="de-CH"/>
+              </w:rPr>
+            </w:pPr>
+            <w:r>
+              <w:rPr>
+                <w:lang w:val="de-CH"/>
+              </w:rPr>
+              <w:t>V3.0</w:t>
+            </w:r>
           </w:p>
         </w:tc>
         <w:tc>
@@ -622,7 +657,16 @@
           <w:p>
             <w:pPr>
               <w:pStyle w:val="TextCDB"/>
-            </w:pPr>
+              <w:rPr>
+                <w:lang w:val="de-CH"/>
+              </w:rPr>
+            </w:pPr>
+            <w:r>
+              <w:rPr>
+                <w:lang w:val="de-CH"/>
+              </w:rPr>
+              <w:t>Anpassung</w:t>
+            </w:r>
           </w:p>
         </w:tc>
         <w:tc>
@@ -632,7 +676,30 @@
           <w:p>
             <w:pPr>
               <w:pStyle w:val="TextCDB"/>
-            </w:pPr>
+              <w:rPr>
+                <w:lang w:val="de-CH"/>
+              </w:rPr>
+            </w:pPr>
+            <w:r>
+              <w:rPr>
+                <w:lang w:val="de-CH"/>
+              </w:rPr>
+              <w:t>Mario Aeberhard,</w:t>
+            </w:r>
+            <w:r>
+              <w:rPr>
+                <w:lang w:val="de-CH"/>
+              </w:rPr>
+              <w:br/>
+              <w:t>Loic Tobler,</w:t>
+            </w:r>
+            <w:r>
+              <w:rPr>
+                <w:lang w:val="de-CH"/>
+              </w:rPr>
+              <w:br/>
+              <w:t>Nicolas Ammeter</w:t>
+            </w:r>
           </w:p>
         </w:tc>
       </w:tr>
@@ -640,6 +707,9 @@
     <w:p>
       <w:pPr>
         <w:pStyle w:val="TextCDB"/>
+        <w:rPr>
+          <w:lang w:val="de-CH"/>
+        </w:rPr>
       </w:pPr>
     </w:p>
     <w:p>
@@ -647,6 +717,7 @@
         <w:pStyle w:val="TextCDB"/>
         <w:rPr>
           <w:iCs/>
+          <w:lang w:val="de-CH"/>
         </w:rPr>
       </w:pPr>
     </w:p>
@@ -655,6 +726,7 @@
         <w:pStyle w:val="Verzeichnis1"/>
         <w:rPr>
           <w:rFonts w:asciiTheme="minorHAnsi" w:eastAsiaTheme="minorEastAsia" w:hAnsiTheme="minorHAnsi" w:cstheme="minorBidi"/>
+          <w:noProof w:val="0"/>
           <w:kern w:val="2"/>
           <w:sz w:val="24"/>
           <w:szCs w:val="24"/>
@@ -665,24 +737,33 @@
       <w:r>
         <w:rPr>
           <w:b/>
+          <w:noProof w:val="0"/>
         </w:rPr>
         <w:fldChar w:fldCharType="begin"/>
       </w:r>
       <w:r>
+        <w:rPr>
+          <w:noProof w:val="0"/>
+        </w:rPr>
         <w:instrText xml:space="preserve"> TOC \o "1-3" </w:instrText>
       </w:r>
       <w:r>
         <w:rPr>
           <w:b/>
+          <w:noProof w:val="0"/>
         </w:rPr>
         <w:fldChar w:fldCharType="separate"/>
       </w:r>
       <w:r>
+        <w:rPr>
+          <w:noProof w:val="0"/>
+        </w:rPr>
         <w:t>1</w:t>
       </w:r>
       <w:r>
         <w:rPr>
           <w:rFonts w:asciiTheme="minorHAnsi" w:eastAsiaTheme="minorEastAsia" w:hAnsiTheme="minorHAnsi" w:cstheme="minorBidi"/>
+          <w:noProof w:val="0"/>
           <w:kern w:val="2"/>
           <w:sz w:val="24"/>
           <w:szCs w:val="24"/>
@@ -692,24 +773,50 @@
         <w:tab/>
       </w:r>
       <w:r>
+        <w:rPr>
+          <w:noProof w:val="0"/>
+        </w:rPr>
         <w:t>Projektplanung</w:t>
       </w:r>
       <w:r>
+        <w:rPr>
+          <w:noProof w:val="0"/>
+        </w:rPr>
         <w:tab/>
       </w:r>
       <w:r>
+        <w:rPr>
+          <w:noProof w:val="0"/>
+        </w:rPr>
         <w:fldChar w:fldCharType="begin"/>
       </w:r>
       <w:r>
+        <w:rPr>
+          <w:noProof w:val="0"/>
+        </w:rPr>
         <w:instrText xml:space="preserve"> PAGEREF _Toc208763861 \h </w:instrText>
       </w:r>
       <w:r>
+        <w:rPr>
+          <w:noProof w:val="0"/>
+        </w:rPr>
+      </w:r>
+      <w:r>
+        <w:rPr>
+          <w:noProof w:val="0"/>
+        </w:rPr>
         <w:fldChar w:fldCharType="separate"/>
       </w:r>
       <w:r>
+        <w:rPr>
+          <w:noProof w:val="0"/>
+        </w:rPr>
         <w:t>2</w:t>
       </w:r>
       <w:r>
+        <w:rPr>
+          <w:noProof w:val="0"/>
+        </w:rPr>
         <w:fldChar w:fldCharType="end"/>
       </w:r>
     </w:p>
@@ -718,6 +825,7 @@
         <w:pStyle w:val="Verzeichnis1"/>
         <w:rPr>
           <w:rFonts w:asciiTheme="minorHAnsi" w:eastAsiaTheme="minorEastAsia" w:hAnsiTheme="minorHAnsi" w:cstheme="minorBidi"/>
+          <w:noProof w:val="0"/>
           <w:kern w:val="2"/>
           <w:sz w:val="24"/>
           <w:szCs w:val="24"/>
@@ -726,11 +834,15 @@
         </w:rPr>
       </w:pPr>
       <w:r>
+        <w:rPr>
+          <w:noProof w:val="0"/>
+        </w:rPr>
         <w:t>2</w:t>
       </w:r>
       <w:r>
         <w:rPr>
           <w:rFonts w:asciiTheme="minorHAnsi" w:eastAsiaTheme="minorEastAsia" w:hAnsiTheme="minorHAnsi" w:cstheme="minorBidi"/>
+          <w:noProof w:val="0"/>
           <w:kern w:val="2"/>
           <w:sz w:val="24"/>
           <w:szCs w:val="24"/>
@@ -740,24 +852,50 @@
         <w:tab/>
       </w:r>
       <w:r>
+        <w:rPr>
+          <w:noProof w:val="0"/>
+        </w:rPr>
         <w:t>Projektbericht</w:t>
       </w:r>
       <w:r>
+        <w:rPr>
+          <w:noProof w:val="0"/>
+        </w:rPr>
         <w:tab/>
       </w:r>
       <w:r>
+        <w:rPr>
+          <w:noProof w:val="0"/>
+        </w:rPr>
         <w:fldChar w:fldCharType="begin"/>
       </w:r>
       <w:r>
+        <w:rPr>
+          <w:noProof w:val="0"/>
+        </w:rPr>
         <w:instrText xml:space="preserve"> PAGEREF _Toc208763862 \h </w:instrText>
       </w:r>
       <w:r>
+        <w:rPr>
+          <w:noProof w:val="0"/>
+        </w:rPr>
+      </w:r>
+      <w:r>
+        <w:rPr>
+          <w:noProof w:val="0"/>
+        </w:rPr>
         <w:fldChar w:fldCharType="separate"/>
       </w:r>
       <w:r>
+        <w:rPr>
+          <w:noProof w:val="0"/>
+        </w:rPr>
         <w:t>4</w:t>
       </w:r>
       <w:r>
+        <w:rPr>
+          <w:noProof w:val="0"/>
+        </w:rPr>
         <w:fldChar w:fldCharType="end"/>
       </w:r>
     </w:p>
@@ -766,6 +904,7 @@
         <w:pStyle w:val="Verzeichnis1"/>
         <w:rPr>
           <w:rFonts w:asciiTheme="minorHAnsi" w:eastAsiaTheme="minorEastAsia" w:hAnsiTheme="minorHAnsi" w:cstheme="minorBidi"/>
+          <w:noProof w:val="0"/>
           <w:kern w:val="2"/>
           <w:sz w:val="24"/>
           <w:szCs w:val="24"/>
@@ -774,11 +913,15 @@
         </w:rPr>
       </w:pPr>
       <w:r>
+        <w:rPr>
+          <w:noProof w:val="0"/>
+        </w:rPr>
         <w:t>3</w:t>
       </w:r>
       <w:r>
         <w:rPr>
           <w:rFonts w:asciiTheme="minorHAnsi" w:eastAsiaTheme="minorEastAsia" w:hAnsiTheme="minorHAnsi" w:cstheme="minorBidi"/>
+          <w:noProof w:val="0"/>
           <w:kern w:val="2"/>
           <w:sz w:val="24"/>
           <w:szCs w:val="24"/>
@@ -788,24 +931,50 @@
         <w:tab/>
       </w:r>
       <w:r>
+        <w:rPr>
+          <w:noProof w:val="0"/>
+        </w:rPr>
         <w:t>Übersicht über den Projektstatus</w:t>
       </w:r>
       <w:r>
+        <w:rPr>
+          <w:noProof w:val="0"/>
+        </w:rPr>
         <w:tab/>
       </w:r>
       <w:r>
+        <w:rPr>
+          <w:noProof w:val="0"/>
+        </w:rPr>
         <w:fldChar w:fldCharType="begin"/>
       </w:r>
       <w:r>
+        <w:rPr>
+          <w:noProof w:val="0"/>
+        </w:rPr>
         <w:instrText xml:space="preserve"> PAGEREF _Toc208763863 \h </w:instrText>
       </w:r>
       <w:r>
+        <w:rPr>
+          <w:noProof w:val="0"/>
+        </w:rPr>
+      </w:r>
+      <w:r>
+        <w:rPr>
+          <w:noProof w:val="0"/>
+        </w:rPr>
         <w:fldChar w:fldCharType="separate"/>
       </w:r>
       <w:r>
+        <w:rPr>
+          <w:noProof w:val="0"/>
+        </w:rPr>
         <w:t>4</w:t>
       </w:r>
       <w:r>
+        <w:rPr>
+          <w:noProof w:val="0"/>
+        </w:rPr>
         <w:fldChar w:fldCharType="end"/>
       </w:r>
     </w:p>
@@ -814,6 +983,7 @@
         <w:pStyle w:val="Verzeichnis1"/>
         <w:rPr>
           <w:rFonts w:asciiTheme="minorHAnsi" w:eastAsiaTheme="minorEastAsia" w:hAnsiTheme="minorHAnsi" w:cstheme="minorBidi"/>
+          <w:noProof w:val="0"/>
           <w:kern w:val="2"/>
           <w:sz w:val="24"/>
           <w:szCs w:val="24"/>
@@ -822,11 +992,15 @@
         </w:rPr>
       </w:pPr>
       <w:r>
+        <w:rPr>
+          <w:noProof w:val="0"/>
+        </w:rPr>
         <w:t>4</w:t>
       </w:r>
       <w:r>
         <w:rPr>
           <w:rFonts w:asciiTheme="minorHAnsi" w:eastAsiaTheme="minorEastAsia" w:hAnsiTheme="minorHAnsi" w:cstheme="minorBidi"/>
+          <w:noProof w:val="0"/>
           <w:kern w:val="2"/>
           <w:sz w:val="24"/>
           <w:szCs w:val="24"/>
@@ -836,24 +1010,50 @@
         <w:tab/>
       </w:r>
       <w:r>
+        <w:rPr>
+          <w:noProof w:val="0"/>
+        </w:rPr>
         <w:t>Konfigurationsidentifikation</w:t>
       </w:r>
       <w:r>
+        <w:rPr>
+          <w:noProof w:val="0"/>
+        </w:rPr>
         <w:tab/>
       </w:r>
       <w:r>
+        <w:rPr>
+          <w:noProof w:val="0"/>
+        </w:rPr>
         <w:fldChar w:fldCharType="begin"/>
       </w:r>
       <w:r>
+        <w:rPr>
+          <w:noProof w:val="0"/>
+        </w:rPr>
         <w:instrText xml:space="preserve"> PAGEREF _Toc208763864 \h </w:instrText>
       </w:r>
       <w:r>
+        <w:rPr>
+          <w:noProof w:val="0"/>
+        </w:rPr>
+      </w:r>
+      <w:r>
+        <w:rPr>
+          <w:noProof w:val="0"/>
+        </w:rPr>
         <w:fldChar w:fldCharType="separate"/>
       </w:r>
       <w:r>
+        <w:rPr>
+          <w:noProof w:val="0"/>
+        </w:rPr>
         <w:t>5</w:t>
       </w:r>
       <w:r>
+        <w:rPr>
+          <w:noProof w:val="0"/>
+        </w:rPr>
         <w:fldChar w:fldCharType="end"/>
       </w:r>
     </w:p>
@@ -862,6 +1062,7 @@
         <w:pStyle w:val="Verzeichnis1"/>
         <w:rPr>
           <w:rFonts w:asciiTheme="minorHAnsi" w:eastAsiaTheme="minorEastAsia" w:hAnsiTheme="minorHAnsi" w:cstheme="minorBidi"/>
+          <w:noProof w:val="0"/>
           <w:kern w:val="2"/>
           <w:sz w:val="24"/>
           <w:szCs w:val="24"/>
@@ -870,11 +1071,15 @@
         </w:rPr>
       </w:pPr>
       <w:r>
+        <w:rPr>
+          <w:noProof w:val="0"/>
+        </w:rPr>
         <w:t>5</w:t>
       </w:r>
       <w:r>
         <w:rPr>
           <w:rFonts w:asciiTheme="minorHAnsi" w:eastAsiaTheme="minorEastAsia" w:hAnsiTheme="minorHAnsi" w:cstheme="minorBidi"/>
+          <w:noProof w:val="0"/>
           <w:kern w:val="2"/>
           <w:sz w:val="24"/>
           <w:szCs w:val="24"/>
@@ -884,24 +1089,50 @@
         <w:tab/>
       </w:r>
       <w:r>
+        <w:rPr>
+          <w:noProof w:val="0"/>
+        </w:rPr>
         <w:t>Projektrisiken</w:t>
       </w:r>
       <w:r>
+        <w:rPr>
+          <w:noProof w:val="0"/>
+        </w:rPr>
         <w:tab/>
       </w:r>
       <w:r>
+        <w:rPr>
+          <w:noProof w:val="0"/>
+        </w:rPr>
         <w:fldChar w:fldCharType="begin"/>
       </w:r>
       <w:r>
+        <w:rPr>
+          <w:noProof w:val="0"/>
+        </w:rPr>
         <w:instrText xml:space="preserve"> PAGEREF _Toc208763865 \h </w:instrText>
       </w:r>
       <w:r>
+        <w:rPr>
+          <w:noProof w:val="0"/>
+        </w:rPr>
+      </w:r>
+      <w:r>
+        <w:rPr>
+          <w:noProof w:val="0"/>
+        </w:rPr>
         <w:fldChar w:fldCharType="separate"/>
       </w:r>
       <w:r>
+        <w:rPr>
+          <w:noProof w:val="0"/>
+        </w:rPr>
         <w:t>6</w:t>
       </w:r>
       <w:r>
+        <w:rPr>
+          <w:noProof w:val="0"/>
+        </w:rPr>
         <w:fldChar w:fldCharType="end"/>
       </w:r>
     </w:p>
@@ -1982,7 +2213,13 @@
               <w:spacing w:beforeLines="40" w:before="96" w:afterLines="40" w:after="96"/>
             </w:pPr>
             <w:r>
-              <w:t>Initialisierung abschließen</w:t>
+              <w:t>Initialisierung abschlie</w:t>
+            </w:r>
+            <w:r>
+              <w:t>ss</w:t>
+            </w:r>
+            <w:r>
+              <w:t>en</w:t>
             </w:r>
           </w:p>
         </w:tc>
@@ -2357,7 +2594,13 @@
               <w:spacing w:beforeLines="40" w:before="96" w:afterLines="40" w:after="96"/>
             </w:pPr>
             <w:r>
-              <w:t>Konzeptphase abschließen</w:t>
+              <w:t>Konzeptphase abschlie</w:t>
+            </w:r>
+            <w:r>
+              <w:t>ss</w:t>
+            </w:r>
+            <w:r>
+              <w:t>en</w:t>
             </w:r>
           </w:p>
         </w:tc>
@@ -2760,6 +3003,9 @@
             <w:pPr>
               <w:spacing w:beforeLines="40" w:before="96" w:afterLines="40" w:after="96"/>
             </w:pPr>
+            <w:r>
+              <w:t>6</w:t>
+            </w:r>
           </w:p>
         </w:tc>
         <w:tc>
@@ -3045,6 +3291,9 @@
             <w:pPr>
               <w:spacing w:beforeLines="40" w:before="96" w:afterLines="40" w:after="96"/>
             </w:pPr>
+            <w:r>
+              <w:t>6</w:t>
+            </w:r>
           </w:p>
         </w:tc>
         <w:tc>
@@ -3339,6 +3588,9 @@
             <w:pPr>
               <w:spacing w:beforeLines="40" w:before="96" w:afterLines="40" w:after="96"/>
             </w:pPr>
+            <w:r>
+              <w:t>3</w:t>
+            </w:r>
           </w:p>
         </w:tc>
         <w:tc>
@@ -3708,6 +3960,9 @@
             <w:pPr>
               <w:spacing w:beforeLines="40" w:before="96" w:afterLines="40" w:after="96"/>
             </w:pPr>
+            <w:r>
+              <w:t>4</w:t>
+            </w:r>
           </w:p>
         </w:tc>
         <w:tc>
@@ -3993,6 +4248,9 @@
             <w:pPr>
               <w:spacing w:beforeLines="40" w:before="96" w:afterLines="40" w:after="96"/>
             </w:pPr>
+            <w:r>
+              <w:t>3</w:t>
+            </w:r>
           </w:p>
         </w:tc>
         <w:tc>
@@ -4277,6 +4535,9 @@
             <w:pPr>
               <w:spacing w:beforeLines="40" w:before="96" w:afterLines="40" w:after="96"/>
             </w:pPr>
+            <w:r>
+              <w:t>3</w:t>
+            </w:r>
           </w:p>
         </w:tc>
         <w:tc>
@@ -4564,6 +4825,9 @@
             <w:pPr>
               <w:spacing w:beforeLines="40" w:before="96" w:afterLines="40" w:after="96"/>
             </w:pPr>
+            <w:r>
+              <w:t>4</w:t>
+            </w:r>
           </w:p>
         </w:tc>
         <w:tc>
@@ -4935,6 +5199,9 @@
             <w:pPr>
               <w:spacing w:beforeLines="40" w:before="96" w:afterLines="40" w:after="96"/>
             </w:pPr>
+            <w:r>
+              <w:t>3</w:t>
+            </w:r>
           </w:p>
         </w:tc>
         <w:tc>
@@ -5736,14 +6003,12 @@
               <w:rPr>
                 <w:rFonts w:cs="Arial"/>
                 <w:b/>
-                <w:lang w:val="de-DE"/>
               </w:rPr>
             </w:pPr>
             <w:r>
               <w:rPr>
                 <w:rFonts w:cs="Arial"/>
                 <w:b/>
-                <w:lang w:val="de-DE"/>
               </w:rPr>
               <w:t>Zeitraum</w:t>
             </w:r>
@@ -5759,14 +6024,12 @@
               <w:rPr>
                 <w:rFonts w:cs="Arial"/>
                 <w:b/>
-                <w:lang w:val="de-DE"/>
               </w:rPr>
             </w:pPr>
             <w:r>
               <w:rPr>
                 <w:rFonts w:cs="Arial"/>
                 <w:b/>
-                <w:lang w:val="de-DE"/>
               </w:rPr>
               <w:t>Bericht</w:t>
             </w:r>
@@ -5790,7 +6053,6 @@
                 <w:rFonts w:cs="Arial"/>
                 <w:b/>
                 <w:szCs w:val="22"/>
-                <w:lang w:val="de-DE"/>
               </w:rPr>
             </w:pPr>
             <w:r>
@@ -5798,7 +6060,6 @@
                 <w:rFonts w:cs="Arial"/>
                 <w:b/>
                 <w:szCs w:val="22"/>
-                <w:lang w:val="de-DE"/>
               </w:rPr>
               <w:t xml:space="preserve">KW </w:t>
             </w:r>
@@ -5807,7 +6068,6 @@
                 <w:rFonts w:cs="Arial"/>
                 <w:b/>
                 <w:szCs w:val="22"/>
-                <w:lang w:val="de-DE"/>
               </w:rPr>
               <w:t>37</w:t>
             </w:r>
@@ -5825,14 +6085,12 @@
               <w:rPr>
                 <w:rFonts w:cs="Arial"/>
                 <w:b/>
-                <w:lang w:val="de-DE"/>
               </w:rPr>
             </w:pPr>
             <w:r>
               <w:rPr>
                 <w:rFonts w:cs="Arial"/>
                 <w:b/>
-                <w:lang w:val="de-DE"/>
               </w:rPr>
               <w:t>Stand der Arbeit:</w:t>
             </w:r>
@@ -5840,7 +6098,6 @@
               <w:rPr>
                 <w:rFonts w:cs="Arial"/>
                 <w:b/>
-                <w:lang w:val="de-DE"/>
               </w:rPr>
               <w:t xml:space="preserve"> Studie in Arbeit</w:t>
             </w:r>
@@ -5849,7 +6106,6 @@
             <w:pPr>
               <w:rPr>
                 <w:rFonts w:cs="Arial"/>
-                <w:lang w:val="de-DE"/>
               </w:rPr>
             </w:pPr>
           </w:p>
@@ -5873,7 +6129,6 @@
                 <w:rFonts w:cs="Arial"/>
                 <w:b/>
                 <w:szCs w:val="22"/>
-                <w:lang w:val="de-DE"/>
               </w:rPr>
             </w:pPr>
           </w:p>
@@ -5891,14 +6146,12 @@
               <w:rPr>
                 <w:rFonts w:cs="Arial"/>
                 <w:b/>
-                <w:lang w:val="de-DE"/>
               </w:rPr>
             </w:pPr>
             <w:r>
               <w:rPr>
                 <w:rFonts w:cs="Arial"/>
                 <w:b/>
-                <w:lang w:val="de-DE"/>
               </w:rPr>
               <w:t xml:space="preserve">Das </w:t>
             </w:r>
@@ -5906,7 +6159,6 @@
               <w:rPr>
                 <w:rFonts w:cs="Arial"/>
                 <w:b/>
-                <w:lang w:val="de-DE"/>
               </w:rPr>
               <w:t xml:space="preserve">Wichtigste </w:t>
             </w:r>
@@ -5914,7 +6166,6 @@
               <w:rPr>
                 <w:rFonts w:cs="Arial"/>
                 <w:b/>
-                <w:lang w:val="de-DE"/>
               </w:rPr>
               <w:t xml:space="preserve">(Herausforderungen, </w:t>
             </w:r>
@@ -5922,7 +6173,6 @@
               <w:rPr>
                 <w:rFonts w:cs="Arial"/>
                 <w:b/>
-                <w:lang w:val="de-DE"/>
               </w:rPr>
               <w:t>Probleme und Fragen</w:t>
             </w:r>
@@ -5930,7 +6180,6 @@
               <w:rPr>
                 <w:rFonts w:cs="Arial"/>
                 <w:b/>
-                <w:lang w:val="de-DE"/>
               </w:rPr>
               <w:t>)</w:t>
             </w:r>
@@ -5938,7 +6187,6 @@
               <w:rPr>
                 <w:rFonts w:cs="Arial"/>
                 <w:b/>
-                <w:lang w:val="de-DE"/>
               </w:rPr>
               <w:t>:</w:t>
             </w:r>
@@ -5949,7 +6197,7 @@
               <w:rPr>
                 <w:rFonts w:cs="Arial"/>
                 <w:iCs/>
-                <w:lang w:val="de-DE"/>
+                <w:lang w:val="de-CH"/>
               </w:rPr>
             </w:pPr>
             <w:r>
@@ -5958,31 +6206,7 @@
                 <w:color w:val="000000" w:themeColor="text1"/>
                 <w:lang w:val="de-CH" w:eastAsia="de-CH"/>
               </w:rPr>
-              <w:t>Die Abgabe war nicht gut im Team kom</w:t>
-            </w:r>
-            <w:r>
-              <w:rPr>
-                <w:iCs/>
-                <w:color w:val="000000" w:themeColor="text1"/>
-                <w:lang w:val="de-CH" w:eastAsia="de-CH"/>
-              </w:rPr>
-              <w:t>m</w:t>
-            </w:r>
-            <w:r>
-              <w:rPr>
-                <w:iCs/>
-                <w:color w:val="000000" w:themeColor="text1"/>
-                <w:lang w:val="de-CH" w:eastAsia="de-CH"/>
-              </w:rPr>
-              <w:t>uniziert</w:t>
-            </w:r>
-            <w:r>
-              <w:rPr>
-                <w:iCs/>
-                <w:color w:val="000000" w:themeColor="text1"/>
-                <w:lang w:val="de-CH" w:eastAsia="de-CH"/>
-              </w:rPr>
-              <w:t>.</w:t>
+              <w:t>Die Abgabe war nicht gut im Team kommuniziert.</w:t>
             </w:r>
           </w:p>
         </w:tc>
@@ -6004,7 +6228,6 @@
                 <w:rFonts w:cs="Arial"/>
                 <w:b/>
                 <w:szCs w:val="22"/>
-                <w:lang w:val="de-DE"/>
               </w:rPr>
             </w:pPr>
           </w:p>
@@ -6021,14 +6244,12 @@
               <w:rPr>
                 <w:rFonts w:cs="Arial"/>
                 <w:b/>
-                <w:lang w:val="de-DE"/>
               </w:rPr>
             </w:pPr>
             <w:r>
               <w:rPr>
                 <w:rFonts w:cs="Arial"/>
                 <w:b/>
-                <w:lang w:val="de-DE"/>
               </w:rPr>
               <w:t>nächste Schritte:</w:t>
             </w:r>
@@ -6036,7 +6257,6 @@
               <w:rPr>
                 <w:rFonts w:cs="Arial"/>
                 <w:b/>
-                <w:lang w:val="de-DE"/>
               </w:rPr>
               <w:t xml:space="preserve"> </w:t>
             </w:r>
@@ -6044,7 +6264,6 @@
               <w:rPr>
                 <w:rFonts w:cs="Arial"/>
                 <w:bCs/>
-                <w:lang w:val="de-DE"/>
               </w:rPr>
               <w:t>Studie und Projektplan abgabefertig machen</w:t>
             </w:r>
@@ -6053,7 +6272,6 @@
             <w:pPr>
               <w:rPr>
                 <w:rFonts w:cs="Arial"/>
-                <w:lang w:val="de-DE"/>
               </w:rPr>
             </w:pPr>
           </w:p>
@@ -6076,7 +6294,6 @@
                 <w:rFonts w:cs="Arial"/>
                 <w:b/>
                 <w:szCs w:val="22"/>
-                <w:lang w:val="de-DE"/>
               </w:rPr>
             </w:pPr>
             <w:r>
@@ -6084,7 +6301,6 @@
                 <w:rFonts w:cs="Arial"/>
                 <w:b/>
                 <w:szCs w:val="22"/>
-                <w:lang w:val="de-DE"/>
               </w:rPr>
               <w:t xml:space="preserve">KW </w:t>
             </w:r>
@@ -6093,7 +6309,6 @@
                 <w:rFonts w:cs="Arial"/>
                 <w:b/>
                 <w:szCs w:val="22"/>
-                <w:lang w:val="de-DE"/>
               </w:rPr>
               <w:t>38</w:t>
             </w:r>
@@ -6111,14 +6326,12 @@
               <w:rPr>
                 <w:rFonts w:cs="Arial"/>
                 <w:b/>
-                <w:lang w:val="de-DE"/>
               </w:rPr>
             </w:pPr>
             <w:r>
               <w:rPr>
                 <w:rFonts w:cs="Arial"/>
                 <w:b/>
-                <w:lang w:val="de-DE"/>
               </w:rPr>
               <w:t>Stand der Arbeit:</w:t>
             </w:r>
@@ -6127,9 +6340,14 @@
             <w:pPr>
               <w:rPr>
                 <w:rFonts w:cs="Arial"/>
-                <w:lang w:val="de-DE"/>
-              </w:rPr>
-            </w:pPr>
+              </w:rPr>
+            </w:pPr>
+            <w:r>
+              <w:rPr>
+                <w:rFonts w:cs="Arial"/>
+              </w:rPr>
+              <w:t>Konzeptphase in Bearbeitung</w:t>
+            </w:r>
           </w:p>
         </w:tc>
       </w:tr>
@@ -6151,7 +6369,6 @@
                 <w:rFonts w:cs="Arial"/>
                 <w:b/>
                 <w:szCs w:val="22"/>
-                <w:lang w:val="de-DE"/>
               </w:rPr>
             </w:pPr>
           </w:p>
@@ -6169,14 +6386,12 @@
               <w:rPr>
                 <w:rFonts w:cs="Arial"/>
                 <w:b/>
-                <w:lang w:val="de-DE"/>
               </w:rPr>
             </w:pPr>
             <w:r>
               <w:rPr>
                 <w:rFonts w:cs="Arial"/>
                 <w:b/>
-                <w:lang w:val="de-DE"/>
               </w:rPr>
               <w:t>Das Wichtigste (Herausforderungen, Probleme und Fragen):</w:t>
             </w:r>
@@ -6185,9 +6400,14 @@
             <w:pPr>
               <w:rPr>
                 <w:rFonts w:cs="Arial"/>
-                <w:lang w:val="de-DE"/>
-              </w:rPr>
-            </w:pPr>
+              </w:rPr>
+            </w:pPr>
+            <w:r>
+              <w:rPr>
+                <w:rFonts w:cs="Arial"/>
+              </w:rPr>
+              <w:t>Struktur des Datenmodells noch unklar, mehrere Varianten diskutiert</w:t>
+            </w:r>
           </w:p>
         </w:tc>
       </w:tr>
@@ -6208,7 +6428,6 @@
                 <w:rFonts w:cs="Arial"/>
                 <w:b/>
                 <w:szCs w:val="22"/>
-                <w:lang w:val="de-DE"/>
               </w:rPr>
             </w:pPr>
           </w:p>
@@ -6225,14 +6444,12 @@
               <w:rPr>
                 <w:rFonts w:cs="Arial"/>
                 <w:b/>
-                <w:lang w:val="de-DE"/>
               </w:rPr>
             </w:pPr>
             <w:r>
               <w:rPr>
                 <w:rFonts w:cs="Arial"/>
                 <w:b/>
-                <w:lang w:val="de-DE"/>
               </w:rPr>
               <w:t>nächste Schritte:</w:t>
             </w:r>
@@ -6241,9 +6458,14 @@
             <w:pPr>
               <w:rPr>
                 <w:rFonts w:cs="Arial"/>
-                <w:lang w:val="de-DE"/>
-              </w:rPr>
-            </w:pPr>
+              </w:rPr>
+            </w:pPr>
+            <w:r>
+              <w:rPr>
+                <w:rFonts w:cs="Arial"/>
+              </w:rPr>
+              <w:t>Datenmodell finalisieren, Zuständigkeiten verteilen</w:t>
+            </w:r>
           </w:p>
         </w:tc>
       </w:tr>
@@ -6264,7 +6486,6 @@
                 <w:rFonts w:cs="Arial"/>
                 <w:b/>
                 <w:szCs w:val="22"/>
-                <w:lang w:val="de-DE"/>
               </w:rPr>
             </w:pPr>
             <w:r>
@@ -6272,7 +6493,6 @@
                 <w:rFonts w:cs="Arial"/>
                 <w:b/>
                 <w:szCs w:val="22"/>
-                <w:lang w:val="de-DE"/>
               </w:rPr>
               <w:t xml:space="preserve">KW </w:t>
             </w:r>
@@ -6281,7 +6501,6 @@
                 <w:rFonts w:cs="Arial"/>
                 <w:b/>
                 <w:szCs w:val="22"/>
-                <w:lang w:val="de-DE"/>
               </w:rPr>
               <w:t>39</w:t>
             </w:r>
@@ -6299,14 +6518,12 @@
               <w:rPr>
                 <w:rFonts w:cs="Arial"/>
                 <w:b/>
-                <w:lang w:val="de-DE"/>
               </w:rPr>
             </w:pPr>
             <w:r>
               <w:rPr>
                 <w:rFonts w:cs="Arial"/>
                 <w:b/>
-                <w:lang w:val="de-DE"/>
               </w:rPr>
               <w:t>Stand der Arbeit:</w:t>
             </w:r>
@@ -6315,9 +6532,14 @@
             <w:pPr>
               <w:rPr>
                 <w:rFonts w:cs="Arial"/>
-                <w:lang w:val="de-DE"/>
-              </w:rPr>
-            </w:pPr>
+              </w:rPr>
+            </w:pPr>
+            <w:r>
+              <w:rPr>
+                <w:rFonts w:cs="Arial"/>
+              </w:rPr>
+              <w:t>Konzeptphase abgeschlossen</w:t>
+            </w:r>
           </w:p>
         </w:tc>
       </w:tr>
@@ -6339,7 +6561,6 @@
                 <w:rFonts w:cs="Arial"/>
                 <w:b/>
                 <w:szCs w:val="22"/>
-                <w:lang w:val="de-DE"/>
               </w:rPr>
             </w:pPr>
           </w:p>
@@ -6357,14 +6578,12 @@
               <w:rPr>
                 <w:rFonts w:cs="Arial"/>
                 <w:b/>
-                <w:lang w:val="de-DE"/>
               </w:rPr>
             </w:pPr>
             <w:r>
               <w:rPr>
                 <w:rFonts w:cs="Arial"/>
                 <w:b/>
-                <w:lang w:val="de-DE"/>
               </w:rPr>
               <w:t>Das Wichtigste (Herausforderungen, Probleme und Fragen):</w:t>
             </w:r>
@@ -6373,9 +6592,14 @@
             <w:pPr>
               <w:rPr>
                 <w:rFonts w:cs="Arial"/>
-                <w:lang w:val="de-DE"/>
-              </w:rPr>
-            </w:pPr>
+              </w:rPr>
+            </w:pPr>
+            <w:r>
+              <w:rPr>
+                <w:rFonts w:cs="Arial"/>
+              </w:rPr>
+              <w:t>Spielabläufe (Lobby → Game → Explosionen) definiert</w:t>
+            </w:r>
           </w:p>
         </w:tc>
       </w:tr>
@@ -6396,7 +6620,6 @@
                 <w:rFonts w:cs="Arial"/>
                 <w:b/>
                 <w:szCs w:val="22"/>
-                <w:lang w:val="de-DE"/>
               </w:rPr>
             </w:pPr>
           </w:p>
@@ -6413,14 +6636,12 @@
               <w:rPr>
                 <w:rFonts w:cs="Arial"/>
                 <w:b/>
-                <w:lang w:val="de-DE"/>
               </w:rPr>
             </w:pPr>
             <w:r>
               <w:rPr>
                 <w:rFonts w:cs="Arial"/>
                 <w:b/>
-                <w:lang w:val="de-DE"/>
               </w:rPr>
               <w:t>nächste Schritte:</w:t>
             </w:r>
@@ -6429,9 +6650,20 @@
             <w:pPr>
               <w:rPr>
                 <w:rFonts w:cs="Arial"/>
-                <w:lang w:val="de-DE"/>
-              </w:rPr>
-            </w:pPr>
+              </w:rPr>
+            </w:pPr>
+            <w:r>
+              <w:rPr>
+                <w:rFonts w:cs="Arial"/>
+              </w:rPr>
+              <w:t>V</w:t>
+            </w:r>
+            <w:r>
+              <w:rPr>
+                <w:rFonts w:cs="Arial"/>
+              </w:rPr>
+              <w:t>orbereitung der Realisierungsphase (Planung KW 44–48)</w:t>
+            </w:r>
           </w:p>
         </w:tc>
       </w:tr>
@@ -7092,18 +7324,30 @@
     <w:p>
       <w:pPr>
         <w:pStyle w:val="Verzeichnis1"/>
+        <w:rPr>
+          <w:noProof w:val="0"/>
+        </w:rPr>
       </w:pPr>
     </w:p>
     <w:p>
       <w:pPr>
         <w:pStyle w:val="Verzeichnis1"/>
+        <w:rPr>
+          <w:noProof w:val="0"/>
+        </w:rPr>
       </w:pPr>
     </w:p>
     <w:p>
       <w:pPr>
         <w:pStyle w:val="Verzeichnis1"/>
+        <w:rPr>
+          <w:noProof w:val="0"/>
+        </w:rPr>
       </w:pPr>
       <w:r>
+        <w:rPr>
+          <w:noProof w:val="0"/>
+        </w:rPr>
         <w:t>Gesamtbeurteilung:</w:t>
       </w:r>
     </w:p>
@@ -7182,17 +7426,17 @@
               <w:rPr>
                 <w:b/>
                 <w:bCs/>
-              </w:rPr>
-            </w:pPr>
-            <w:proofErr w:type="spellStart"/>
+                <w:lang w:val="de-CH"/>
+              </w:rPr>
+            </w:pPr>
             <w:r>
               <w:rPr>
                 <w:b/>
                 <w:bCs/>
+                <w:lang w:val="de-CH"/>
               </w:rPr>
               <w:t>Ergebnisse</w:t>
             </w:r>
-            <w:proofErr w:type="spellEnd"/>
           </w:p>
         </w:tc>
         <w:tc>
@@ -7206,12 +7450,14 @@
               <w:rPr>
                 <w:b/>
                 <w:bCs/>
+                <w:lang w:val="de-CH"/>
               </w:rPr>
             </w:pPr>
             <w:r>
               <w:rPr>
                 <w:b/>
                 <w:bCs/>
+                <w:lang w:val="de-CH"/>
               </w:rPr>
               <w:t>Stand</w:t>
             </w:r>
@@ -7228,12 +7474,14 @@
               <w:rPr>
                 <w:b/>
                 <w:bCs/>
+                <w:lang w:val="de-CH"/>
               </w:rPr>
             </w:pPr>
             <w:r>
               <w:rPr>
                 <w:b/>
                 <w:bCs/>
+                <w:lang w:val="de-CH"/>
               </w:rPr>
               <w:t>Status</w:t>
             </w:r>
@@ -7250,17 +7498,17 @@
               <w:rPr>
                 <w:b/>
                 <w:bCs/>
-              </w:rPr>
-            </w:pPr>
-            <w:proofErr w:type="spellStart"/>
+                <w:lang w:val="de-CH"/>
+              </w:rPr>
+            </w:pPr>
             <w:r>
               <w:rPr>
                 <w:b/>
                 <w:bCs/>
+                <w:lang w:val="de-CH"/>
               </w:rPr>
               <w:t>Bemerkungen</w:t>
             </w:r>
-            <w:proofErr w:type="spellEnd"/>
           </w:p>
         </w:tc>
       </w:tr>
@@ -7273,12 +7521,16 @@
           <w:p>
             <w:pPr>
               <w:pStyle w:val="TextCDB"/>
-            </w:pPr>
-            <w:proofErr w:type="spellStart"/>
-            <w:r>
+              <w:rPr>
+                <w:lang w:val="de-CH"/>
+              </w:rPr>
+            </w:pPr>
+            <w:r>
+              <w:rPr>
+                <w:lang w:val="de-CH"/>
+              </w:rPr>
               <w:t>Initialisierungsantrag</w:t>
             </w:r>
-            <w:proofErr w:type="spellEnd"/>
           </w:p>
         </w:tc>
         <w:tc>
@@ -7289,12 +7541,16 @@
           <w:p>
             <w:pPr>
               <w:pStyle w:val="TextCDB"/>
-            </w:pPr>
-            <w:proofErr w:type="spellStart"/>
-            <w:r>
+              <w:rPr>
+                <w:lang w:val="de-CH"/>
+              </w:rPr>
+            </w:pPr>
+            <w:r>
+              <w:rPr>
+                <w:lang w:val="de-CH"/>
+              </w:rPr>
               <w:t>abgeschlossen</w:t>
             </w:r>
-            <w:proofErr w:type="spellEnd"/>
           </w:p>
         </w:tc>
         <w:tc>
@@ -7305,12 +7561,16 @@
           <w:p>
             <w:pPr>
               <w:pStyle w:val="TextCDB"/>
-            </w:pPr>
-            <w:proofErr w:type="spellStart"/>
-            <w:r>
+              <w:rPr>
+                <w:lang w:val="de-CH"/>
+              </w:rPr>
+            </w:pPr>
+            <w:r>
+              <w:rPr>
+                <w:lang w:val="de-CH"/>
+              </w:rPr>
               <w:t>freigegeben</w:t>
             </w:r>
-            <w:proofErr w:type="spellEnd"/>
           </w:p>
         </w:tc>
         <w:tc>
@@ -7321,8 +7581,14 @@
           <w:p>
             <w:pPr>
               <w:pStyle w:val="TextCDB"/>
-            </w:pPr>
-            <w:r>
+              <w:rPr>
+                <w:lang w:val="de-CH"/>
+              </w:rPr>
+            </w:pPr>
+            <w:r>
+              <w:rPr>
+                <w:lang w:val="de-CH"/>
+              </w:rPr>
               <w:t>–</w:t>
             </w:r>
           </w:p>
@@ -7337,8 +7603,14 @@
           <w:p>
             <w:pPr>
               <w:pStyle w:val="TextCDB"/>
-            </w:pPr>
-            <w:r>
+              <w:rPr>
+                <w:lang w:val="de-CH"/>
+              </w:rPr>
+            </w:pPr>
+            <w:r>
+              <w:rPr>
+                <w:lang w:val="de-CH"/>
+              </w:rPr>
               <w:t>Studie</w:t>
             </w:r>
           </w:p>
@@ -7351,12 +7623,16 @@
           <w:p>
             <w:pPr>
               <w:pStyle w:val="TextCDB"/>
-            </w:pPr>
-            <w:proofErr w:type="spellStart"/>
-            <w:r>
+              <w:rPr>
+                <w:lang w:val="de-CH"/>
+              </w:rPr>
+            </w:pPr>
+            <w:r>
+              <w:rPr>
+                <w:lang w:val="de-CH"/>
+              </w:rPr>
               <w:t>abgeschlossen</w:t>
             </w:r>
-            <w:proofErr w:type="spellEnd"/>
           </w:p>
         </w:tc>
         <w:tc>
@@ -7367,12 +7643,16 @@
           <w:p>
             <w:pPr>
               <w:pStyle w:val="TextCDB"/>
-            </w:pPr>
-            <w:proofErr w:type="spellStart"/>
-            <w:r>
+              <w:rPr>
+                <w:lang w:val="de-CH"/>
+              </w:rPr>
+            </w:pPr>
+            <w:r>
+              <w:rPr>
+                <w:lang w:val="de-CH"/>
+              </w:rPr>
               <w:t>Freigegeben</w:t>
             </w:r>
-            <w:proofErr w:type="spellEnd"/>
           </w:p>
         </w:tc>
         <w:tc>
@@ -7383,8 +7663,14 @@
           <w:p>
             <w:pPr>
               <w:pStyle w:val="TextCDB"/>
-            </w:pPr>
-            <w:r>
+              <w:rPr>
+                <w:lang w:val="de-CH"/>
+              </w:rPr>
+            </w:pPr>
+            <w:r>
+              <w:rPr>
+                <w:lang w:val="de-CH"/>
+              </w:rPr>
               <w:t>–</w:t>
             </w:r>
           </w:p>
@@ -7399,14 +7685,15 @@
           <w:p>
             <w:pPr>
               <w:pStyle w:val="TextCDB"/>
-            </w:pPr>
-            <w:proofErr w:type="spellStart"/>
-            <w:r>
-              <w:t>Projektplan</w:t>
-            </w:r>
-            <w:proofErr w:type="spellEnd"/>
-            <w:r>
-              <w:t xml:space="preserve"> v1.0</w:t>
+              <w:rPr>
+                <w:lang w:val="de-CH"/>
+              </w:rPr>
+            </w:pPr>
+            <w:r>
+              <w:rPr>
+                <w:lang w:val="de-CH"/>
+              </w:rPr>
+              <w:t>Projektplan v1.0</w:t>
             </w:r>
           </w:p>
         </w:tc>
@@ -7418,12 +7705,16 @@
           <w:p>
             <w:pPr>
               <w:pStyle w:val="TextCDB"/>
-            </w:pPr>
-            <w:proofErr w:type="spellStart"/>
-            <w:r>
+              <w:rPr>
+                <w:lang w:val="de-CH"/>
+              </w:rPr>
+            </w:pPr>
+            <w:r>
+              <w:rPr>
+                <w:lang w:val="de-CH"/>
+              </w:rPr>
               <w:t>Abgeschlossen</w:t>
             </w:r>
-            <w:proofErr w:type="spellEnd"/>
           </w:p>
         </w:tc>
         <w:tc>
@@ -7434,12 +7725,16 @@
           <w:p>
             <w:pPr>
               <w:pStyle w:val="TextCDB"/>
-            </w:pPr>
-            <w:proofErr w:type="spellStart"/>
-            <w:r>
+              <w:rPr>
+                <w:lang w:val="de-CH"/>
+              </w:rPr>
+            </w:pPr>
+            <w:r>
+              <w:rPr>
+                <w:lang w:val="de-CH"/>
+              </w:rPr>
               <w:t>Freigegeben</w:t>
             </w:r>
-            <w:proofErr w:type="spellEnd"/>
           </w:p>
         </w:tc>
         <w:tc>
@@ -7450,6 +7745,9 @@
           <w:p>
             <w:pPr>
               <w:pStyle w:val="TextCDB"/>
+              <w:rPr>
+                <w:lang w:val="de-CH"/>
+              </w:rPr>
             </w:pPr>
           </w:p>
         </w:tc>
@@ -7463,12 +7761,16 @@
           <w:p>
             <w:pPr>
               <w:pStyle w:val="TextCDB"/>
-            </w:pPr>
-            <w:proofErr w:type="spellStart"/>
-            <w:r>
+              <w:rPr>
+                <w:lang w:val="de-CH"/>
+              </w:rPr>
+            </w:pPr>
+            <w:r>
+              <w:rPr>
+                <w:lang w:val="de-CH"/>
+              </w:rPr>
               <w:t>Konzeptbericht</w:t>
             </w:r>
-            <w:proofErr w:type="spellEnd"/>
           </w:p>
         </w:tc>
         <w:tc>
@@ -7479,12 +7781,16 @@
           <w:p>
             <w:pPr>
               <w:pStyle w:val="TextCDB"/>
-            </w:pPr>
-            <w:proofErr w:type="spellStart"/>
-            <w:r>
+              <w:rPr>
+                <w:lang w:val="de-CH"/>
+              </w:rPr>
+            </w:pPr>
+            <w:r>
+              <w:rPr>
+                <w:lang w:val="de-CH"/>
+              </w:rPr>
               <w:t>Abgeschlossen</w:t>
             </w:r>
-            <w:proofErr w:type="spellEnd"/>
           </w:p>
         </w:tc>
         <w:tc>
@@ -7495,15 +7801,16 @@
           <w:p>
             <w:pPr>
               <w:pStyle w:val="TextCDB"/>
-            </w:pPr>
-            <w:r>
-              <w:t xml:space="preserve">In </w:t>
-            </w:r>
-            <w:proofErr w:type="spellStart"/>
-            <w:r>
-              <w:t>Prüfung</w:t>
-            </w:r>
-            <w:proofErr w:type="spellEnd"/>
+              <w:rPr>
+                <w:lang w:val="de-CH"/>
+              </w:rPr>
+            </w:pPr>
+            <w:r>
+              <w:rPr>
+                <w:lang w:val="de-CH"/>
+              </w:rPr>
+              <w:t>In Prüfung</w:t>
+            </w:r>
           </w:p>
         </w:tc>
         <w:tc>
@@ -7514,8 +7821,14 @@
           <w:p>
             <w:pPr>
               <w:pStyle w:val="TextCDB"/>
-            </w:pPr>
-            <w:r>
+              <w:rPr>
+                <w:lang w:val="de-CH"/>
+              </w:rPr>
+            </w:pPr>
+            <w:r>
+              <w:rPr>
+                <w:lang w:val="de-CH"/>
+              </w:rPr>
               <w:t>–</w:t>
             </w:r>
           </w:p>
@@ -7530,14 +7843,15 @@
           <w:p>
             <w:pPr>
               <w:pStyle w:val="TextCDB"/>
-            </w:pPr>
-            <w:proofErr w:type="spellStart"/>
-            <w:r>
-              <w:t>Projektplan</w:t>
-            </w:r>
-            <w:proofErr w:type="spellEnd"/>
-            <w:r>
-              <w:t xml:space="preserve"> v2.0</w:t>
+              <w:rPr>
+                <w:lang w:val="de-CH"/>
+              </w:rPr>
+            </w:pPr>
+            <w:r>
+              <w:rPr>
+                <w:lang w:val="de-CH"/>
+              </w:rPr>
+              <w:t>Projektplan v2.0</w:t>
             </w:r>
           </w:p>
         </w:tc>
@@ -7552,12 +7866,16 @@
               <w:tabs>
                 <w:tab w:val="center" w:pos="746"/>
               </w:tabs>
-            </w:pPr>
-            <w:proofErr w:type="spellStart"/>
-            <w:r>
+              <w:rPr>
+                <w:lang w:val="de-CH"/>
+              </w:rPr>
+            </w:pPr>
+            <w:r>
+              <w:rPr>
+                <w:lang w:val="de-CH"/>
+              </w:rPr>
               <w:t>Abgeschlossen</w:t>
             </w:r>
-            <w:proofErr w:type="spellEnd"/>
           </w:p>
         </w:tc>
         <w:tc>
@@ -7568,15 +7886,16 @@
           <w:p>
             <w:pPr>
               <w:pStyle w:val="TextCDB"/>
-            </w:pPr>
-            <w:r>
-              <w:t xml:space="preserve">In </w:t>
-            </w:r>
-            <w:proofErr w:type="spellStart"/>
-            <w:r>
-              <w:t>Prüfung</w:t>
-            </w:r>
-            <w:proofErr w:type="spellEnd"/>
+              <w:rPr>
+                <w:lang w:val="de-CH"/>
+              </w:rPr>
+            </w:pPr>
+            <w:r>
+              <w:rPr>
+                <w:lang w:val="de-CH"/>
+              </w:rPr>
+              <w:t>In Prüfung</w:t>
+            </w:r>
           </w:p>
         </w:tc>
         <w:tc>
@@ -7587,8 +7906,14 @@
           <w:p>
             <w:pPr>
               <w:pStyle w:val="TextCDB"/>
-            </w:pPr>
-            <w:r>
+              <w:rPr>
+                <w:lang w:val="de-CH"/>
+              </w:rPr>
+            </w:pPr>
+            <w:r>
+              <w:rPr>
+                <w:lang w:val="de-CH"/>
+              </w:rPr>
               <w:t>-</w:t>
             </w:r>
           </w:p>
@@ -7603,12 +7928,16 @@
           <w:p>
             <w:pPr>
               <w:pStyle w:val="TextCDB"/>
-            </w:pPr>
-            <w:proofErr w:type="spellStart"/>
-            <w:r>
+              <w:rPr>
+                <w:lang w:val="de-CH"/>
+              </w:rPr>
+            </w:pPr>
+            <w:r>
+              <w:rPr>
+                <w:lang w:val="de-CH"/>
+              </w:rPr>
               <w:t>Realisierungsbericht</w:t>
             </w:r>
-            <w:proofErr w:type="spellEnd"/>
           </w:p>
         </w:tc>
         <w:tc>
@@ -7619,9 +7948,15 @@
           <w:p>
             <w:pPr>
               <w:pStyle w:val="TextCDB"/>
-            </w:pPr>
-            <w:r>
-              <w:t>-</w:t>
+              <w:rPr>
+                <w:lang w:val="de-CH"/>
+              </w:rPr>
+            </w:pPr>
+            <w:r>
+              <w:rPr>
+                <w:lang w:val="de-CH"/>
+              </w:rPr>
+              <w:t>Abgeschlossen</w:t>
             </w:r>
           </w:p>
         </w:tc>
@@ -7633,9 +7968,15 @@
           <w:p>
             <w:pPr>
               <w:pStyle w:val="TextCDB"/>
-            </w:pPr>
-            <w:r>
-              <w:t>–</w:t>
+              <w:rPr>
+                <w:lang w:val="de-CH"/>
+              </w:rPr>
+            </w:pPr>
+            <w:r>
+              <w:rPr>
+                <w:lang w:val="de-CH"/>
+              </w:rPr>
+              <w:t>In Prüfung</w:t>
             </w:r>
           </w:p>
         </w:tc>
@@ -7647,8 +7988,14 @@
           <w:p>
             <w:pPr>
               <w:pStyle w:val="TextCDB"/>
-            </w:pPr>
-            <w:r>
+              <w:rPr>
+                <w:lang w:val="de-CH"/>
+              </w:rPr>
+            </w:pPr>
+            <w:r>
+              <w:rPr>
+                <w:lang w:val="de-CH"/>
+              </w:rPr>
               <w:t>–</w:t>
             </w:r>
           </w:p>
@@ -7663,14 +8010,15 @@
           <w:p>
             <w:pPr>
               <w:pStyle w:val="TextCDB"/>
-            </w:pPr>
-            <w:proofErr w:type="spellStart"/>
-            <w:r>
-              <w:t>Projektplan</w:t>
-            </w:r>
-            <w:proofErr w:type="spellEnd"/>
-            <w:r>
-              <w:t xml:space="preserve"> v3.0</w:t>
+              <w:rPr>
+                <w:lang w:val="de-CH"/>
+              </w:rPr>
+            </w:pPr>
+            <w:r>
+              <w:rPr>
+                <w:lang w:val="de-CH"/>
+              </w:rPr>
+              <w:t>Projektplan v3.0</w:t>
             </w:r>
           </w:p>
         </w:tc>
@@ -7682,9 +8030,15 @@
           <w:p>
             <w:pPr>
               <w:pStyle w:val="TextCDB"/>
-            </w:pPr>
-            <w:r>
-              <w:t>-</w:t>
+              <w:rPr>
+                <w:lang w:val="de-CH"/>
+              </w:rPr>
+            </w:pPr>
+            <w:r>
+              <w:rPr>
+                <w:lang w:val="de-CH"/>
+              </w:rPr>
+              <w:t>Abgeschlossen</w:t>
             </w:r>
           </w:p>
         </w:tc>
@@ -7696,9 +8050,27 @@
           <w:p>
             <w:pPr>
               <w:pStyle w:val="TextCDB"/>
-            </w:pPr>
-            <w:r>
-              <w:t>–</w:t>
+              <w:rPr>
+                <w:lang w:val="de-CH"/>
+              </w:rPr>
+            </w:pPr>
+            <w:r>
+              <w:rPr>
+                <w:lang w:val="de-CH"/>
+              </w:rPr>
+              <w:t xml:space="preserve">In </w:t>
+            </w:r>
+            <w:r>
+              <w:rPr>
+                <w:lang w:val="de-CH"/>
+              </w:rPr>
+              <w:t>P</w:t>
+            </w:r>
+            <w:r>
+              <w:rPr>
+                <w:lang w:val="de-CH"/>
+              </w:rPr>
+              <w:t>rüfung</w:t>
             </w:r>
           </w:p>
         </w:tc>
@@ -7710,8 +8082,14 @@
           <w:p>
             <w:pPr>
               <w:pStyle w:val="TextCDB"/>
-            </w:pPr>
-            <w:r>
+              <w:rPr>
+                <w:lang w:val="de-CH"/>
+              </w:rPr>
+            </w:pPr>
+            <w:r>
+              <w:rPr>
+                <w:lang w:val="de-CH"/>
+              </w:rPr>
               <w:t>-</w:t>
             </w:r>
           </w:p>
@@ -7726,8 +8104,14 @@
           <w:p>
             <w:pPr>
               <w:pStyle w:val="TextCDB"/>
-            </w:pPr>
-            <w:r>
+              <w:rPr>
+                <w:lang w:val="de-CH"/>
+              </w:rPr>
+            </w:pPr>
+            <w:r>
+              <w:rPr>
+                <w:lang w:val="de-CH"/>
+              </w:rPr>
               <w:t>Software: Bomb.io Code</w:t>
             </w:r>
           </w:p>
@@ -7740,9 +8124,15 @@
           <w:p>
             <w:pPr>
               <w:pStyle w:val="TextCDB"/>
-            </w:pPr>
-            <w:r>
-              <w:t>-</w:t>
+              <w:rPr>
+                <w:lang w:val="de-CH"/>
+              </w:rPr>
+            </w:pPr>
+            <w:r>
+              <w:rPr>
+                <w:lang w:val="de-CH"/>
+              </w:rPr>
+              <w:t>Abgeschlossen</w:t>
             </w:r>
           </w:p>
         </w:tc>
@@ -7754,9 +8144,15 @@
           <w:p>
             <w:pPr>
               <w:pStyle w:val="TextCDB"/>
-            </w:pPr>
-            <w:r>
-              <w:t>-</w:t>
+              <w:rPr>
+                <w:lang w:val="de-CH"/>
+              </w:rPr>
+            </w:pPr>
+            <w:r>
+              <w:rPr>
+                <w:lang w:val="de-CH"/>
+              </w:rPr>
+              <w:t>In Prüfung</w:t>
             </w:r>
           </w:p>
         </w:tc>
@@ -7768,8 +8164,14 @@
           <w:p>
             <w:pPr>
               <w:pStyle w:val="TextCDB"/>
-            </w:pPr>
-            <w:r>
+              <w:rPr>
+                <w:lang w:val="de-CH"/>
+              </w:rPr>
+            </w:pPr>
+            <w:r>
+              <w:rPr>
+                <w:lang w:val="de-CH"/>
+              </w:rPr>
               <w:t>-</w:t>
             </w:r>
           </w:p>
@@ -7784,12 +8186,16 @@
           <w:p>
             <w:pPr>
               <w:pStyle w:val="TextCDB"/>
-            </w:pPr>
-            <w:proofErr w:type="spellStart"/>
-            <w:r>
+              <w:rPr>
+                <w:lang w:val="de-CH"/>
+              </w:rPr>
+            </w:pPr>
+            <w:r>
+              <w:rPr>
+                <w:lang w:val="de-CH"/>
+              </w:rPr>
               <w:t>Einführungsbericht</w:t>
             </w:r>
-            <w:proofErr w:type="spellEnd"/>
           </w:p>
         </w:tc>
         <w:tc>
@@ -7800,8 +8206,14 @@
           <w:p>
             <w:pPr>
               <w:pStyle w:val="TextCDB"/>
-            </w:pPr>
-            <w:r>
+              <w:rPr>
+                <w:lang w:val="de-CH"/>
+              </w:rPr>
+            </w:pPr>
+            <w:r>
+              <w:rPr>
+                <w:lang w:val="de-CH"/>
+              </w:rPr>
               <w:t>-</w:t>
             </w:r>
           </w:p>
@@ -7814,8 +8226,14 @@
           <w:p>
             <w:pPr>
               <w:pStyle w:val="TextCDB"/>
-            </w:pPr>
-            <w:r>
+              <w:rPr>
+                <w:lang w:val="de-CH"/>
+              </w:rPr>
+            </w:pPr>
+            <w:r>
+              <w:rPr>
+                <w:lang w:val="de-CH"/>
+              </w:rPr>
               <w:t>–</w:t>
             </w:r>
           </w:p>
@@ -7828,8 +8246,14 @@
           <w:p>
             <w:pPr>
               <w:pStyle w:val="TextCDB"/>
-            </w:pPr>
-            <w:r>
+              <w:rPr>
+                <w:lang w:val="de-CH"/>
+              </w:rPr>
+            </w:pPr>
+            <w:r>
+              <w:rPr>
+                <w:lang w:val="de-CH"/>
+              </w:rPr>
               <w:t>–</w:t>
             </w:r>
           </w:p>
@@ -7844,12 +8268,16 @@
           <w:p>
             <w:pPr>
               <w:pStyle w:val="TextCDB"/>
-            </w:pPr>
-            <w:proofErr w:type="spellStart"/>
-            <w:r>
+              <w:rPr>
+                <w:lang w:val="de-CH"/>
+              </w:rPr>
+            </w:pPr>
+            <w:r>
+              <w:rPr>
+                <w:lang w:val="de-CH"/>
+              </w:rPr>
               <w:t>Schlussbericht</w:t>
             </w:r>
-            <w:proofErr w:type="spellEnd"/>
           </w:p>
         </w:tc>
         <w:tc>
@@ -7860,8 +8288,14 @@
           <w:p>
             <w:pPr>
               <w:pStyle w:val="TextCDB"/>
-            </w:pPr>
-            <w:r>
+              <w:rPr>
+                <w:lang w:val="de-CH"/>
+              </w:rPr>
+            </w:pPr>
+            <w:r>
+              <w:rPr>
+                <w:lang w:val="de-CH"/>
+              </w:rPr>
               <w:t>-</w:t>
             </w:r>
           </w:p>
@@ -7874,8 +8308,14 @@
           <w:p>
             <w:pPr>
               <w:pStyle w:val="TextCDB"/>
-            </w:pPr>
-            <w:r>
+              <w:rPr>
+                <w:lang w:val="de-CH"/>
+              </w:rPr>
+            </w:pPr>
+            <w:r>
+              <w:rPr>
+                <w:lang w:val="de-CH"/>
+              </w:rPr>
               <w:t>–</w:t>
             </w:r>
           </w:p>
@@ -7888,8 +8328,14 @@
           <w:p>
             <w:pPr>
               <w:pStyle w:val="TextCDB"/>
-            </w:pPr>
-            <w:r>
+              <w:rPr>
+                <w:lang w:val="de-CH"/>
+              </w:rPr>
+            </w:pPr>
+            <w:r>
+              <w:rPr>
+                <w:lang w:val="de-CH"/>
+              </w:rPr>
               <w:t>–</w:t>
             </w:r>
           </w:p>
@@ -7956,12 +8402,12 @@
       </w:tblPr>
       <w:tblGrid>
         <w:gridCol w:w="522"/>
-        <w:gridCol w:w="2607"/>
-        <w:gridCol w:w="2132"/>
+        <w:gridCol w:w="2477"/>
+        <w:gridCol w:w="1832"/>
         <w:gridCol w:w="375"/>
         <w:gridCol w:w="571"/>
         <w:gridCol w:w="510"/>
-        <w:gridCol w:w="2344"/>
+        <w:gridCol w:w="2774"/>
       </w:tblGrid>
       <w:tr>
         <w:tc>
@@ -7976,12 +8422,14 @@
               <w:rPr>
                 <w:b/>
                 <w:bCs/>
+                <w:lang w:val="de-CH"/>
               </w:rPr>
             </w:pPr>
             <w:r>
               <w:rPr>
                 <w:b/>
                 <w:bCs/>
+                <w:lang w:val="de-CH"/>
               </w:rPr>
               <w:t>Nr.</w:t>
             </w:r>
@@ -7999,33 +8447,17 @@
               <w:rPr>
                 <w:b/>
                 <w:bCs/>
-              </w:rPr>
-            </w:pPr>
-            <w:proofErr w:type="spellStart"/>
+                <w:lang w:val="de-CH"/>
+              </w:rPr>
+            </w:pPr>
             <w:r>
               <w:rPr>
                 <w:b/>
                 <w:bCs/>
-              </w:rPr>
-              <w:t>Beschreibung</w:t>
-            </w:r>
-            <w:proofErr w:type="spellEnd"/>
-            <w:r>
-              <w:rPr>
-                <w:b/>
-                <w:bCs/>
-              </w:rPr>
-              <w:t xml:space="preserve"> des </w:t>
-            </w:r>
-            <w:proofErr w:type="spellStart"/>
-            <w:r>
-              <w:rPr>
-                <w:b/>
-                <w:bCs/>
-              </w:rPr>
-              <w:t>Risikos</w:t>
-            </w:r>
-            <w:proofErr w:type="spellEnd"/>
+                <w:lang w:val="de-CH"/>
+              </w:rPr>
+              <w:t>Beschreibung des Risikos</w:t>
+            </w:r>
           </w:p>
         </w:tc>
         <w:tc>
@@ -8040,17 +8472,17 @@
               <w:rPr>
                 <w:b/>
                 <w:bCs/>
-              </w:rPr>
-            </w:pPr>
-            <w:proofErr w:type="spellStart"/>
+                <w:lang w:val="de-CH"/>
+              </w:rPr>
+            </w:pPr>
             <w:r>
               <w:rPr>
                 <w:b/>
                 <w:bCs/>
+                <w:lang w:val="de-CH"/>
               </w:rPr>
               <w:t>Auswirkungen</w:t>
             </w:r>
-            <w:proofErr w:type="spellEnd"/>
           </w:p>
         </w:tc>
         <w:tc>
@@ -8065,12 +8497,14 @@
               <w:rPr>
                 <w:b/>
                 <w:bCs/>
+                <w:lang w:val="de-CH"/>
               </w:rPr>
             </w:pPr>
             <w:r>
               <w:rPr>
                 <w:b/>
                 <w:bCs/>
+                <w:lang w:val="de-CH"/>
               </w:rPr>
               <w:t>A</w:t>
             </w:r>
@@ -8088,12 +8522,14 @@
               <w:rPr>
                 <w:b/>
                 <w:bCs/>
+                <w:lang w:val="de-CH"/>
               </w:rPr>
             </w:pPr>
             <w:r>
               <w:rPr>
                 <w:b/>
                 <w:bCs/>
+                <w:lang w:val="de-CH"/>
               </w:rPr>
               <w:t>EW</w:t>
             </w:r>
@@ -8111,12 +8547,14 @@
               <w:rPr>
                 <w:b/>
                 <w:bCs/>
+                <w:lang w:val="de-CH"/>
               </w:rPr>
             </w:pPr>
             <w:r>
               <w:rPr>
                 <w:b/>
                 <w:bCs/>
+                <w:lang w:val="de-CH"/>
               </w:rPr>
               <w:t>RZ</w:t>
             </w:r>
@@ -8134,17 +8572,17 @@
               <w:rPr>
                 <w:b/>
                 <w:bCs/>
-              </w:rPr>
-            </w:pPr>
-            <w:proofErr w:type="spellStart"/>
+                <w:lang w:val="de-CH"/>
+              </w:rPr>
+            </w:pPr>
             <w:r>
               <w:rPr>
                 <w:b/>
                 <w:bCs/>
+                <w:lang w:val="de-CH"/>
               </w:rPr>
               <w:t>Massnahme</w:t>
             </w:r>
-            <w:proofErr w:type="spellEnd"/>
           </w:p>
         </w:tc>
       </w:tr>
@@ -8157,8 +8595,14 @@
           <w:p>
             <w:pPr>
               <w:pStyle w:val="TextCDB"/>
-            </w:pPr>
-            <w:r>
+              <w:rPr>
+                <w:lang w:val="de-CH"/>
+              </w:rPr>
+            </w:pPr>
+            <w:r>
+              <w:rPr>
+                <w:lang w:val="de-CH"/>
+              </w:rPr>
               <w:t>1</w:t>
             </w:r>
           </w:p>
@@ -8211,8 +8655,14 @@
           <w:p>
             <w:pPr>
               <w:pStyle w:val="TextCDB"/>
-            </w:pPr>
-            <w:r>
+              <w:rPr>
+                <w:lang w:val="de-CH"/>
+              </w:rPr>
+            </w:pPr>
+            <w:r>
+              <w:rPr>
+                <w:lang w:val="de-CH"/>
+              </w:rPr>
               <w:t>3</w:t>
             </w:r>
           </w:p>
@@ -8225,8 +8675,14 @@
           <w:p>
             <w:pPr>
               <w:pStyle w:val="TextCDB"/>
-            </w:pPr>
-            <w:r>
+              <w:rPr>
+                <w:lang w:val="de-CH"/>
+              </w:rPr>
+            </w:pPr>
+            <w:r>
+              <w:rPr>
+                <w:lang w:val="de-CH"/>
+              </w:rPr>
               <w:t>3</w:t>
             </w:r>
           </w:p>
@@ -8239,8 +8695,14 @@
           <w:p>
             <w:pPr>
               <w:pStyle w:val="TextCDB"/>
-            </w:pPr>
-            <w:r>
+              <w:rPr>
+                <w:lang w:val="de-CH"/>
+              </w:rPr>
+            </w:pPr>
+            <w:r>
+              <w:rPr>
+                <w:lang w:val="de-CH"/>
+              </w:rPr>
               <w:t>9</w:t>
             </w:r>
           </w:p>
@@ -8275,8 +8737,14 @@
           <w:p>
             <w:pPr>
               <w:pStyle w:val="TextCDB"/>
-            </w:pPr>
-            <w:r>
+              <w:rPr>
+                <w:lang w:val="de-CH"/>
+              </w:rPr>
+            </w:pPr>
+            <w:r>
+              <w:rPr>
+                <w:lang w:val="de-CH"/>
+              </w:rPr>
               <w:t>2</w:t>
             </w:r>
           </w:p>
@@ -8329,8 +8797,14 @@
           <w:p>
             <w:pPr>
               <w:pStyle w:val="TextCDB"/>
-            </w:pPr>
-            <w:r>
+              <w:rPr>
+                <w:lang w:val="de-CH"/>
+              </w:rPr>
+            </w:pPr>
+            <w:r>
+              <w:rPr>
+                <w:lang w:val="de-CH"/>
+              </w:rPr>
               <w:t>3</w:t>
             </w:r>
           </w:p>
@@ -8343,8 +8817,14 @@
           <w:p>
             <w:pPr>
               <w:pStyle w:val="TextCDB"/>
-            </w:pPr>
-            <w:r>
+              <w:rPr>
+                <w:lang w:val="de-CH"/>
+              </w:rPr>
+            </w:pPr>
+            <w:r>
+              <w:rPr>
+                <w:lang w:val="de-CH"/>
+              </w:rPr>
               <w:t>2</w:t>
             </w:r>
           </w:p>
@@ -8357,8 +8837,14 @@
           <w:p>
             <w:pPr>
               <w:pStyle w:val="TextCDB"/>
-            </w:pPr>
-            <w:r>
+              <w:rPr>
+                <w:lang w:val="de-CH"/>
+              </w:rPr>
+            </w:pPr>
+            <w:r>
+              <w:rPr>
+                <w:lang w:val="de-CH"/>
+              </w:rPr>
               <w:t>6</w:t>
             </w:r>
           </w:p>
@@ -8393,8 +8879,14 @@
           <w:p>
             <w:pPr>
               <w:pStyle w:val="TextCDB"/>
-            </w:pPr>
-            <w:r>
+              <w:rPr>
+                <w:lang w:val="de-CH"/>
+              </w:rPr>
+            </w:pPr>
+            <w:r>
+              <w:rPr>
+                <w:lang w:val="de-CH"/>
+              </w:rPr>
               <w:t>3</w:t>
             </w:r>
           </w:p>
@@ -8447,8 +8939,14 @@
           <w:p>
             <w:pPr>
               <w:pStyle w:val="TextCDB"/>
-            </w:pPr>
-            <w:r>
+              <w:rPr>
+                <w:lang w:val="de-CH"/>
+              </w:rPr>
+            </w:pPr>
+            <w:r>
+              <w:rPr>
+                <w:lang w:val="de-CH"/>
+              </w:rPr>
               <w:t>2</w:t>
             </w:r>
           </w:p>
@@ -8461,8 +8959,14 @@
           <w:p>
             <w:pPr>
               <w:pStyle w:val="TextCDB"/>
-            </w:pPr>
-            <w:r>
+              <w:rPr>
+                <w:lang w:val="de-CH"/>
+              </w:rPr>
+            </w:pPr>
+            <w:r>
+              <w:rPr>
+                <w:lang w:val="de-CH"/>
+              </w:rPr>
               <w:t>3</w:t>
             </w:r>
           </w:p>
@@ -8475,8 +8979,14 @@
           <w:p>
             <w:pPr>
               <w:pStyle w:val="TextCDB"/>
-            </w:pPr>
-            <w:r>
+              <w:rPr>
+                <w:lang w:val="de-CH"/>
+              </w:rPr>
+            </w:pPr>
+            <w:r>
+              <w:rPr>
+                <w:lang w:val="de-CH"/>
+              </w:rPr>
               <w:t>6</w:t>
             </w:r>
           </w:p>
@@ -8511,8 +9021,14 @@
           <w:p>
             <w:pPr>
               <w:pStyle w:val="TextCDB"/>
-            </w:pPr>
-            <w:r>
+              <w:rPr>
+                <w:lang w:val="de-CH"/>
+              </w:rPr>
+            </w:pPr>
+            <w:r>
+              <w:rPr>
+                <w:lang w:val="de-CH"/>
+              </w:rPr>
               <w:t>4</w:t>
             </w:r>
           </w:p>
@@ -8525,25 +9041,15 @@
           <w:p>
             <w:pPr>
               <w:pStyle w:val="TextCDB"/>
-            </w:pPr>
-            <w:r>
-              <w:t xml:space="preserve">Schlechte </w:t>
-            </w:r>
-            <w:proofErr w:type="spellStart"/>
-            <w:r>
-              <w:t>Kommunikation</w:t>
-            </w:r>
-            <w:proofErr w:type="spellEnd"/>
-            <w:r>
-              <w:t xml:space="preserve"> </w:t>
-            </w:r>
-            <w:proofErr w:type="spellStart"/>
-            <w:r>
-              <w:t>im</w:t>
-            </w:r>
-            <w:proofErr w:type="spellEnd"/>
-            <w:r>
-              <w:t xml:space="preserve"> Team</w:t>
+              <w:rPr>
+                <w:lang w:val="de-CH"/>
+              </w:rPr>
+            </w:pPr>
+            <w:r>
+              <w:rPr>
+                <w:lang w:val="de-CH"/>
+              </w:rPr>
+              <w:t>Schlechte Kommunikation im Team</w:t>
             </w:r>
           </w:p>
         </w:tc>
@@ -8575,8 +9081,14 @@
           <w:p>
             <w:pPr>
               <w:pStyle w:val="TextCDB"/>
-            </w:pPr>
-            <w:r>
+              <w:rPr>
+                <w:lang w:val="de-CH"/>
+              </w:rPr>
+            </w:pPr>
+            <w:r>
+              <w:rPr>
+                <w:lang w:val="de-CH"/>
+              </w:rPr>
               <w:t>2</w:t>
             </w:r>
           </w:p>
@@ -8589,8 +9101,14 @@
           <w:p>
             <w:pPr>
               <w:pStyle w:val="TextCDB"/>
-            </w:pPr>
-            <w:r>
+              <w:rPr>
+                <w:lang w:val="de-CH"/>
+              </w:rPr>
+            </w:pPr>
+            <w:r>
+              <w:rPr>
+                <w:lang w:val="de-CH"/>
+              </w:rPr>
               <w:t>2</w:t>
             </w:r>
           </w:p>
@@ -8603,8 +9121,14 @@
           <w:p>
             <w:pPr>
               <w:pStyle w:val="TextCDB"/>
-            </w:pPr>
-            <w:r>
+              <w:rPr>
+                <w:lang w:val="de-CH"/>
+              </w:rPr>
+            </w:pPr>
+            <w:r>
+              <w:rPr>
+                <w:lang w:val="de-CH"/>
+              </w:rPr>
               <w:t>4</w:t>
             </w:r>
           </w:p>
@@ -8639,8 +9163,14 @@
           <w:p>
             <w:pPr>
               <w:pStyle w:val="TextCDB"/>
-            </w:pPr>
-            <w:r>
+              <w:rPr>
+                <w:lang w:val="de-CH"/>
+              </w:rPr>
+            </w:pPr>
+            <w:r>
+              <w:rPr>
+                <w:lang w:val="de-CH"/>
+              </w:rPr>
               <w:t>5</w:t>
             </w:r>
           </w:p>
@@ -8673,36 +9203,16 @@
           <w:p>
             <w:pPr>
               <w:pStyle w:val="TextCDB"/>
-            </w:pPr>
-            <w:proofErr w:type="spellStart"/>
-            <w:r>
-              <w:t>Projektfortschritt</w:t>
-            </w:r>
-            <w:proofErr w:type="spellEnd"/>
-            <w:r>
-              <w:t xml:space="preserve"> </w:t>
-            </w:r>
-            <w:proofErr w:type="spellStart"/>
-            <w:r>
-              <w:t>stockt</w:t>
-            </w:r>
-            <w:proofErr w:type="spellEnd"/>
-            <w:r>
-              <w:t xml:space="preserve">, </w:t>
-            </w:r>
-            <w:proofErr w:type="spellStart"/>
-            <w:r>
-              <w:t>Qualität</w:t>
-            </w:r>
-            <w:proofErr w:type="spellEnd"/>
-            <w:r>
-              <w:t xml:space="preserve"> </w:t>
-            </w:r>
-            <w:proofErr w:type="spellStart"/>
-            <w:r>
-              <w:t>leidet</w:t>
-            </w:r>
-            <w:proofErr w:type="spellEnd"/>
+              <w:rPr>
+                <w:lang w:val="de-CH"/>
+              </w:rPr>
+            </w:pPr>
+            <w:r>
+              <w:rPr>
+                <w:lang w:val="de-CH"/>
+              </w:rPr>
+              <w:t>Projektfortschritt stockt, Qualität leidet</w:t>
+            </w:r>
           </w:p>
         </w:tc>
         <w:tc>
@@ -8713,8 +9223,14 @@
           <w:p>
             <w:pPr>
               <w:pStyle w:val="TextCDB"/>
-            </w:pPr>
-            <w:r>
+              <w:rPr>
+                <w:lang w:val="de-CH"/>
+              </w:rPr>
+            </w:pPr>
+            <w:r>
+              <w:rPr>
+                <w:lang w:val="de-CH"/>
+              </w:rPr>
               <w:t>3</w:t>
             </w:r>
           </w:p>
@@ -8727,8 +9243,14 @@
           <w:p>
             <w:pPr>
               <w:pStyle w:val="TextCDB"/>
-            </w:pPr>
-            <w:r>
+              <w:rPr>
+                <w:lang w:val="de-CH"/>
+              </w:rPr>
+            </w:pPr>
+            <w:r>
+              <w:rPr>
+                <w:lang w:val="de-CH"/>
+              </w:rPr>
               <w:t>2</w:t>
             </w:r>
           </w:p>
@@ -8741,8 +9263,14 @@
           <w:p>
             <w:pPr>
               <w:pStyle w:val="TextCDB"/>
-            </w:pPr>
-            <w:r>
+              <w:rPr>
+                <w:lang w:val="de-CH"/>
+              </w:rPr>
+            </w:pPr>
+            <w:r>
+              <w:rPr>
+                <w:lang w:val="de-CH"/>
+              </w:rPr>
               <w:t>6</w:t>
             </w:r>
           </w:p>
@@ -8777,8 +9305,14 @@
           <w:p>
             <w:pPr>
               <w:pStyle w:val="TextCDB"/>
-            </w:pPr>
-            <w:r>
+              <w:rPr>
+                <w:lang w:val="de-CH"/>
+              </w:rPr>
+            </w:pPr>
+            <w:r>
+              <w:rPr>
+                <w:lang w:val="de-CH"/>
+              </w:rPr>
               <w:t>6</w:t>
             </w:r>
           </w:p>
@@ -8831,8 +9365,14 @@
           <w:p>
             <w:pPr>
               <w:pStyle w:val="TextCDB"/>
-            </w:pPr>
-            <w:r>
+              <w:rPr>
+                <w:lang w:val="de-CH"/>
+              </w:rPr>
+            </w:pPr>
+            <w:r>
+              <w:rPr>
+                <w:lang w:val="de-CH"/>
+              </w:rPr>
               <w:t>2</w:t>
             </w:r>
           </w:p>
@@ -8845,8 +9385,14 @@
           <w:p>
             <w:pPr>
               <w:pStyle w:val="TextCDB"/>
-            </w:pPr>
-            <w:r>
+              <w:rPr>
+                <w:lang w:val="de-CH"/>
+              </w:rPr>
+            </w:pPr>
+            <w:r>
+              <w:rPr>
+                <w:lang w:val="de-CH"/>
+              </w:rPr>
               <w:t>2</w:t>
             </w:r>
           </w:p>
@@ -8859,8 +9405,14 @@
           <w:p>
             <w:pPr>
               <w:pStyle w:val="TextCDB"/>
-            </w:pPr>
-            <w:r>
+              <w:rPr>
+                <w:lang w:val="de-CH"/>
+              </w:rPr>
+            </w:pPr>
+            <w:r>
+              <w:rPr>
+                <w:lang w:val="de-CH"/>
+              </w:rPr>
               <w:t>4</w:t>
             </w:r>
           </w:p>
@@ -10189,23 +10741,18 @@
             <w:pStyle w:val="Fuzeile"/>
             <w:spacing w:before="20"/>
             <w:rPr>
+              <w:noProof w:val="0"/>
               <w:sz w:val="18"/>
               <w:szCs w:val="18"/>
             </w:rPr>
           </w:pPr>
           <w:r>
             <w:rPr>
+              <w:noProof w:val="0"/>
               <w:sz w:val="18"/>
               <w:szCs w:val="18"/>
             </w:rPr>
-            <w:t>2_2_projektplan_</w:t>
-          </w:r>
-          <w:r>
-            <w:rPr>
-              <w:sz w:val="18"/>
-              <w:szCs w:val="18"/>
-            </w:rPr>
-            <w:t>bomb.io.docx</w:t>
+            <w:t>2_2_projektplan_bomb.io.docx</w:t>
           </w:r>
         </w:p>
       </w:tc>
@@ -10222,12 +10769,14 @@
             <w:spacing w:before="20"/>
             <w:jc w:val="center"/>
             <w:rPr>
+              <w:noProof w:val="0"/>
               <w:sz w:val="18"/>
               <w:szCs w:val="18"/>
             </w:rPr>
           </w:pPr>
           <w:r>
             <w:rPr>
+              <w:noProof w:val="0"/>
               <w:sz w:val="18"/>
               <w:szCs w:val="18"/>
             </w:rPr>
@@ -10235,6 +10784,7 @@
           </w:r>
           <w:r>
             <w:rPr>
+              <w:noProof w:val="0"/>
               <w:color w:val="000000" w:themeColor="text1"/>
               <w:sz w:val="18"/>
               <w:szCs w:val="18"/>
@@ -10257,12 +10807,14 @@
             <w:spacing w:before="20"/>
             <w:jc w:val="right"/>
             <w:rPr>
+              <w:noProof w:val="0"/>
               <w:sz w:val="18"/>
               <w:szCs w:val="18"/>
             </w:rPr>
           </w:pPr>
           <w:r>
             <w:rPr>
+              <w:noProof w:val="0"/>
               <w:sz w:val="18"/>
               <w:szCs w:val="18"/>
             </w:rPr>
@@ -10270,6 +10822,7 @@
           </w:r>
           <w:r>
             <w:rPr>
+              <w:noProof w:val="0"/>
               <w:sz w:val="18"/>
               <w:szCs w:val="18"/>
             </w:rPr>
@@ -10277,6 +10830,7 @@
           </w:r>
           <w:r>
             <w:rPr>
+              <w:noProof w:val="0"/>
               <w:sz w:val="18"/>
               <w:szCs w:val="18"/>
             </w:rPr>
@@ -10284,6 +10838,7 @@
           </w:r>
           <w:r>
             <w:rPr>
+              <w:noProof w:val="0"/>
               <w:sz w:val="18"/>
               <w:szCs w:val="18"/>
             </w:rPr>
@@ -10291,6 +10846,7 @@
           </w:r>
           <w:r>
             <w:rPr>
+              <w:noProof w:val="0"/>
               <w:sz w:val="18"/>
               <w:szCs w:val="18"/>
             </w:rPr>
@@ -10298,6 +10854,7 @@
           </w:r>
           <w:r>
             <w:rPr>
+              <w:noProof w:val="0"/>
               <w:sz w:val="18"/>
               <w:szCs w:val="18"/>
             </w:rPr>
@@ -10305,6 +10862,7 @@
           </w:r>
           <w:r>
             <w:rPr>
+              <w:noProof w:val="0"/>
               <w:sz w:val="18"/>
               <w:szCs w:val="18"/>
             </w:rPr>
@@ -10312,6 +10870,7 @@
           </w:r>
           <w:r>
             <w:rPr>
+              <w:noProof w:val="0"/>
               <w:sz w:val="18"/>
               <w:szCs w:val="18"/>
             </w:rPr>
@@ -10319,6 +10878,7 @@
           </w:r>
           <w:r>
             <w:rPr>
+              <w:noProof w:val="0"/>
               <w:sz w:val="18"/>
               <w:szCs w:val="18"/>
             </w:rPr>
@@ -10326,6 +10886,7 @@
           </w:r>
           <w:r>
             <w:rPr>
+              <w:noProof w:val="0"/>
               <w:sz w:val="18"/>
               <w:szCs w:val="18"/>
             </w:rPr>
@@ -10333,6 +10894,7 @@
           </w:r>
           <w:r>
             <w:rPr>
+              <w:noProof w:val="0"/>
               <w:sz w:val="18"/>
               <w:szCs w:val="18"/>
             </w:rPr>
@@ -10340,6 +10902,7 @@
           </w:r>
           <w:r>
             <w:rPr>
+              <w:noProof w:val="0"/>
               <w:sz w:val="18"/>
               <w:szCs w:val="18"/>
             </w:rPr>
@@ -10347,6 +10910,7 @@
           </w:r>
           <w:r>
             <w:rPr>
+              <w:noProof w:val="0"/>
               <w:sz w:val="18"/>
               <w:szCs w:val="18"/>
             </w:rPr>
@@ -10392,11 +10956,17 @@
         <w:p>
           <w:pPr>
             <w:pStyle w:val="zCDBPfadname"/>
+            <w:rPr>
+              <w:noProof w:val="0"/>
+            </w:rPr>
           </w:pPr>
           <w:bookmarkStart w:id="0" w:name="tm_pfad"/>
           <w:bookmarkStart w:id="1" w:name="tm_dateiname"/>
           <w:bookmarkStart w:id="2" w:name="_Hlk112468646"/>
           <w:r>
+            <w:rPr>
+              <w:noProof w:val="0"/>
+            </w:rPr>
             <w:drawing>
               <wp:anchor distT="0" distB="0" distL="114300" distR="114300" simplePos="0" relativeHeight="251659264" behindDoc="0" locked="0" layoutInCell="1" allowOverlap="1" wp14:anchorId="02E54494" wp14:editId="3084A667">
                 <wp:simplePos x="0" y="0"/>
@@ -10451,23 +11021,41 @@
             </w:drawing>
           </w:r>
           <w:r>
+            <w:rPr>
+              <w:noProof w:val="0"/>
+            </w:rPr>
             <w:fldChar w:fldCharType="begin"/>
           </w:r>
           <w:r>
+            <w:rPr>
+              <w:noProof w:val="0"/>
+            </w:rPr>
             <w:instrText>FILENAME</w:instrText>
           </w:r>
           <w:r>
+            <w:rPr>
+              <w:noProof w:val="0"/>
+            </w:rPr>
             <w:fldChar w:fldCharType="separate"/>
           </w:r>
           <w:r>
+            <w:rPr>
+              <w:noProof w:val="0"/>
+            </w:rPr>
             <w:t>Projektplan.docx</w:t>
           </w:r>
           <w:r>
+            <w:rPr>
+              <w:noProof w:val="0"/>
+            </w:rPr>
             <w:fldChar w:fldCharType="end"/>
           </w:r>
           <w:bookmarkEnd w:id="0"/>
           <w:bookmarkEnd w:id="1"/>
           <w:r>
+            <w:rPr>
+              <w:noProof w:val="0"/>
+            </w:rPr>
             <w:t xml:space="preserve">          </w:t>
           </w:r>
         </w:p>
@@ -10486,6 +11074,9 @@
         <w:p>
           <w:pPr>
             <w:pStyle w:val="zCDBPfadname"/>
+            <w:rPr>
+              <w:noProof w:val="0"/>
+            </w:rPr>
           </w:pPr>
         </w:p>
       </w:tc>
@@ -10565,12 +11156,14 @@
             <w:pStyle w:val="Fuzeile"/>
             <w:spacing w:beforeLines="20" w:before="48"/>
             <w:rPr>
+              <w:noProof w:val="0"/>
               <w:sz w:val="18"/>
               <w:szCs w:val="18"/>
             </w:rPr>
           </w:pPr>
           <w:r>
             <w:rPr>
+              <w:noProof w:val="0"/>
               <w:sz w:val="18"/>
               <w:szCs w:val="18"/>
             </w:rPr>
@@ -10578,6 +11171,7 @@
           </w:r>
           <w:r>
             <w:rPr>
+              <w:noProof w:val="0"/>
               <w:sz w:val="18"/>
               <w:szCs w:val="18"/>
             </w:rPr>
@@ -10585,6 +11179,7 @@
           </w:r>
           <w:r>
             <w:rPr>
+              <w:noProof w:val="0"/>
               <w:sz w:val="18"/>
               <w:szCs w:val="18"/>
             </w:rPr>
@@ -10592,6 +11187,7 @@
           </w:r>
           <w:r>
             <w:rPr>
+              <w:noProof w:val="0"/>
               <w:sz w:val="18"/>
               <w:szCs w:val="18"/>
             </w:rPr>
@@ -10599,6 +11195,7 @@
           </w:r>
           <w:r>
             <w:rPr>
+              <w:noProof w:val="0"/>
               <w:sz w:val="18"/>
               <w:szCs w:val="18"/>
             </w:rPr>
@@ -10620,12 +11217,14 @@
             <w:spacing w:beforeLines="20" w:before="48"/>
             <w:jc w:val="center"/>
             <w:rPr>
+              <w:noProof w:val="0"/>
               <w:sz w:val="18"/>
               <w:szCs w:val="18"/>
             </w:rPr>
           </w:pPr>
           <w:r>
             <w:rPr>
+              <w:noProof w:val="0"/>
               <w:sz w:val="18"/>
               <w:szCs w:val="18"/>
             </w:rPr>
@@ -10633,6 +11232,7 @@
           </w:r>
           <w:r>
             <w:rPr>
+              <w:noProof w:val="0"/>
               <w:color w:val="000000" w:themeColor="text1"/>
               <w:sz w:val="18"/>
               <w:szCs w:val="18"/>
@@ -10654,12 +11254,14 @@
             <w:spacing w:beforeLines="20" w:before="48"/>
             <w:jc w:val="right"/>
             <w:rPr>
+              <w:noProof w:val="0"/>
               <w:sz w:val="18"/>
               <w:szCs w:val="18"/>
             </w:rPr>
           </w:pPr>
           <w:r>
             <w:rPr>
+              <w:noProof w:val="0"/>
               <w:sz w:val="18"/>
               <w:szCs w:val="18"/>
             </w:rPr>
@@ -10667,6 +11269,7 @@
           </w:r>
           <w:r>
             <w:rPr>
+              <w:noProof w:val="0"/>
               <w:sz w:val="18"/>
               <w:szCs w:val="18"/>
             </w:rPr>
@@ -10674,6 +11277,7 @@
           </w:r>
           <w:r>
             <w:rPr>
+              <w:noProof w:val="0"/>
               <w:sz w:val="18"/>
               <w:szCs w:val="18"/>
             </w:rPr>
@@ -10681,6 +11285,7 @@
           </w:r>
           <w:r>
             <w:rPr>
+              <w:noProof w:val="0"/>
               <w:sz w:val="18"/>
               <w:szCs w:val="18"/>
             </w:rPr>
@@ -10688,6 +11293,7 @@
           </w:r>
           <w:r>
             <w:rPr>
+              <w:noProof w:val="0"/>
               <w:sz w:val="18"/>
               <w:szCs w:val="18"/>
             </w:rPr>
@@ -10695,6 +11301,7 @@
           </w:r>
           <w:r>
             <w:rPr>
+              <w:noProof w:val="0"/>
               <w:sz w:val="18"/>
               <w:szCs w:val="18"/>
             </w:rPr>
@@ -10702,6 +11309,7 @@
           </w:r>
           <w:r>
             <w:rPr>
+              <w:noProof w:val="0"/>
               <w:sz w:val="18"/>
               <w:szCs w:val="18"/>
             </w:rPr>
@@ -10709,6 +11317,7 @@
           </w:r>
           <w:r>
             <w:rPr>
+              <w:noProof w:val="0"/>
               <w:sz w:val="18"/>
               <w:szCs w:val="18"/>
             </w:rPr>
@@ -10716,6 +11325,7 @@
           </w:r>
           <w:r>
             <w:rPr>
+              <w:noProof w:val="0"/>
               <w:sz w:val="18"/>
               <w:szCs w:val="18"/>
             </w:rPr>
@@ -10723,6 +11333,7 @@
           </w:r>
           <w:r>
             <w:rPr>
+              <w:noProof w:val="0"/>
               <w:sz w:val="18"/>
               <w:szCs w:val="18"/>
             </w:rPr>
@@ -10730,6 +11341,7 @@
           </w:r>
           <w:r>
             <w:rPr>
+              <w:noProof w:val="0"/>
               <w:sz w:val="18"/>
               <w:szCs w:val="18"/>
             </w:rPr>
@@ -10737,6 +11349,7 @@
           </w:r>
           <w:r>
             <w:rPr>
+              <w:noProof w:val="0"/>
               <w:sz w:val="18"/>
               <w:szCs w:val="18"/>
             </w:rPr>
@@ -10744,6 +11357,7 @@
           </w:r>
           <w:r>
             <w:rPr>
+              <w:noProof w:val="0"/>
               <w:sz w:val="18"/>
               <w:szCs w:val="18"/>
             </w:rPr>
@@ -10789,8 +11403,14 @@
         <w:p>
           <w:pPr>
             <w:pStyle w:val="zCDBPfadname"/>
+            <w:rPr>
+              <w:noProof w:val="0"/>
+            </w:rPr>
           </w:pPr>
           <w:r>
+            <w:rPr>
+              <w:noProof w:val="0"/>
+            </w:rPr>
             <w:drawing>
               <wp:anchor distT="0" distB="0" distL="114300" distR="114300" simplePos="0" relativeHeight="251664384" behindDoc="0" locked="0" layoutInCell="1" allowOverlap="1" wp14:anchorId="3E2CCC9E" wp14:editId="57B29C1E">
                 <wp:simplePos x="0" y="0"/>
@@ -10845,21 +11465,39 @@
             </w:drawing>
           </w:r>
           <w:r>
+            <w:rPr>
+              <w:noProof w:val="0"/>
+            </w:rPr>
             <w:fldChar w:fldCharType="begin"/>
           </w:r>
           <w:r>
+            <w:rPr>
+              <w:noProof w:val="0"/>
+            </w:rPr>
             <w:instrText>FILENAME</w:instrText>
           </w:r>
           <w:r>
+            <w:rPr>
+              <w:noProof w:val="0"/>
+            </w:rPr>
             <w:fldChar w:fldCharType="separate"/>
           </w:r>
           <w:r>
+            <w:rPr>
+              <w:noProof w:val="0"/>
+            </w:rPr>
             <w:t>Projektplan.docx</w:t>
           </w:r>
           <w:r>
+            <w:rPr>
+              <w:noProof w:val="0"/>
+            </w:rPr>
             <w:fldChar w:fldCharType="end"/>
           </w:r>
           <w:r>
+            <w:rPr>
+              <w:noProof w:val="0"/>
+            </w:rPr>
             <w:t xml:space="preserve">          </w:t>
           </w:r>
         </w:p>
@@ -10878,6 +11516,9 @@
         <w:p>
           <w:pPr>
             <w:pStyle w:val="zCDBPfadname"/>
+            <w:rPr>
+              <w:noProof w:val="0"/>
+            </w:rPr>
           </w:pPr>
         </w:p>
       </w:tc>
@@ -10956,12 +11597,14 @@
             <w:pStyle w:val="Fuzeile"/>
             <w:spacing w:before="20"/>
             <w:rPr>
+              <w:noProof w:val="0"/>
               <w:sz w:val="18"/>
               <w:szCs w:val="18"/>
             </w:rPr>
           </w:pPr>
           <w:r>
             <w:rPr>
+              <w:noProof w:val="0"/>
               <w:sz w:val="18"/>
               <w:szCs w:val="18"/>
             </w:rPr>
@@ -10969,6 +11612,7 @@
           </w:r>
           <w:r>
             <w:rPr>
+              <w:noProof w:val="0"/>
               <w:sz w:val="18"/>
               <w:szCs w:val="18"/>
             </w:rPr>
@@ -10976,6 +11620,7 @@
           </w:r>
           <w:r>
             <w:rPr>
+              <w:noProof w:val="0"/>
               <w:sz w:val="18"/>
               <w:szCs w:val="18"/>
             </w:rPr>
@@ -10983,6 +11628,7 @@
           </w:r>
           <w:r>
             <w:rPr>
+              <w:noProof w:val="0"/>
               <w:sz w:val="18"/>
               <w:szCs w:val="18"/>
             </w:rPr>
@@ -10990,6 +11636,7 @@
           </w:r>
           <w:r>
             <w:rPr>
+              <w:noProof w:val="0"/>
               <w:sz w:val="18"/>
               <w:szCs w:val="18"/>
             </w:rPr>
@@ -11010,12 +11657,14 @@
             <w:spacing w:before="20"/>
             <w:jc w:val="center"/>
             <w:rPr>
+              <w:noProof w:val="0"/>
               <w:sz w:val="18"/>
               <w:szCs w:val="18"/>
             </w:rPr>
           </w:pPr>
           <w:r>
             <w:rPr>
+              <w:noProof w:val="0"/>
               <w:sz w:val="18"/>
               <w:szCs w:val="18"/>
             </w:rPr>
@@ -11023,6 +11672,7 @@
           </w:r>
           <w:r>
             <w:rPr>
+              <w:noProof w:val="0"/>
               <w:color w:val="000000" w:themeColor="text1"/>
               <w:sz w:val="18"/>
               <w:szCs w:val="18"/>
@@ -11045,12 +11695,14 @@
             <w:spacing w:before="20"/>
             <w:jc w:val="right"/>
             <w:rPr>
+              <w:noProof w:val="0"/>
               <w:sz w:val="18"/>
               <w:szCs w:val="18"/>
             </w:rPr>
           </w:pPr>
           <w:r>
             <w:rPr>
+              <w:noProof w:val="0"/>
               <w:sz w:val="18"/>
               <w:szCs w:val="18"/>
             </w:rPr>
@@ -11058,6 +11710,7 @@
           </w:r>
           <w:r>
             <w:rPr>
+              <w:noProof w:val="0"/>
               <w:sz w:val="18"/>
               <w:szCs w:val="18"/>
             </w:rPr>
@@ -11065,6 +11718,7 @@
           </w:r>
           <w:r>
             <w:rPr>
+              <w:noProof w:val="0"/>
               <w:sz w:val="18"/>
               <w:szCs w:val="18"/>
             </w:rPr>
@@ -11072,6 +11726,7 @@
           </w:r>
           <w:r>
             <w:rPr>
+              <w:noProof w:val="0"/>
               <w:sz w:val="18"/>
               <w:szCs w:val="18"/>
             </w:rPr>
@@ -11079,6 +11734,7 @@
           </w:r>
           <w:r>
             <w:rPr>
+              <w:noProof w:val="0"/>
               <w:sz w:val="18"/>
               <w:szCs w:val="18"/>
             </w:rPr>
@@ -11086,6 +11742,7 @@
           </w:r>
           <w:r>
             <w:rPr>
+              <w:noProof w:val="0"/>
               <w:sz w:val="18"/>
               <w:szCs w:val="18"/>
             </w:rPr>
@@ -11093,6 +11750,7 @@
           </w:r>
           <w:r>
             <w:rPr>
+              <w:noProof w:val="0"/>
               <w:sz w:val="18"/>
               <w:szCs w:val="18"/>
             </w:rPr>
@@ -11100,6 +11758,7 @@
           </w:r>
           <w:r>
             <w:rPr>
+              <w:noProof w:val="0"/>
               <w:sz w:val="18"/>
               <w:szCs w:val="18"/>
             </w:rPr>
@@ -11107,6 +11766,7 @@
           </w:r>
           <w:r>
             <w:rPr>
+              <w:noProof w:val="0"/>
               <w:sz w:val="18"/>
               <w:szCs w:val="18"/>
             </w:rPr>
@@ -11114,6 +11774,7 @@
           </w:r>
           <w:r>
             <w:rPr>
+              <w:noProof w:val="0"/>
               <w:sz w:val="18"/>
               <w:szCs w:val="18"/>
             </w:rPr>
@@ -11121,6 +11782,7 @@
           </w:r>
           <w:r>
             <w:rPr>
+              <w:noProof w:val="0"/>
               <w:sz w:val="18"/>
               <w:szCs w:val="18"/>
             </w:rPr>
@@ -11128,6 +11790,7 @@
           </w:r>
           <w:r>
             <w:rPr>
+              <w:noProof w:val="0"/>
               <w:sz w:val="18"/>
               <w:szCs w:val="18"/>
             </w:rPr>
@@ -11135,6 +11798,7 @@
           </w:r>
           <w:r>
             <w:rPr>
+              <w:noProof w:val="0"/>
               <w:sz w:val="18"/>
               <w:szCs w:val="18"/>
             </w:rPr>
@@ -11199,8 +11863,14 @@
         <w:p>
           <w:pPr>
             <w:pStyle w:val="Kopfzeile"/>
+            <w:rPr>
+              <w:noProof w:val="0"/>
+            </w:rPr>
           </w:pPr>
           <w:r>
+            <w:rPr>
+              <w:noProof w:val="0"/>
+            </w:rPr>
             <w:drawing>
               <wp:anchor distT="0" distB="0" distL="114300" distR="114300" simplePos="0" relativeHeight="251660288" behindDoc="0" locked="0" layoutInCell="1" allowOverlap="1" wp14:anchorId="18C208F6" wp14:editId="66DE8D72">
                 <wp:simplePos x="0" y="0"/>
@@ -11259,6 +11929,9 @@
         <w:p>
           <w:pPr>
             <w:pStyle w:val="Kopfzeile"/>
+            <w:rPr>
+              <w:noProof w:val="0"/>
+            </w:rPr>
           </w:pPr>
         </w:p>
       </w:tc>
@@ -11272,6 +11945,7 @@
             <w:jc w:val="right"/>
             <w:rPr>
               <w:b/>
+              <w:noProof w:val="0"/>
               <w:color w:val="000000" w:themeColor="text1"/>
               <w:sz w:val="16"/>
               <w:szCs w:val="16"/>
@@ -11280,6 +11954,7 @@
           <w:r>
             <w:rPr>
               <w:b/>
+              <w:noProof w:val="0"/>
               <w:color w:val="000000" w:themeColor="text1"/>
               <w:sz w:val="16"/>
               <w:szCs w:val="16"/>
@@ -11291,9 +11966,13 @@
           <w:pPr>
             <w:pStyle w:val="Kopfzeile"/>
             <w:jc w:val="right"/>
+            <w:rPr>
+              <w:noProof w:val="0"/>
+            </w:rPr>
           </w:pPr>
           <w:r>
             <w:rPr>
+              <w:noProof w:val="0"/>
               <w:sz w:val="16"/>
               <w:szCs w:val="16"/>
             </w:rPr>
@@ -11306,6 +11985,9 @@
   <w:p>
     <w:pPr>
       <w:pStyle w:val="Kopfzeile"/>
+      <w:rPr>
+        <w:noProof w:val="0"/>
+      </w:rPr>
     </w:pPr>
   </w:p>
 </w:hdr>
@@ -11388,8 +12070,14 @@
         <w:p>
           <w:pPr>
             <w:pStyle w:val="Kopfzeile"/>
+            <w:rPr>
+              <w:noProof w:val="0"/>
+            </w:rPr>
           </w:pPr>
           <w:r>
+            <w:rPr>
+              <w:noProof w:val="0"/>
+            </w:rPr>
             <w:drawing>
               <wp:anchor distT="0" distB="0" distL="114300" distR="114300" simplePos="0" relativeHeight="251665408" behindDoc="0" locked="0" layoutInCell="1" allowOverlap="1" wp14:anchorId="6BF07F94" wp14:editId="045B5086">
                 <wp:simplePos x="0" y="0"/>
@@ -11448,6 +12136,9 @@
         <w:p>
           <w:pPr>
             <w:pStyle w:val="Kopfzeile"/>
+            <w:rPr>
+              <w:noProof w:val="0"/>
+            </w:rPr>
           </w:pPr>
         </w:p>
       </w:tc>
@@ -11461,6 +12152,7 @@
             <w:jc w:val="right"/>
             <w:rPr>
               <w:b/>
+              <w:noProof w:val="0"/>
               <w:color w:val="000000" w:themeColor="text1"/>
               <w:sz w:val="16"/>
               <w:szCs w:val="16"/>
@@ -11469,6 +12161,7 @@
           <w:r>
             <w:rPr>
               <w:b/>
+              <w:noProof w:val="0"/>
               <w:color w:val="000000" w:themeColor="text1"/>
               <w:sz w:val="16"/>
               <w:szCs w:val="16"/>
@@ -11480,9 +12173,13 @@
           <w:pPr>
             <w:pStyle w:val="Kopfzeile"/>
             <w:jc w:val="right"/>
+            <w:rPr>
+              <w:noProof w:val="0"/>
+            </w:rPr>
           </w:pPr>
           <w:r>
             <w:rPr>
+              <w:noProof w:val="0"/>
               <w:sz w:val="16"/>
               <w:szCs w:val="16"/>
             </w:rPr>
@@ -11495,6 +12192,9 @@
   <w:p>
     <w:pPr>
       <w:pStyle w:val="Kopfzeile"/>
+      <w:rPr>
+        <w:noProof w:val="0"/>
+      </w:rPr>
     </w:pPr>
   </w:p>
 </w:hdr>
@@ -11577,8 +12277,14 @@
         <w:p>
           <w:pPr>
             <w:pStyle w:val="Kopfzeile"/>
+            <w:rPr>
+              <w:noProof w:val="0"/>
+            </w:rPr>
           </w:pPr>
           <w:r>
+            <w:rPr>
+              <w:noProof w:val="0"/>
+            </w:rPr>
             <w:drawing>
               <wp:anchor distT="0" distB="0" distL="114300" distR="114300" simplePos="0" relativeHeight="251662336" behindDoc="0" locked="0" layoutInCell="1" allowOverlap="1" wp14:anchorId="7A1C191D" wp14:editId="22FC7528">
                 <wp:simplePos x="0" y="0"/>
@@ -11637,6 +12343,9 @@
         <w:p>
           <w:pPr>
             <w:pStyle w:val="Kopfzeile"/>
+            <w:rPr>
+              <w:noProof w:val="0"/>
+            </w:rPr>
           </w:pPr>
         </w:p>
       </w:tc>
@@ -11650,6 +12359,7 @@
             <w:jc w:val="right"/>
             <w:rPr>
               <w:b/>
+              <w:noProof w:val="0"/>
               <w:color w:val="000000" w:themeColor="text1"/>
               <w:sz w:val="16"/>
               <w:szCs w:val="16"/>
@@ -11658,6 +12368,7 @@
           <w:r>
             <w:rPr>
               <w:b/>
+              <w:noProof w:val="0"/>
               <w:color w:val="000000" w:themeColor="text1"/>
               <w:sz w:val="16"/>
               <w:szCs w:val="16"/>
@@ -11669,9 +12380,13 @@
           <w:pPr>
             <w:pStyle w:val="Kopfzeile"/>
             <w:jc w:val="right"/>
+            <w:rPr>
+              <w:noProof w:val="0"/>
+            </w:rPr>
           </w:pPr>
           <w:r>
             <w:rPr>
+              <w:noProof w:val="0"/>
               <w:sz w:val="16"/>
               <w:szCs w:val="16"/>
             </w:rPr>
@@ -11684,6 +12399,9 @@
   <w:p>
     <w:pPr>
       <w:pStyle w:val="Kopfzeile"/>
+      <w:rPr>
+        <w:noProof w:val="0"/>
+      </w:rPr>
     </w:pPr>
   </w:p>
 </w:hdr>

--- a/dokumentation/Projektplan.docx
+++ b/dokumentation/Projektplan.docx
@@ -320,6 +320,7 @@
     <w:tbl>
       <w:tblPr>
         <w:tblW w:w="0" w:type="auto"/>
+        <w:tblInd w:w="-5" w:type="dxa"/>
         <w:tblBorders>
           <w:top w:val="single" w:sz="4" w:space="0" w:color="auto"/>
           <w:left w:val="single" w:sz="4" w:space="0" w:color="auto"/>
@@ -331,10 +332,10 @@
         <w:tblLook w:val="04A0" w:firstRow="1" w:lastRow="0" w:firstColumn="1" w:lastColumn="0" w:noHBand="0" w:noVBand="1"/>
       </w:tblPr>
       <w:tblGrid>
-        <w:gridCol w:w="1526"/>
-        <w:gridCol w:w="1134"/>
-        <w:gridCol w:w="3968"/>
-        <w:gridCol w:w="2551"/>
+        <w:gridCol w:w="1514"/>
+        <w:gridCol w:w="1108"/>
+        <w:gridCol w:w="3783"/>
+        <w:gridCol w:w="2944"/>
       </w:tblGrid>
       <w:tr>
         <w:trPr>
@@ -342,7 +343,7 @@
         </w:trPr>
         <w:tc>
           <w:tcPr>
-            <w:tcW w:w="1526" w:type="dxa"/>
+            <w:tcW w:w="1514" w:type="dxa"/>
             <w:shd w:val="clear" w:color="auto" w:fill="D9D9D9"/>
           </w:tcPr>
           <w:p>
@@ -368,7 +369,7 @@
         </w:tc>
         <w:tc>
           <w:tcPr>
-            <w:tcW w:w="1134" w:type="dxa"/>
+            <w:tcW w:w="1108" w:type="dxa"/>
             <w:shd w:val="clear" w:color="auto" w:fill="D9D9D9"/>
           </w:tcPr>
           <w:p>
@@ -388,7 +389,7 @@
         </w:tc>
         <w:tc>
           <w:tcPr>
-            <w:tcW w:w="3968" w:type="dxa"/>
+            <w:tcW w:w="3783" w:type="dxa"/>
             <w:shd w:val="clear" w:color="auto" w:fill="D9D9D9"/>
           </w:tcPr>
           <w:p>
@@ -408,7 +409,7 @@
         </w:tc>
         <w:tc>
           <w:tcPr>
-            <w:tcW w:w="2551" w:type="dxa"/>
+            <w:tcW w:w="2944" w:type="dxa"/>
             <w:shd w:val="clear" w:color="auto" w:fill="D9D9D9"/>
           </w:tcPr>
           <w:p>
@@ -430,7 +431,7 @@
       <w:tr>
         <w:tc>
           <w:tcPr>
-            <w:tcW w:w="1526" w:type="dxa"/>
+            <w:tcW w:w="1514" w:type="dxa"/>
           </w:tcPr>
           <w:p>
             <w:pPr>
@@ -449,7 +450,7 @@
         </w:tc>
         <w:tc>
           <w:tcPr>
-            <w:tcW w:w="1134" w:type="dxa"/>
+            <w:tcW w:w="1108" w:type="dxa"/>
           </w:tcPr>
           <w:p>
             <w:pPr>
@@ -468,7 +469,7 @@
         </w:tc>
         <w:tc>
           <w:tcPr>
-            <w:tcW w:w="3968" w:type="dxa"/>
+            <w:tcW w:w="3783" w:type="dxa"/>
           </w:tcPr>
           <w:p>
             <w:pPr>
@@ -487,7 +488,7 @@
         </w:tc>
         <w:tc>
           <w:tcPr>
-            <w:tcW w:w="2551" w:type="dxa"/>
+            <w:tcW w:w="2944" w:type="dxa"/>
           </w:tcPr>
           <w:p>
             <w:pPr>
@@ -522,7 +523,7 @@
       <w:tr>
         <w:tc>
           <w:tcPr>
-            <w:tcW w:w="1526" w:type="dxa"/>
+            <w:tcW w:w="1514" w:type="dxa"/>
           </w:tcPr>
           <w:p>
             <w:pPr>
@@ -541,7 +542,7 @@
         </w:tc>
         <w:tc>
           <w:tcPr>
-            <w:tcW w:w="1134" w:type="dxa"/>
+            <w:tcW w:w="1108" w:type="dxa"/>
           </w:tcPr>
           <w:p>
             <w:pPr>
@@ -560,7 +561,7 @@
         </w:tc>
         <w:tc>
           <w:tcPr>
-            <w:tcW w:w="3968" w:type="dxa"/>
+            <w:tcW w:w="3783" w:type="dxa"/>
           </w:tcPr>
           <w:p>
             <w:pPr>
@@ -579,7 +580,7 @@
         </w:tc>
         <w:tc>
           <w:tcPr>
-            <w:tcW w:w="2551" w:type="dxa"/>
+            <w:tcW w:w="2944" w:type="dxa"/>
           </w:tcPr>
           <w:p>
             <w:pPr>
@@ -614,7 +615,7 @@
       <w:tr>
         <w:tc>
           <w:tcPr>
-            <w:tcW w:w="1526" w:type="dxa"/>
+            <w:tcW w:w="1514" w:type="dxa"/>
           </w:tcPr>
           <w:p>
             <w:pPr>
@@ -633,7 +634,7 @@
         </w:tc>
         <w:tc>
           <w:tcPr>
-            <w:tcW w:w="1134" w:type="dxa"/>
+            <w:tcW w:w="1108" w:type="dxa"/>
           </w:tcPr>
           <w:p>
             <w:pPr>
@@ -652,7 +653,7 @@
         </w:tc>
         <w:tc>
           <w:tcPr>
-            <w:tcW w:w="3968" w:type="dxa"/>
+            <w:tcW w:w="3783" w:type="dxa"/>
           </w:tcPr>
           <w:p>
             <w:pPr>
@@ -671,7 +672,7 @@
         </w:tc>
         <w:tc>
           <w:tcPr>
-            <w:tcW w:w="2551" w:type="dxa"/>
+            <w:tcW w:w="2944" w:type="dxa"/>
           </w:tcPr>
           <w:p>
             <w:pPr>
@@ -698,6 +699,109 @@
                 <w:lang w:val="de-CH"/>
               </w:rPr>
               <w:br/>
+              <w:t>Nicolas Ammeter</w:t>
+            </w:r>
+          </w:p>
+        </w:tc>
+      </w:tr>
+      <w:tr>
+        <w:tc>
+          <w:tcPr>
+            <w:tcW w:w="1514" w:type="dxa"/>
+          </w:tcPr>
+          <w:p>
+            <w:pPr>
+              <w:pStyle w:val="TextCDB"/>
+              <w:rPr>
+                <w:lang w:val="de-CH"/>
+              </w:rPr>
+            </w:pPr>
+            <w:r>
+              <w:rPr>
+                <w:lang w:val="de-CH"/>
+              </w:rPr>
+              <w:t>14.12.2025</w:t>
+            </w:r>
+          </w:p>
+        </w:tc>
+        <w:tc>
+          <w:tcPr>
+            <w:tcW w:w="1108" w:type="dxa"/>
+          </w:tcPr>
+          <w:p>
+            <w:pPr>
+              <w:pStyle w:val="TextCDB"/>
+              <w:rPr>
+                <w:lang w:val="de-CH"/>
+              </w:rPr>
+            </w:pPr>
+            <w:r>
+              <w:rPr>
+                <w:lang w:val="de-CH"/>
+              </w:rPr>
+              <w:t>V4.0</w:t>
+            </w:r>
+          </w:p>
+        </w:tc>
+        <w:tc>
+          <w:tcPr>
+            <w:tcW w:w="3783" w:type="dxa"/>
+          </w:tcPr>
+          <w:p>
+            <w:pPr>
+              <w:pStyle w:val="TextCDB"/>
+              <w:rPr>
+                <w:lang w:val="de-CH"/>
+              </w:rPr>
+            </w:pPr>
+            <w:r>
+              <w:rPr>
+                <w:lang w:val="de-CH"/>
+              </w:rPr>
+              <w:t>Projektstatusberichte, Soll/Ist-Abgleich Realisierungsphase, Gesamtbeurteilung aktualisiert</w:t>
+            </w:r>
+          </w:p>
+        </w:tc>
+        <w:tc>
+          <w:tcPr>
+            <w:tcW w:w="2944" w:type="dxa"/>
+            <w:vAlign w:val="center"/>
+          </w:tcPr>
+          <w:p>
+            <w:pPr>
+              <w:pStyle w:val="TextCDB"/>
+              <w:rPr>
+                <w:lang w:val="de-CH"/>
+              </w:rPr>
+            </w:pPr>
+            <w:r>
+              <w:rPr>
+                <w:lang w:val="de-CH"/>
+              </w:rPr>
+              <w:t xml:space="preserve">Mario Aeberhard, </w:t>
+            </w:r>
+            <w:r>
+              <w:rPr>
+                <w:lang w:val="de-CH"/>
+              </w:rPr>
+              <w:br/>
+            </w:r>
+            <w:r>
+              <w:rPr>
+                <w:lang w:val="de-CH"/>
+              </w:rPr>
+              <w:t xml:space="preserve">Loic Tobler, </w:t>
+            </w:r>
+            <w:r>
+              <w:rPr>
+                <w:lang w:val="de-CH"/>
+              </w:rPr>
+              <w:br/>
+            </w:r>
+            <w:r>
+              <w:rPr>
+                <w:lang w:val="de-CH"/>
+              </w:rPr>
               <w:t>Nicolas Ammeter</w:t>
             </w:r>
           </w:p>
@@ -726,7 +830,6 @@
         <w:pStyle w:val="Verzeichnis1"/>
         <w:rPr>
           <w:rFonts w:asciiTheme="minorHAnsi" w:eastAsiaTheme="minorEastAsia" w:hAnsiTheme="minorHAnsi" w:cstheme="minorBidi"/>
-          <w:noProof w:val="0"/>
           <w:kern w:val="2"/>
           <w:sz w:val="24"/>
           <w:szCs w:val="24"/>
@@ -755,15 +858,160 @@
         <w:fldChar w:fldCharType="separate"/>
       </w:r>
       <w:r>
-        <w:rPr>
-          <w:noProof w:val="0"/>
-        </w:rPr>
         <w:t>1</w:t>
       </w:r>
       <w:r>
         <w:rPr>
           <w:rFonts w:asciiTheme="minorHAnsi" w:eastAsiaTheme="minorEastAsia" w:hAnsiTheme="minorHAnsi" w:cstheme="minorBidi"/>
-          <w:noProof w:val="0"/>
+          <w:kern w:val="2"/>
+          <w:sz w:val="24"/>
+          <w:szCs w:val="24"/>
+          <w:lang w:eastAsia="de-CH"/>
+          <w14:ligatures w14:val="standardContextual"/>
+        </w:rPr>
+        <w:tab/>
+      </w:r>
+      <w:r>
+        <w:t>Projektplanung</w:t>
+      </w:r>
+      <w:r>
+        <w:tab/>
+      </w:r>
+      <w:r>
+        <w:fldChar w:fldCharType="begin"/>
+      </w:r>
+      <w:r>
+        <w:instrText xml:space="preserve"> PAGEREF _Toc216630457 \h </w:instrText>
+      </w:r>
+      <w:r>
+        <w:fldChar w:fldCharType="separate"/>
+      </w:r>
+      <w:r>
+        <w:t>2</w:t>
+      </w:r>
+      <w:r>
+        <w:fldChar w:fldCharType="end"/>
+      </w:r>
+    </w:p>
+    <w:p>
+      <w:pPr>
+        <w:pStyle w:val="Verzeichnis1"/>
+        <w:rPr>
+          <w:rFonts w:asciiTheme="minorHAnsi" w:eastAsiaTheme="minorEastAsia" w:hAnsiTheme="minorHAnsi" w:cstheme="minorBidi"/>
+          <w:kern w:val="2"/>
+          <w:sz w:val="24"/>
+          <w:szCs w:val="24"/>
+          <w:lang w:eastAsia="de-CH"/>
+          <w14:ligatures w14:val="standardContextual"/>
+        </w:rPr>
+      </w:pPr>
+      <w:r>
+        <w:t>2</w:t>
+      </w:r>
+      <w:r>
+        <w:rPr>
+          <w:rFonts w:asciiTheme="minorHAnsi" w:eastAsiaTheme="minorEastAsia" w:hAnsiTheme="minorHAnsi" w:cstheme="minorBidi"/>
+          <w:kern w:val="2"/>
+          <w:sz w:val="24"/>
+          <w:szCs w:val="24"/>
+          <w:lang w:eastAsia="de-CH"/>
+          <w14:ligatures w14:val="standardContextual"/>
+        </w:rPr>
+        <w:tab/>
+      </w:r>
+      <w:r>
+        <w:t>Projektbericht</w:t>
+      </w:r>
+      <w:r>
+        <w:tab/>
+      </w:r>
+      <w:r>
+        <w:fldChar w:fldCharType="begin"/>
+      </w:r>
+      <w:r>
+        <w:instrText xml:space="preserve"> PAGEREF _Toc216630458 \h </w:instrText>
+      </w:r>
+      <w:r>
+        <w:fldChar w:fldCharType="separate"/>
+      </w:r>
+      <w:r>
+        <w:t>4</w:t>
+      </w:r>
+      <w:r>
+        <w:fldChar w:fldCharType="end"/>
+      </w:r>
+    </w:p>
+    <w:p>
+      <w:pPr>
+        <w:pStyle w:val="Verzeichnis1"/>
+        <w:rPr>
+          <w:rFonts w:asciiTheme="minorHAnsi" w:eastAsiaTheme="minorEastAsia" w:hAnsiTheme="minorHAnsi" w:cstheme="minorBidi"/>
+          <w:kern w:val="2"/>
+          <w:sz w:val="24"/>
+          <w:szCs w:val="24"/>
+          <w:lang w:eastAsia="de-CH"/>
+          <w14:ligatures w14:val="standardContextual"/>
+        </w:rPr>
+      </w:pPr>
+      <w:r>
+        <w:t>3</w:t>
+      </w:r>
+      <w:r>
+        <w:rPr>
+          <w:rFonts w:asciiTheme="minorHAnsi" w:eastAsiaTheme="minorEastAsia" w:hAnsiTheme="minorHAnsi" w:cstheme="minorBidi"/>
+          <w:kern w:val="2"/>
+          <w:sz w:val="24"/>
+          <w:szCs w:val="24"/>
+          <w:lang w:eastAsia="de-CH"/>
+          <w14:ligatures w14:val="standardContextual"/>
+        </w:rPr>
+        <w:tab/>
+      </w:r>
+      <w:r>
+        <w:t>Übersicht über den Projektstatus</w:t>
+      </w:r>
+      <w:r>
+        <w:tab/>
+      </w:r>
+      <w:r>
+        <w:fldChar w:fldCharType="begin"/>
+      </w:r>
+      <w:r>
+        <w:instrText xml:space="preserve"> PAGEREF _Toc216630459 \h </w:instrText>
+      </w:r>
+      <w:r>
+        <w:fldChar w:fldCharType="separate"/>
+      </w:r>
+      <w:r>
+        <w:t>4</w:t>
+      </w:r>
+      <w:r>
+        <w:fldChar w:fldCharType="end"/>
+      </w:r>
+    </w:p>
+    <w:p>
+      <w:pPr>
+        <w:pStyle w:val="Verzeichnis2"/>
+        <w:rPr>
+          <w:rFonts w:asciiTheme="minorHAnsi" w:eastAsiaTheme="minorEastAsia" w:hAnsiTheme="minorHAnsi" w:cstheme="minorBidi"/>
+          <w:noProof/>
+          <w:kern w:val="2"/>
+          <w:sz w:val="24"/>
+          <w:szCs w:val="24"/>
+          <w:lang w:eastAsia="de-CH"/>
+          <w14:ligatures w14:val="standardContextual"/>
+        </w:rPr>
+      </w:pPr>
+      <w:r>
+        <w:rPr>
+          <w:noProof/>
+        </w:rPr>
+        <w:t>3.1</w:t>
+      </w:r>
+      <w:r>
+        <w:rPr>
+          <w:rFonts w:asciiTheme="minorHAnsi" w:eastAsiaTheme="minorEastAsia" w:hAnsiTheme="minorHAnsi" w:cstheme="minorBidi"/>
+          <w:noProof/>
           <w:kern w:val="2"/>
           <w:sz w:val="24"/>
           <w:szCs w:val="24"/>
@@ -774,48 +1022,48 @@
       </w:r>
       <w:r>
         <w:rPr>
-          <w:noProof w:val="0"/>
+          <w:noProof/>
         </w:rPr>
-        <w:t>Projektplanung</w:t>
+        <w:t>Gesamtbeurteilung:</w:t>
       </w:r>
       <w:r>
         <w:rPr>
-          <w:noProof w:val="0"/>
+          <w:noProof/>
         </w:rPr>
         <w:tab/>
       </w:r>
       <w:r>
         <w:rPr>
-          <w:noProof w:val="0"/>
+          <w:noProof/>
         </w:rPr>
         <w:fldChar w:fldCharType="begin"/>
       </w:r>
       <w:r>
         <w:rPr>
-          <w:noProof w:val="0"/>
+          <w:noProof/>
         </w:rPr>
-        <w:instrText xml:space="preserve"> PAGEREF _Toc208763861 \h </w:instrText>
+        <w:instrText xml:space="preserve"> PAGEREF _Toc216630460 \h </w:instrText>
       </w:r>
       <w:r>
         <w:rPr>
-          <w:noProof w:val="0"/>
+          <w:noProof/>
         </w:rPr>
       </w:r>
       <w:r>
         <w:rPr>
-          <w:noProof w:val="0"/>
+          <w:noProof/>
         </w:rPr>
         <w:fldChar w:fldCharType="separate"/>
       </w:r>
       <w:r>
         <w:rPr>
-          <w:noProof w:val="0"/>
+          <w:noProof/>
         </w:rPr>
-        <w:t>2</w:t>
+        <w:t>5</w:t>
       </w:r>
       <w:r>
         <w:rPr>
-          <w:noProof w:val="0"/>
+          <w:noProof/>
         </w:rPr>
         <w:fldChar w:fldCharType="end"/>
       </w:r>
@@ -825,7 +1073,6 @@
         <w:pStyle w:val="Verzeichnis1"/>
         <w:rPr>
           <w:rFonts w:asciiTheme="minorHAnsi" w:eastAsiaTheme="minorEastAsia" w:hAnsiTheme="minorHAnsi" w:cstheme="minorBidi"/>
-          <w:noProof w:val="0"/>
           <w:kern w:val="2"/>
           <w:sz w:val="24"/>
           <w:szCs w:val="24"/>
@@ -834,15 +1081,11 @@
         </w:rPr>
       </w:pPr>
       <w:r>
-        <w:rPr>
-          <w:noProof w:val="0"/>
-        </w:rPr>
-        <w:t>2</w:t>
+        <w:t>4</w:t>
       </w:r>
       <w:r>
         <w:rPr>
           <w:rFonts w:asciiTheme="minorHAnsi" w:eastAsiaTheme="minorEastAsia" w:hAnsiTheme="minorHAnsi" w:cstheme="minorBidi"/>
-          <w:noProof w:val="0"/>
           <w:kern w:val="2"/>
           <w:sz w:val="24"/>
           <w:szCs w:val="24"/>
@@ -852,50 +1095,24 @@
         <w:tab/>
       </w:r>
       <w:r>
-        <w:rPr>
-          <w:noProof w:val="0"/>
-        </w:rPr>
-        <w:t>Projektbericht</w:t>
+        <w:t>Konfigurationsidentifikation</w:t>
       </w:r>
       <w:r>
-        <w:rPr>
-          <w:noProof w:val="0"/>
-        </w:rPr>
         <w:tab/>
       </w:r>
       <w:r>
-        <w:rPr>
-          <w:noProof w:val="0"/>
-        </w:rPr>
         <w:fldChar w:fldCharType="begin"/>
       </w:r>
       <w:r>
-        <w:rPr>
-          <w:noProof w:val="0"/>
-        </w:rPr>
-        <w:instrText xml:space="preserve"> PAGEREF _Toc208763862 \h </w:instrText>
+        <w:instrText xml:space="preserve"> PAGEREF _Toc216630461 \h </w:instrText>
       </w:r>
       <w:r>
-        <w:rPr>
-          <w:noProof w:val="0"/>
-        </w:rPr>
-      </w:r>
-      <w:r>
-        <w:rPr>
-          <w:noProof w:val="0"/>
-        </w:rPr>
         <w:fldChar w:fldCharType="separate"/>
       </w:r>
       <w:r>
-        <w:rPr>
-          <w:noProof w:val="0"/>
-        </w:rPr>
-        <w:t>4</w:t>
+        <w:t>5</w:t>
       </w:r>
       <w:r>
-        <w:rPr>
-          <w:noProof w:val="0"/>
-        </w:rPr>
         <w:fldChar w:fldCharType="end"/>
       </w:r>
     </w:p>
@@ -904,7 +1121,6 @@
         <w:pStyle w:val="Verzeichnis1"/>
         <w:rPr>
           <w:rFonts w:asciiTheme="minorHAnsi" w:eastAsiaTheme="minorEastAsia" w:hAnsiTheme="minorHAnsi" w:cstheme="minorBidi"/>
-          <w:noProof w:val="0"/>
           <w:kern w:val="2"/>
           <w:sz w:val="24"/>
           <w:szCs w:val="24"/>
@@ -913,15 +1129,11 @@
         </w:rPr>
       </w:pPr>
       <w:r>
-        <w:rPr>
-          <w:noProof w:val="0"/>
-        </w:rPr>
-        <w:t>3</w:t>
+        <w:t>5</w:t>
       </w:r>
       <w:r>
         <w:rPr>
           <w:rFonts w:asciiTheme="minorHAnsi" w:eastAsiaTheme="minorEastAsia" w:hAnsiTheme="minorHAnsi" w:cstheme="minorBidi"/>
-          <w:noProof w:val="0"/>
           <w:kern w:val="2"/>
           <w:sz w:val="24"/>
           <w:szCs w:val="24"/>
@@ -931,208 +1143,24 @@
         <w:tab/>
       </w:r>
       <w:r>
-        <w:rPr>
-          <w:noProof w:val="0"/>
-        </w:rPr>
-        <w:t>Übersicht über den Projektstatus</w:t>
+        <w:t>Projektrisiken</w:t>
       </w:r>
       <w:r>
-        <w:rPr>
-          <w:noProof w:val="0"/>
-        </w:rPr>
         <w:tab/>
       </w:r>
       <w:r>
-        <w:rPr>
-          <w:noProof w:val="0"/>
-        </w:rPr>
         <w:fldChar w:fldCharType="begin"/>
       </w:r>
       <w:r>
-        <w:rPr>
-          <w:noProof w:val="0"/>
-        </w:rPr>
-        <w:instrText xml:space="preserve"> PAGEREF _Toc208763863 \h </w:instrText>
+        <w:instrText xml:space="preserve"> PAGEREF _Toc216630462 \h </w:instrText>
       </w:r>
       <w:r>
-        <w:rPr>
-          <w:noProof w:val="0"/>
-        </w:rPr>
-      </w:r>
-      <w:r>
-        <w:rPr>
-          <w:noProof w:val="0"/>
-        </w:rPr>
         <w:fldChar w:fldCharType="separate"/>
       </w:r>
       <w:r>
-        <w:rPr>
-          <w:noProof w:val="0"/>
-        </w:rPr>
-        <w:t>4</w:t>
-      </w:r>
-      <w:r>
-        <w:rPr>
-          <w:noProof w:val="0"/>
-        </w:rPr>
-        <w:fldChar w:fldCharType="end"/>
-      </w:r>
-    </w:p>
-    <w:p>
-      <w:pPr>
-        <w:pStyle w:val="Verzeichnis1"/>
-        <w:rPr>
-          <w:rFonts w:asciiTheme="minorHAnsi" w:eastAsiaTheme="minorEastAsia" w:hAnsiTheme="minorHAnsi" w:cstheme="minorBidi"/>
-          <w:noProof w:val="0"/>
-          <w:kern w:val="2"/>
-          <w:sz w:val="24"/>
-          <w:szCs w:val="24"/>
-          <w:lang w:eastAsia="de-CH"/>
-          <w14:ligatures w14:val="standardContextual"/>
-        </w:rPr>
-      </w:pPr>
-      <w:r>
-        <w:rPr>
-          <w:noProof w:val="0"/>
-        </w:rPr>
-        <w:t>4</w:t>
-      </w:r>
-      <w:r>
-        <w:rPr>
-          <w:rFonts w:asciiTheme="minorHAnsi" w:eastAsiaTheme="minorEastAsia" w:hAnsiTheme="minorHAnsi" w:cstheme="minorBidi"/>
-          <w:noProof w:val="0"/>
-          <w:kern w:val="2"/>
-          <w:sz w:val="24"/>
-          <w:szCs w:val="24"/>
-          <w:lang w:eastAsia="de-CH"/>
-          <w14:ligatures w14:val="standardContextual"/>
-        </w:rPr>
-        <w:tab/>
-      </w:r>
-      <w:r>
-        <w:rPr>
-          <w:noProof w:val="0"/>
-        </w:rPr>
-        <w:t>Konfigurationsidentifikation</w:t>
-      </w:r>
-      <w:r>
-        <w:rPr>
-          <w:noProof w:val="0"/>
-        </w:rPr>
-        <w:tab/>
-      </w:r>
-      <w:r>
-        <w:rPr>
-          <w:noProof w:val="0"/>
-        </w:rPr>
-        <w:fldChar w:fldCharType="begin"/>
-      </w:r>
-      <w:r>
-        <w:rPr>
-          <w:noProof w:val="0"/>
-        </w:rPr>
-        <w:instrText xml:space="preserve"> PAGEREF _Toc208763864 \h </w:instrText>
-      </w:r>
-      <w:r>
-        <w:rPr>
-          <w:noProof w:val="0"/>
-        </w:rPr>
-      </w:r>
-      <w:r>
-        <w:rPr>
-          <w:noProof w:val="0"/>
-        </w:rPr>
-        <w:fldChar w:fldCharType="separate"/>
-      </w:r>
-      <w:r>
-        <w:rPr>
-          <w:noProof w:val="0"/>
-        </w:rPr>
-        <w:t>5</w:t>
-      </w:r>
-      <w:r>
-        <w:rPr>
-          <w:noProof w:val="0"/>
-        </w:rPr>
-        <w:fldChar w:fldCharType="end"/>
-      </w:r>
-    </w:p>
-    <w:p>
-      <w:pPr>
-        <w:pStyle w:val="Verzeichnis1"/>
-        <w:rPr>
-          <w:rFonts w:asciiTheme="minorHAnsi" w:eastAsiaTheme="minorEastAsia" w:hAnsiTheme="minorHAnsi" w:cstheme="minorBidi"/>
-          <w:noProof w:val="0"/>
-          <w:kern w:val="2"/>
-          <w:sz w:val="24"/>
-          <w:szCs w:val="24"/>
-          <w:lang w:eastAsia="de-CH"/>
-          <w14:ligatures w14:val="standardContextual"/>
-        </w:rPr>
-      </w:pPr>
-      <w:r>
-        <w:rPr>
-          <w:noProof w:val="0"/>
-        </w:rPr>
-        <w:t>5</w:t>
-      </w:r>
-      <w:r>
-        <w:rPr>
-          <w:rFonts w:asciiTheme="minorHAnsi" w:eastAsiaTheme="minorEastAsia" w:hAnsiTheme="minorHAnsi" w:cstheme="minorBidi"/>
-          <w:noProof w:val="0"/>
-          <w:kern w:val="2"/>
-          <w:sz w:val="24"/>
-          <w:szCs w:val="24"/>
-          <w:lang w:eastAsia="de-CH"/>
-          <w14:ligatures w14:val="standardContextual"/>
-        </w:rPr>
-        <w:tab/>
-      </w:r>
-      <w:r>
-        <w:rPr>
-          <w:noProof w:val="0"/>
-        </w:rPr>
-        <w:t>Projektrisiken</w:t>
-      </w:r>
-      <w:r>
-        <w:rPr>
-          <w:noProof w:val="0"/>
-        </w:rPr>
-        <w:tab/>
-      </w:r>
-      <w:r>
-        <w:rPr>
-          <w:noProof w:val="0"/>
-        </w:rPr>
-        <w:fldChar w:fldCharType="begin"/>
-      </w:r>
-      <w:r>
-        <w:rPr>
-          <w:noProof w:val="0"/>
-        </w:rPr>
-        <w:instrText xml:space="preserve"> PAGEREF _Toc208763865 \h </w:instrText>
-      </w:r>
-      <w:r>
-        <w:rPr>
-          <w:noProof w:val="0"/>
-        </w:rPr>
-      </w:r>
-      <w:r>
-        <w:rPr>
-          <w:noProof w:val="0"/>
-        </w:rPr>
-        <w:fldChar w:fldCharType="separate"/>
-      </w:r>
-      <w:r>
-        <w:rPr>
-          <w:noProof w:val="0"/>
-        </w:rPr>
         <w:t>6</w:t>
       </w:r>
       <w:r>
-        <w:rPr>
-          <w:noProof w:val="0"/>
-        </w:rPr>
         <w:fldChar w:fldCharType="end"/>
       </w:r>
     </w:p>
@@ -1186,10 +1214,10 @@
         <w:pStyle w:val="berschrift1"/>
         <w:numPr>
           <w:ilvl w:val="0"/>
-          <w:numId w:val="23"/>
+          <w:numId w:val="11"/>
         </w:numPr>
       </w:pPr>
-      <w:bookmarkStart w:id="3" w:name="_Toc208763861"/>
+      <w:bookmarkStart w:id="3" w:name="_Toc216630457"/>
       <w:r>
         <w:lastRenderedPageBreak/>
         <w:t>Projektplanung</w:t>
@@ -5946,10 +5974,10 @@
         <w:pStyle w:val="berschrift1"/>
         <w:numPr>
           <w:ilvl w:val="0"/>
-          <w:numId w:val="23"/>
+          <w:numId w:val="11"/>
         </w:numPr>
       </w:pPr>
-      <w:bookmarkStart w:id="5" w:name="_Toc208763862"/>
+      <w:bookmarkStart w:id="5" w:name="_Toc216630458"/>
       <w:r>
         <w:lastRenderedPageBreak/>
         <w:t>Projektbericht</w:t>
@@ -6682,10 +6710,10 @@
         <w:pStyle w:val="berschrift1"/>
         <w:numPr>
           <w:ilvl w:val="0"/>
-          <w:numId w:val="23"/>
+          <w:numId w:val="11"/>
         </w:numPr>
       </w:pPr>
-      <w:bookmarkStart w:id="6" w:name="_Toc208763863"/>
+      <w:bookmarkStart w:id="6" w:name="_Toc216630459"/>
       <w:r>
         <w:t>Übersicht</w:t>
       </w:r>
@@ -7339,28 +7367,103 @@
     </w:p>
     <w:p>
       <w:pPr>
-        <w:pStyle w:val="Verzeichnis1"/>
         <w:rPr>
-          <w:noProof w:val="0"/>
+          <w:lang w:eastAsia="de-DE"/>
+        </w:rPr>
+      </w:pPr>
+    </w:p>
+    <w:p>
+      <w:pPr>
+        <w:rPr>
+          <w:lang w:eastAsia="de-DE"/>
+        </w:rPr>
+      </w:pPr>
+    </w:p>
+    <w:p>
+      <w:pPr>
+        <w:rPr>
+          <w:lang w:eastAsia="de-DE"/>
+        </w:rPr>
+      </w:pPr>
+    </w:p>
+    <w:p>
+      <w:pPr>
+        <w:rPr>
+          <w:lang w:eastAsia="de-DE"/>
+        </w:rPr>
+      </w:pPr>
+    </w:p>
+    <w:p>
+      <w:pPr>
+        <w:rPr>
+          <w:lang w:eastAsia="de-DE"/>
+        </w:rPr>
+      </w:pPr>
+    </w:p>
+    <w:p>
+      <w:pPr>
+        <w:rPr>
+          <w:lang w:eastAsia="de-DE"/>
+        </w:rPr>
+      </w:pPr>
+    </w:p>
+    <w:p>
+      <w:pPr>
+        <w:rPr>
+          <w:lang w:eastAsia="de-DE"/>
+        </w:rPr>
+      </w:pPr>
+    </w:p>
+    <w:p>
+      <w:pPr>
+        <w:rPr>
+          <w:lang w:eastAsia="de-DE"/>
+        </w:rPr>
+      </w:pPr>
+    </w:p>
+    <w:p>
+      <w:pPr>
+        <w:pStyle w:val="berschrift2"/>
+      </w:pPr>
+      <w:bookmarkStart w:id="7" w:name="_Toc216630460"/>
+      <w:r>
+        <w:lastRenderedPageBreak/>
+        <w:t>Gesamtbeurteilung:</w:t>
+      </w:r>
+      <w:bookmarkEnd w:id="7"/>
+    </w:p>
+    <w:p>
+      <w:pPr>
+        <w:rPr>
+          <w:lang w:eastAsia="de-DE"/>
+        </w:rPr>
+      </w:pPr>
+    </w:p>
+    <w:p>
+      <w:pPr>
+        <w:pStyle w:val="TextCDB"/>
+        <w:rPr>
+          <w:b/>
+          <w:bCs/>
+          <w:lang w:val="de-CH"/>
         </w:rPr>
       </w:pPr>
       <w:r>
         <w:rPr>
-          <w:noProof w:val="0"/>
+          <w:b/>
+          <w:bCs/>
+          <w:lang w:val="de-CH"/>
         </w:rPr>
-        <w:t>Gesamtbeurteilung:</w:t>
+        <w:t>Vorgegebene und erreichte Ergebnisse</w:t>
       </w:r>
     </w:p>
     <w:p>
       <w:pPr>
-        <w:rPr>
-          <w:lang w:eastAsia="de-DE"/>
-        </w:rPr>
-      </w:pPr>
-    </w:p>
-    <w:p>
-      <w:pPr>
         <w:pStyle w:val="TextCDB"/>
+        <w:numPr>
+          <w:ilvl w:val="0"/>
+          <w:numId w:val="18"/>
+        </w:numPr>
         <w:rPr>
           <w:lang w:val="de-CH"/>
         </w:rPr>
@@ -7369,7 +7472,202 @@
         <w:rPr>
           <w:lang w:val="de-CH"/>
         </w:rPr>
-        <w:t>Das Projekt Bomb.io ist insgesamt auf Kurs. Die grösste Herausforderung liegt aktuell bei den Terminen, da die Konzeptphase knapp geplant ist. Durch enges Controlling und klare Aufgabenverteilung wird jedoch erwartet, dass die Abgabe rechtzeitig gelingt.</w:t>
+        <w:t>Alle geplanten Kernfunktionen von Bomb.io wurden umgesetzt</w:t>
+      </w:r>
+    </w:p>
+    <w:p>
+      <w:pPr>
+        <w:pStyle w:val="TextCDB"/>
+        <w:numPr>
+          <w:ilvl w:val="0"/>
+          <w:numId w:val="18"/>
+        </w:numPr>
+        <w:rPr>
+          <w:lang w:val="de-CH"/>
+        </w:rPr>
+      </w:pPr>
+      <w:r>
+        <w:rPr>
+          <w:lang w:val="de-CH"/>
+        </w:rPr>
+        <w:t>Lobby-System, Spielstart, Bewegungen und Bombenmechanik funktionieren gemäss Anforderungen</w:t>
+      </w:r>
+    </w:p>
+    <w:p>
+      <w:pPr>
+        <w:pStyle w:val="TextCDB"/>
+        <w:numPr>
+          <w:ilvl w:val="0"/>
+          <w:numId w:val="18"/>
+        </w:numPr>
+        <w:rPr>
+          <w:lang w:val="de-CH"/>
+        </w:rPr>
+      </w:pPr>
+      <w:r>
+        <w:rPr>
+          <w:lang w:val="de-CH"/>
+        </w:rPr>
+        <w:t>Dokumentation vollständig erstellt</w:t>
+      </w:r>
+    </w:p>
+    <w:p>
+      <w:pPr>
+        <w:pStyle w:val="TextCDB"/>
+        <w:rPr>
+          <w:b/>
+          <w:bCs/>
+          <w:lang w:val="de-CH"/>
+        </w:rPr>
+      </w:pPr>
+      <w:r>
+        <w:rPr>
+          <w:b/>
+          <w:bCs/>
+          <w:lang w:val="de-CH"/>
+        </w:rPr>
+        <w:t>Vorgegebene und erreichte Termine</w:t>
+      </w:r>
+    </w:p>
+    <w:p>
+      <w:pPr>
+        <w:pStyle w:val="TextCDB"/>
+        <w:numPr>
+          <w:ilvl w:val="0"/>
+          <w:numId w:val="19"/>
+        </w:numPr>
+        <w:rPr>
+          <w:lang w:val="de-CH"/>
+        </w:rPr>
+      </w:pPr>
+      <w:r>
+        <w:rPr>
+          <w:lang w:val="de-CH"/>
+        </w:rPr>
+        <w:t>Die meisten Meilensteine wurden termingerecht erreicht</w:t>
+      </w:r>
+    </w:p>
+    <w:p>
+      <w:pPr>
+        <w:pStyle w:val="TextCDB"/>
+        <w:numPr>
+          <w:ilvl w:val="0"/>
+          <w:numId w:val="19"/>
+        </w:numPr>
+        <w:rPr>
+          <w:lang w:val="de-CH"/>
+        </w:rPr>
+      </w:pPr>
+      <w:r>
+        <w:rPr>
+          <w:lang w:val="de-CH"/>
+        </w:rPr>
+        <w:t xml:space="preserve">Geringe Verzögerung in der Testphase, </w:t>
+      </w:r>
+      <w:r>
+        <w:rPr>
+          <w:bCs/>
+          <w:lang w:val="de-CH"/>
+        </w:rPr>
+        <w:t>ohne Einfluss auf den Endtermin</w:t>
+      </w:r>
+    </w:p>
+    <w:p>
+      <w:pPr>
+        <w:pStyle w:val="TextCDB"/>
+        <w:rPr>
+          <w:b/>
+          <w:bCs/>
+          <w:lang w:val="de-CH"/>
+        </w:rPr>
+      </w:pPr>
+      <w:r>
+        <w:rPr>
+          <w:b/>
+          <w:bCs/>
+          <w:lang w:val="de-CH"/>
+        </w:rPr>
+        <w:t>Eingetretene Risiken</w:t>
+      </w:r>
+    </w:p>
+    <w:p>
+      <w:pPr>
+        <w:pStyle w:val="TextCDB"/>
+        <w:numPr>
+          <w:ilvl w:val="0"/>
+          <w:numId w:val="20"/>
+        </w:numPr>
+        <w:rPr>
+          <w:lang w:val="de-CH"/>
+        </w:rPr>
+      </w:pPr>
+      <w:r>
+        <w:rPr>
+          <w:bCs/>
+          <w:lang w:val="de-CH"/>
+        </w:rPr>
+        <w:t>Zeitdruck</w:t>
+      </w:r>
+      <w:r>
+        <w:rPr>
+          <w:lang w:val="de-CH"/>
+        </w:rPr>
+        <w:t xml:space="preserve"> durch parallele schulische Verpflichtungen</w:t>
+      </w:r>
+    </w:p>
+    <w:p>
+      <w:pPr>
+        <w:pStyle w:val="TextCDB"/>
+        <w:numPr>
+          <w:ilvl w:val="0"/>
+          <w:numId w:val="20"/>
+        </w:numPr>
+        <w:rPr>
+          <w:lang w:val="de-CH"/>
+        </w:rPr>
+      </w:pPr>
+      <w:r>
+        <w:rPr>
+          <w:bCs/>
+          <w:lang w:val="de-CH"/>
+        </w:rPr>
+        <w:t>Mehraufwand</w:t>
+      </w:r>
+      <w:r>
+        <w:rPr>
+          <w:b/>
+          <w:bCs/>
+          <w:lang w:val="de-CH"/>
+        </w:rPr>
+        <w:t xml:space="preserve"> </w:t>
+      </w:r>
+      <w:r>
+        <w:rPr>
+          <w:bCs/>
+          <w:lang w:val="de-CH"/>
+        </w:rPr>
+        <w:t>bei</w:t>
+      </w:r>
+      <w:r>
+        <w:rPr>
+          <w:b/>
+          <w:bCs/>
+          <w:lang w:val="de-CH"/>
+        </w:rPr>
+        <w:t xml:space="preserve"> </w:t>
+      </w:r>
+      <w:r>
+        <w:rPr>
+          <w:bCs/>
+          <w:lang w:val="de-CH"/>
+        </w:rPr>
+        <w:t>Tests</w:t>
+      </w:r>
+      <w:r>
+        <w:rPr>
+          <w:lang w:val="de-CH"/>
+        </w:rPr>
+        <w:t xml:space="preserve"> aufgrund zusätzlicher Stabilitätsprüfungen</w:t>
       </w:r>
     </w:p>
     <w:p>
@@ -7383,24 +7681,32 @@
     </w:p>
     <w:p>
       <w:pPr>
+        <w:pStyle w:val="TextCDB"/>
+        <w:rPr>
+          <w:color w:val="000000" w:themeColor="text1"/>
+          <w:lang w:val="de-CH"/>
+        </w:rPr>
+      </w:pPr>
+    </w:p>
+    <w:p>
+      <w:pPr>
         <w:pStyle w:val="berschrift1"/>
         <w:numPr>
           <w:ilvl w:val="0"/>
-          <w:numId w:val="23"/>
+          <w:numId w:val="11"/>
         </w:numPr>
       </w:pPr>
-      <w:bookmarkStart w:id="7" w:name="_Toc197910896"/>
-      <w:bookmarkStart w:id="8" w:name="_Toc379273887"/>
-      <w:bookmarkStart w:id="9" w:name="_Toc410112396"/>
-      <w:bookmarkStart w:id="10" w:name="_Toc208763864"/>
+      <w:bookmarkStart w:id="8" w:name="_Toc197910896"/>
+      <w:bookmarkStart w:id="9" w:name="_Toc379273887"/>
+      <w:bookmarkStart w:id="10" w:name="_Toc410112396"/>
+      <w:bookmarkStart w:id="11" w:name="_Toc216630461"/>
       <w:r>
-        <w:lastRenderedPageBreak/>
         <w:t>Konfigurationsidentifikation</w:t>
       </w:r>
-      <w:bookmarkEnd w:id="7"/>
       <w:bookmarkEnd w:id="8"/>
       <w:bookmarkEnd w:id="9"/>
       <w:bookmarkEnd w:id="10"/>
+      <w:bookmarkEnd w:id="11"/>
     </w:p>
     <w:tbl>
       <w:tblPr>
@@ -7809,7 +8115,7 @@
               <w:rPr>
                 <w:lang w:val="de-CH"/>
               </w:rPr>
-              <w:t>In Prüfung</w:t>
+              <w:t>Freigegeben</w:t>
             </w:r>
           </w:p>
         </w:tc>
@@ -7894,7 +8200,7 @@
               <w:rPr>
                 <w:lang w:val="de-CH"/>
               </w:rPr>
-              <w:t>In Prüfung</w:t>
+              <w:t>Freigegeben</w:t>
             </w:r>
           </w:p>
         </w:tc>
@@ -7976,7 +8282,7 @@
               <w:rPr>
                 <w:lang w:val="de-CH"/>
               </w:rPr>
-              <w:t>In Prüfung</w:t>
+              <w:t>Freigegeben</w:t>
             </w:r>
           </w:p>
         </w:tc>
@@ -8058,19 +8364,7 @@
               <w:rPr>
                 <w:lang w:val="de-CH"/>
               </w:rPr>
-              <w:t xml:space="preserve">In </w:t>
-            </w:r>
-            <w:r>
-              <w:rPr>
-                <w:lang w:val="de-CH"/>
-              </w:rPr>
-              <w:t>P</w:t>
-            </w:r>
-            <w:r>
-              <w:rPr>
-                <w:lang w:val="de-CH"/>
-              </w:rPr>
-              <w:t>rüfung</w:t>
+              <w:t>Freigegeben</w:t>
             </w:r>
           </w:p>
         </w:tc>
@@ -8152,7 +8446,7 @@
               <w:rPr>
                 <w:lang w:val="de-CH"/>
               </w:rPr>
-              <w:t>In Prüfung</w:t>
+              <w:t>Freigegeben</w:t>
             </w:r>
           </w:p>
         </w:tc>
@@ -8214,7 +8508,7 @@
               <w:rPr>
                 <w:lang w:val="de-CH"/>
               </w:rPr>
-              <w:t>-</w:t>
+              <w:t>Abgeschlossen</w:t>
             </w:r>
           </w:p>
         </w:tc>
@@ -8234,7 +8528,7 @@
               <w:rPr>
                 <w:lang w:val="de-CH"/>
               </w:rPr>
-              <w:t>–</w:t>
+              <w:t>In Prüfung</w:t>
             </w:r>
           </w:p>
         </w:tc>
@@ -8369,15 +8663,15 @@
         <w:pStyle w:val="berschrift1"/>
         <w:numPr>
           <w:ilvl w:val="0"/>
-          <w:numId w:val="23"/>
+          <w:numId w:val="11"/>
         </w:numPr>
       </w:pPr>
-      <w:bookmarkStart w:id="11" w:name="_Toc208763865"/>
+      <w:bookmarkStart w:id="12" w:name="_Toc216630462"/>
       <w:r>
         <w:lastRenderedPageBreak/>
         <w:t>Projektrisiken</w:t>
       </w:r>
-      <w:bookmarkEnd w:id="11"/>
+      <w:bookmarkEnd w:id="12"/>
     </w:p>
     <w:p>
       <w:pPr>
@@ -10643,6 +10937,479 @@
     <w:p>
       <w:pPr>
         <w:pStyle w:val="TextCDB"/>
+        <w:rPr>
+          <w:lang w:val="de-CH"/>
+        </w:rPr>
+      </w:pPr>
+    </w:p>
+    <w:tbl>
+      <w:tblPr>
+        <w:tblStyle w:val="Tabellenraster"/>
+        <w:tblW w:w="0" w:type="auto"/>
+        <w:tblLook w:val="04A0" w:firstRow="1" w:lastRow="0" w:firstColumn="1" w:lastColumn="0" w:noHBand="0" w:noVBand="1"/>
+      </w:tblPr>
+      <w:tblGrid>
+        <w:gridCol w:w="522"/>
+        <w:gridCol w:w="2344"/>
+        <w:gridCol w:w="3115"/>
+      </w:tblGrid>
+      <w:tr>
+        <w:tc>
+          <w:tcPr>
+            <w:tcW w:w="0" w:type="auto"/>
+            <w:shd w:val="clear" w:color="auto" w:fill="C6D9F1" w:themeFill="text2" w:themeFillTint="33"/>
+            <w:hideMark/>
+          </w:tcPr>
+          <w:p>
+            <w:pPr>
+              <w:pStyle w:val="TextCDB"/>
+              <w:rPr>
+                <w:b/>
+                <w:bCs/>
+                <w:lang w:val="de-CH"/>
+              </w:rPr>
+            </w:pPr>
+            <w:r>
+              <w:rPr>
+                <w:b/>
+                <w:bCs/>
+                <w:lang w:val="de-CH"/>
+              </w:rPr>
+              <w:lastRenderedPageBreak/>
+              <w:t>Nr.</w:t>
+            </w:r>
+          </w:p>
+        </w:tc>
+        <w:tc>
+          <w:tcPr>
+            <w:tcW w:w="0" w:type="auto"/>
+            <w:shd w:val="clear" w:color="auto" w:fill="C6D9F1" w:themeFill="text2" w:themeFillTint="33"/>
+            <w:hideMark/>
+          </w:tcPr>
+          <w:p>
+            <w:pPr>
+              <w:pStyle w:val="TextCDB"/>
+              <w:rPr>
+                <w:b/>
+                <w:bCs/>
+                <w:lang w:val="de-CH"/>
+              </w:rPr>
+            </w:pPr>
+            <w:r>
+              <w:rPr>
+                <w:b/>
+                <w:bCs/>
+                <w:lang w:val="de-CH"/>
+              </w:rPr>
+              <w:t>Risiko</w:t>
+            </w:r>
+          </w:p>
+        </w:tc>
+        <w:tc>
+          <w:tcPr>
+            <w:tcW w:w="0" w:type="auto"/>
+            <w:shd w:val="clear" w:color="auto" w:fill="C6D9F1" w:themeFill="text2" w:themeFillTint="33"/>
+            <w:hideMark/>
+          </w:tcPr>
+          <w:p>
+            <w:pPr>
+              <w:pStyle w:val="TextCDB"/>
+              <w:rPr>
+                <w:b/>
+                <w:bCs/>
+                <w:lang w:val="de-CH"/>
+              </w:rPr>
+            </w:pPr>
+            <w:r>
+              <w:rPr>
+                <w:b/>
+                <w:bCs/>
+                <w:lang w:val="de-CH"/>
+              </w:rPr>
+              <w:t>Bewertung nach Abschluss</w:t>
+            </w:r>
+          </w:p>
+        </w:tc>
+      </w:tr>
+      <w:tr>
+        <w:tc>
+          <w:tcPr>
+            <w:tcW w:w="0" w:type="auto"/>
+            <w:hideMark/>
+          </w:tcPr>
+          <w:p>
+            <w:pPr>
+              <w:pStyle w:val="TextCDB"/>
+              <w:rPr>
+                <w:lang w:val="de-CH"/>
+              </w:rPr>
+            </w:pPr>
+            <w:r>
+              <w:rPr>
+                <w:lang w:val="de-CH"/>
+              </w:rPr>
+              <w:t>1</w:t>
+            </w:r>
+          </w:p>
+        </w:tc>
+        <w:tc>
+          <w:tcPr>
+            <w:tcW w:w="0" w:type="auto"/>
+            <w:hideMark/>
+          </w:tcPr>
+          <w:p>
+            <w:pPr>
+              <w:pStyle w:val="TextCDB"/>
+              <w:rPr>
+                <w:lang w:val="de-CH"/>
+              </w:rPr>
+            </w:pPr>
+            <w:r>
+              <w:rPr>
+                <w:lang w:val="de-CH"/>
+              </w:rPr>
+              <w:t>Verfügbarkeit Team</w:t>
+            </w:r>
+          </w:p>
+        </w:tc>
+        <w:tc>
+          <w:tcPr>
+            <w:tcW w:w="0" w:type="auto"/>
+            <w:hideMark/>
+          </w:tcPr>
+          <w:p>
+            <w:pPr>
+              <w:pStyle w:val="TextCDB"/>
+              <w:rPr>
+                <w:lang w:val="de-CH"/>
+              </w:rPr>
+            </w:pPr>
+            <w:r>
+              <w:rPr>
+                <w:lang w:val="de-CH"/>
+              </w:rPr>
+              <w:t>Eingetreten, beherrscht</w:t>
+            </w:r>
+          </w:p>
+        </w:tc>
+      </w:tr>
+      <w:tr>
+        <w:tc>
+          <w:tcPr>
+            <w:tcW w:w="0" w:type="auto"/>
+            <w:hideMark/>
+          </w:tcPr>
+          <w:p>
+            <w:pPr>
+              <w:pStyle w:val="TextCDB"/>
+              <w:rPr>
+                <w:lang w:val="de-CH"/>
+              </w:rPr>
+            </w:pPr>
+            <w:r>
+              <w:rPr>
+                <w:lang w:val="de-CH"/>
+              </w:rPr>
+              <w:t>2</w:t>
+            </w:r>
+          </w:p>
+        </w:tc>
+        <w:tc>
+          <w:tcPr>
+            <w:tcW w:w="0" w:type="auto"/>
+            <w:hideMark/>
+          </w:tcPr>
+          <w:p>
+            <w:pPr>
+              <w:pStyle w:val="TextCDB"/>
+              <w:rPr>
+                <w:lang w:val="de-CH"/>
+              </w:rPr>
+            </w:pPr>
+            <w:r>
+              <w:rPr>
+                <w:lang w:val="de-CH"/>
+              </w:rPr>
+              <w:t>Technische Probleme</w:t>
+            </w:r>
+          </w:p>
+        </w:tc>
+        <w:tc>
+          <w:tcPr>
+            <w:tcW w:w="0" w:type="auto"/>
+            <w:hideMark/>
+          </w:tcPr>
+          <w:p>
+            <w:pPr>
+              <w:pStyle w:val="TextCDB"/>
+              <w:rPr>
+                <w:lang w:val="de-CH"/>
+              </w:rPr>
+            </w:pPr>
+            <w:r>
+              <w:rPr>
+                <w:lang w:val="de-CH"/>
+              </w:rPr>
+              <w:t>Teilweise eingetreten, gelöst</w:t>
+            </w:r>
+          </w:p>
+        </w:tc>
+      </w:tr>
+      <w:tr>
+        <w:tc>
+          <w:tcPr>
+            <w:tcW w:w="0" w:type="auto"/>
+            <w:hideMark/>
+          </w:tcPr>
+          <w:p>
+            <w:pPr>
+              <w:pStyle w:val="TextCDB"/>
+              <w:rPr>
+                <w:lang w:val="de-CH"/>
+              </w:rPr>
+            </w:pPr>
+            <w:r>
+              <w:rPr>
+                <w:lang w:val="de-CH"/>
+              </w:rPr>
+              <w:t>3</w:t>
+            </w:r>
+          </w:p>
+        </w:tc>
+        <w:tc>
+          <w:tcPr>
+            <w:tcW w:w="0" w:type="auto"/>
+            <w:hideMark/>
+          </w:tcPr>
+          <w:p>
+            <w:pPr>
+              <w:pStyle w:val="TextCDB"/>
+              <w:rPr>
+                <w:lang w:val="de-CH"/>
+              </w:rPr>
+            </w:pPr>
+            <w:r>
+              <w:rPr>
+                <w:lang w:val="de-CH"/>
+              </w:rPr>
+              <w:t>Fehlende Erfahrung</w:t>
+            </w:r>
+          </w:p>
+        </w:tc>
+        <w:tc>
+          <w:tcPr>
+            <w:tcW w:w="0" w:type="auto"/>
+            <w:hideMark/>
+          </w:tcPr>
+          <w:p>
+            <w:pPr>
+              <w:pStyle w:val="TextCDB"/>
+              <w:rPr>
+                <w:lang w:val="de-CH"/>
+              </w:rPr>
+            </w:pPr>
+            <w:r>
+              <w:rPr>
+                <w:lang w:val="de-CH"/>
+              </w:rPr>
+              <w:t>Kein kritisches Problem</w:t>
+            </w:r>
+          </w:p>
+        </w:tc>
+      </w:tr>
+      <w:tr>
+        <w:tc>
+          <w:tcPr>
+            <w:tcW w:w="0" w:type="auto"/>
+            <w:hideMark/>
+          </w:tcPr>
+          <w:p>
+            <w:pPr>
+              <w:pStyle w:val="TextCDB"/>
+              <w:rPr>
+                <w:lang w:val="de-CH"/>
+              </w:rPr>
+            </w:pPr>
+            <w:r>
+              <w:rPr>
+                <w:lang w:val="de-CH"/>
+              </w:rPr>
+              <w:t>4</w:t>
+            </w:r>
+          </w:p>
+        </w:tc>
+        <w:tc>
+          <w:tcPr>
+            <w:tcW w:w="0" w:type="auto"/>
+            <w:hideMark/>
+          </w:tcPr>
+          <w:p>
+            <w:pPr>
+              <w:pStyle w:val="TextCDB"/>
+              <w:rPr>
+                <w:lang w:val="de-CH"/>
+              </w:rPr>
+            </w:pPr>
+            <w:r>
+              <w:rPr>
+                <w:lang w:val="de-CH"/>
+              </w:rPr>
+              <w:t>Kommunikation</w:t>
+            </w:r>
+          </w:p>
+        </w:tc>
+        <w:tc>
+          <w:tcPr>
+            <w:tcW w:w="0" w:type="auto"/>
+            <w:hideMark/>
+          </w:tcPr>
+          <w:p>
+            <w:pPr>
+              <w:pStyle w:val="TextCDB"/>
+              <w:rPr>
+                <w:lang w:val="de-CH"/>
+              </w:rPr>
+            </w:pPr>
+            <w:r>
+              <w:rPr>
+                <w:lang w:val="de-CH"/>
+              </w:rPr>
+              <w:t>Verbesserungsbedarf erkannt</w:t>
+            </w:r>
+          </w:p>
+        </w:tc>
+      </w:tr>
+      <w:tr>
+        <w:tc>
+          <w:tcPr>
+            <w:tcW w:w="0" w:type="auto"/>
+            <w:hideMark/>
+          </w:tcPr>
+          <w:p>
+            <w:pPr>
+              <w:pStyle w:val="TextCDB"/>
+              <w:rPr>
+                <w:lang w:val="de-CH"/>
+              </w:rPr>
+            </w:pPr>
+            <w:r>
+              <w:rPr>
+                <w:lang w:val="de-CH"/>
+              </w:rPr>
+              <w:t>5</w:t>
+            </w:r>
+          </w:p>
+        </w:tc>
+        <w:tc>
+          <w:tcPr>
+            <w:tcW w:w="0" w:type="auto"/>
+            <w:hideMark/>
+          </w:tcPr>
+          <w:p>
+            <w:pPr>
+              <w:pStyle w:val="TextCDB"/>
+              <w:rPr>
+                <w:lang w:val="de-CH"/>
+              </w:rPr>
+            </w:pPr>
+            <w:r>
+              <w:rPr>
+                <w:lang w:val="de-CH"/>
+              </w:rPr>
+              <w:t>Zeitdruck</w:t>
+            </w:r>
+          </w:p>
+        </w:tc>
+        <w:tc>
+          <w:tcPr>
+            <w:tcW w:w="0" w:type="auto"/>
+            <w:hideMark/>
+          </w:tcPr>
+          <w:p>
+            <w:pPr>
+              <w:pStyle w:val="TextCDB"/>
+              <w:rPr>
+                <w:lang w:val="de-CH"/>
+              </w:rPr>
+            </w:pPr>
+            <w:r>
+              <w:rPr>
+                <w:lang w:val="de-CH"/>
+              </w:rPr>
+              <w:t>Eingetreten, kompensiert</w:t>
+            </w:r>
+          </w:p>
+        </w:tc>
+      </w:tr>
+      <w:tr>
+        <w:tc>
+          <w:tcPr>
+            <w:tcW w:w="0" w:type="auto"/>
+            <w:hideMark/>
+          </w:tcPr>
+          <w:p>
+            <w:pPr>
+              <w:pStyle w:val="TextCDB"/>
+              <w:rPr>
+                <w:lang w:val="de-CH"/>
+              </w:rPr>
+            </w:pPr>
+            <w:r>
+              <w:rPr>
+                <w:lang w:val="de-CH"/>
+              </w:rPr>
+              <w:t>6</w:t>
+            </w:r>
+          </w:p>
+        </w:tc>
+        <w:tc>
+          <w:tcPr>
+            <w:tcW w:w="0" w:type="auto"/>
+            <w:hideMark/>
+          </w:tcPr>
+          <w:p>
+            <w:pPr>
+              <w:pStyle w:val="TextCDB"/>
+              <w:rPr>
+                <w:lang w:val="de-CH"/>
+              </w:rPr>
+            </w:pPr>
+            <w:r>
+              <w:rPr>
+                <w:lang w:val="de-CH"/>
+              </w:rPr>
+              <w:t>Externe Software</w:t>
+            </w:r>
+          </w:p>
+        </w:tc>
+        <w:tc>
+          <w:tcPr>
+            <w:tcW w:w="0" w:type="auto"/>
+            <w:hideMark/>
+          </w:tcPr>
+          <w:p>
+            <w:pPr>
+              <w:pStyle w:val="TextCDB"/>
+              <w:rPr>
+                <w:lang w:val="de-CH"/>
+              </w:rPr>
+            </w:pPr>
+            <w:r>
+              <w:rPr>
+                <w:lang w:val="de-CH"/>
+              </w:rPr>
+              <w:t>Nicht eingetreten</w:t>
+            </w:r>
+          </w:p>
+        </w:tc>
+      </w:tr>
+    </w:tbl>
+    <w:p>
+      <w:pPr>
+        <w:pStyle w:val="TextCDB"/>
+        <w:rPr>
+          <w:lang w:val="de-CH"/>
+        </w:rPr>
       </w:pPr>
     </w:p>
     <w:sectPr>
@@ -10964,9 +11731,6 @@
           <w:bookmarkStart w:id="1" w:name="tm_dateiname"/>
           <w:bookmarkStart w:id="2" w:name="_Hlk112468646"/>
           <w:r>
-            <w:rPr>
-              <w:noProof w:val="0"/>
-            </w:rPr>
             <w:drawing>
               <wp:anchor distT="0" distB="0" distL="114300" distR="114300" simplePos="0" relativeHeight="251659264" behindDoc="0" locked="0" layoutInCell="1" allowOverlap="1" wp14:anchorId="02E54494" wp14:editId="3084A667">
                 <wp:simplePos x="0" y="0"/>
@@ -11039,9 +11803,6 @@
             <w:fldChar w:fldCharType="separate"/>
           </w:r>
           <w:r>
-            <w:rPr>
-              <w:noProof w:val="0"/>
-            </w:rPr>
             <w:t>Projektplan.docx</w:t>
           </w:r>
           <w:r>
@@ -11187,7 +11948,6 @@
           </w:r>
           <w:r>
             <w:rPr>
-              <w:noProof w:val="0"/>
               <w:sz w:val="18"/>
               <w:szCs w:val="18"/>
             </w:rPr>
@@ -11408,9 +12168,6 @@
             </w:rPr>
           </w:pPr>
           <w:r>
-            <w:rPr>
-              <w:noProof w:val="0"/>
-            </w:rPr>
             <w:drawing>
               <wp:anchor distT="0" distB="0" distL="114300" distR="114300" simplePos="0" relativeHeight="251664384" behindDoc="0" locked="0" layoutInCell="1" allowOverlap="1" wp14:anchorId="3E2CCC9E" wp14:editId="57B29C1E">
                 <wp:simplePos x="0" y="0"/>
@@ -11483,9 +12240,6 @@
             <w:fldChar w:fldCharType="separate"/>
           </w:r>
           <w:r>
-            <w:rPr>
-              <w:noProof w:val="0"/>
-            </w:rPr>
             <w:t>Projektplan.docx</w:t>
           </w:r>
           <w:r>
@@ -11628,7 +12382,6 @@
           </w:r>
           <w:r>
             <w:rPr>
-              <w:noProof w:val="0"/>
               <w:sz w:val="18"/>
               <w:szCs w:val="18"/>
             </w:rPr>
@@ -11868,9 +12621,6 @@
             </w:rPr>
           </w:pPr>
           <w:r>
-            <w:rPr>
-              <w:noProof w:val="0"/>
-            </w:rPr>
             <w:drawing>
               <wp:anchor distT="0" distB="0" distL="114300" distR="114300" simplePos="0" relativeHeight="251660288" behindDoc="0" locked="0" layoutInCell="1" allowOverlap="1" wp14:anchorId="18C208F6" wp14:editId="66DE8D72">
                 <wp:simplePos x="0" y="0"/>
@@ -12075,9 +12825,6 @@
             </w:rPr>
           </w:pPr>
           <w:r>
-            <w:rPr>
-              <w:noProof w:val="0"/>
-            </w:rPr>
             <w:drawing>
               <wp:anchor distT="0" distB="0" distL="114300" distR="114300" simplePos="0" relativeHeight="251665408" behindDoc="0" locked="0" layoutInCell="1" allowOverlap="1" wp14:anchorId="6BF07F94" wp14:editId="045B5086">
                 <wp:simplePos x="0" y="0"/>
@@ -12282,9 +13029,6 @@
             </w:rPr>
           </w:pPr>
           <w:r>
-            <w:rPr>
-              <w:noProof w:val="0"/>
-            </w:rPr>
             <w:drawing>
               <wp:anchor distT="0" distB="0" distL="114300" distR="114300" simplePos="0" relativeHeight="251662336" behindDoc="0" locked="0" layoutInCell="1" allowOverlap="1" wp14:anchorId="7A1C191D" wp14:editId="22FC7528">
                 <wp:simplePos x="0" y="0"/>
@@ -12551,235 +13295,6 @@
     </w:lvl>
   </w:abstractNum>
   <w:abstractNum w:abstractNumId="1" w15:restartNumberingAfterBreak="0">
-    <w:nsid w:val="1064012D"/>
-    <w:multiLevelType w:val="hybridMultilevel"/>
-    <w:tmpl w:val="7854CE80"/>
-    <w:lvl w:ilvl="0" w:tplc="F6BA08DC">
-      <w:start w:val="1"/>
-      <w:numFmt w:val="bullet"/>
-      <w:lvlText w:val="•"/>
-      <w:lvlJc w:val="left"/>
-      <w:pPr>
-        <w:ind w:left="360" w:hanging="360"/>
-      </w:pPr>
-      <w:rPr>
-        <w:rFonts w:ascii="Arial" w:hAnsi="Arial" w:hint="default"/>
-        <w:color w:val="0080B9"/>
-        <w:sz w:val="24"/>
-        <w:vertAlign w:val="baseline"/>
-      </w:rPr>
-    </w:lvl>
-    <w:lvl w:ilvl="1" w:tplc="08070003" w:tentative="1">
-      <w:start w:val="1"/>
-      <w:numFmt w:val="bullet"/>
-      <w:lvlText w:val="o"/>
-      <w:lvlJc w:val="left"/>
-      <w:pPr>
-        <w:ind w:left="1440" w:hanging="360"/>
-      </w:pPr>
-      <w:rPr>
-        <w:rFonts w:ascii="Courier New" w:hAnsi="Courier New" w:cs="Courier New" w:hint="default"/>
-      </w:rPr>
-    </w:lvl>
-    <w:lvl w:ilvl="2" w:tplc="08070005" w:tentative="1">
-      <w:start w:val="1"/>
-      <w:numFmt w:val="bullet"/>
-      <w:lvlText w:val=""/>
-      <w:lvlJc w:val="left"/>
-      <w:pPr>
-        <w:ind w:left="2160" w:hanging="360"/>
-      </w:pPr>
-      <w:rPr>
-        <w:rFonts w:ascii="Wingdings" w:hAnsi="Wingdings" w:hint="default"/>
-      </w:rPr>
-    </w:lvl>
-    <w:lvl w:ilvl="3" w:tplc="08070001" w:tentative="1">
-      <w:start w:val="1"/>
-      <w:numFmt w:val="bullet"/>
-      <w:lvlText w:val=""/>
-      <w:lvlJc w:val="left"/>
-      <w:pPr>
-        <w:ind w:left="2880" w:hanging="360"/>
-      </w:pPr>
-      <w:rPr>
-        <w:rFonts w:ascii="Symbol" w:hAnsi="Symbol" w:hint="default"/>
-      </w:rPr>
-    </w:lvl>
-    <w:lvl w:ilvl="4" w:tplc="08070003" w:tentative="1">
-      <w:start w:val="1"/>
-      <w:numFmt w:val="bullet"/>
-      <w:lvlText w:val="o"/>
-      <w:lvlJc w:val="left"/>
-      <w:pPr>
-        <w:ind w:left="3600" w:hanging="360"/>
-      </w:pPr>
-      <w:rPr>
-        <w:rFonts w:ascii="Courier New" w:hAnsi="Courier New" w:cs="Courier New" w:hint="default"/>
-      </w:rPr>
-    </w:lvl>
-    <w:lvl w:ilvl="5" w:tplc="08070005" w:tentative="1">
-      <w:start w:val="1"/>
-      <w:numFmt w:val="bullet"/>
-      <w:lvlText w:val=""/>
-      <w:lvlJc w:val="left"/>
-      <w:pPr>
-        <w:ind w:left="4320" w:hanging="360"/>
-      </w:pPr>
-      <w:rPr>
-        <w:rFonts w:ascii="Wingdings" w:hAnsi="Wingdings" w:hint="default"/>
-      </w:rPr>
-    </w:lvl>
-    <w:lvl w:ilvl="6" w:tplc="08070001" w:tentative="1">
-      <w:start w:val="1"/>
-      <w:numFmt w:val="bullet"/>
-      <w:lvlText w:val=""/>
-      <w:lvlJc w:val="left"/>
-      <w:pPr>
-        <w:ind w:left="5040" w:hanging="360"/>
-      </w:pPr>
-      <w:rPr>
-        <w:rFonts w:ascii="Symbol" w:hAnsi="Symbol" w:hint="default"/>
-      </w:rPr>
-    </w:lvl>
-    <w:lvl w:ilvl="7" w:tplc="08070003" w:tentative="1">
-      <w:start w:val="1"/>
-      <w:numFmt w:val="bullet"/>
-      <w:lvlText w:val="o"/>
-      <w:lvlJc w:val="left"/>
-      <w:pPr>
-        <w:ind w:left="5760" w:hanging="360"/>
-      </w:pPr>
-      <w:rPr>
-        <w:rFonts w:ascii="Courier New" w:hAnsi="Courier New" w:cs="Courier New" w:hint="default"/>
-      </w:rPr>
-    </w:lvl>
-    <w:lvl w:ilvl="8" w:tplc="08070005" w:tentative="1">
-      <w:start w:val="1"/>
-      <w:numFmt w:val="bullet"/>
-      <w:lvlText w:val=""/>
-      <w:lvlJc w:val="left"/>
-      <w:pPr>
-        <w:ind w:left="6480" w:hanging="360"/>
-      </w:pPr>
-      <w:rPr>
-        <w:rFonts w:ascii="Wingdings" w:hAnsi="Wingdings" w:hint="default"/>
-      </w:rPr>
-    </w:lvl>
-  </w:abstractNum>
-  <w:abstractNum w:abstractNumId="2" w15:restartNumberingAfterBreak="0">
-    <w:nsid w:val="12562128"/>
-    <w:multiLevelType w:val="multilevel"/>
-    <w:tmpl w:val="8A30BFF4"/>
-    <w:lvl w:ilvl="0">
-      <w:start w:val="1"/>
-      <w:numFmt w:val="bullet"/>
-      <w:lvlText w:val=""/>
-      <w:lvlJc w:val="left"/>
-      <w:pPr>
-        <w:ind w:left="720" w:hanging="360"/>
-      </w:pPr>
-      <w:rPr>
-        <w:rFonts w:ascii="Wingdings" w:hAnsi="Wingdings" w:hint="default"/>
-      </w:rPr>
-    </w:lvl>
-    <w:lvl w:ilvl="1">
-      <w:start w:val="1"/>
-      <w:numFmt w:val="bullet"/>
-      <w:lvlText w:val="o"/>
-      <w:lvlJc w:val="left"/>
-      <w:pPr>
-        <w:ind w:left="1440" w:hanging="360"/>
-      </w:pPr>
-      <w:rPr>
-        <w:rFonts w:ascii="Courier New" w:hAnsi="Courier New" w:hint="default"/>
-      </w:rPr>
-    </w:lvl>
-    <w:lvl w:ilvl="2">
-      <w:start w:val="1"/>
-      <w:numFmt w:val="bullet"/>
-      <w:lvlText w:val=""/>
-      <w:lvlJc w:val="left"/>
-      <w:pPr>
-        <w:ind w:left="2160" w:hanging="360"/>
-      </w:pPr>
-      <w:rPr>
-        <w:rFonts w:ascii="Wingdings" w:hAnsi="Wingdings" w:hint="default"/>
-      </w:rPr>
-    </w:lvl>
-    <w:lvl w:ilvl="3">
-      <w:start w:val="1"/>
-      <w:numFmt w:val="bullet"/>
-      <w:lvlText w:val=""/>
-      <w:lvlJc w:val="left"/>
-      <w:pPr>
-        <w:ind w:left="2880" w:hanging="360"/>
-      </w:pPr>
-      <w:rPr>
-        <w:rFonts w:ascii="Symbol" w:hAnsi="Symbol" w:hint="default"/>
-      </w:rPr>
-    </w:lvl>
-    <w:lvl w:ilvl="4">
-      <w:start w:val="1"/>
-      <w:numFmt w:val="bullet"/>
-      <w:lvlText w:val="o"/>
-      <w:lvlJc w:val="left"/>
-      <w:pPr>
-        <w:ind w:left="3600" w:hanging="360"/>
-      </w:pPr>
-      <w:rPr>
-        <w:rFonts w:ascii="Courier New" w:hAnsi="Courier New" w:hint="default"/>
-      </w:rPr>
-    </w:lvl>
-    <w:lvl w:ilvl="5">
-      <w:start w:val="1"/>
-      <w:numFmt w:val="bullet"/>
-      <w:lvlText w:val=""/>
-      <w:lvlJc w:val="left"/>
-      <w:pPr>
-        <w:ind w:left="4320" w:hanging="360"/>
-      </w:pPr>
-      <w:rPr>
-        <w:rFonts w:ascii="Wingdings" w:hAnsi="Wingdings" w:hint="default"/>
-      </w:rPr>
-    </w:lvl>
-    <w:lvl w:ilvl="6">
-      <w:start w:val="1"/>
-      <w:numFmt w:val="bullet"/>
-      <w:lvlText w:val=""/>
-      <w:lvlJc w:val="left"/>
-      <w:pPr>
-        <w:ind w:left="5040" w:hanging="360"/>
-      </w:pPr>
-      <w:rPr>
-        <w:rFonts w:ascii="Symbol" w:hAnsi="Symbol" w:hint="default"/>
-      </w:rPr>
-    </w:lvl>
-    <w:lvl w:ilvl="7">
-      <w:start w:val="1"/>
-      <w:numFmt w:val="bullet"/>
-      <w:lvlText w:val="o"/>
-      <w:lvlJc w:val="left"/>
-      <w:pPr>
-        <w:ind w:left="5760" w:hanging="360"/>
-      </w:pPr>
-      <w:rPr>
-        <w:rFonts w:ascii="Courier New" w:hAnsi="Courier New" w:hint="default"/>
-      </w:rPr>
-    </w:lvl>
-    <w:lvl w:ilvl="8">
-      <w:start w:val="1"/>
-      <w:numFmt w:val="bullet"/>
-      <w:lvlText w:val=""/>
-      <w:lvlJc w:val="left"/>
-      <w:pPr>
-        <w:ind w:left="6480" w:hanging="360"/>
-      </w:pPr>
-      <w:rPr>
-        <w:rFonts w:ascii="Wingdings" w:hAnsi="Wingdings" w:hint="default"/>
-      </w:rPr>
-    </w:lvl>
-  </w:abstractNum>
-  <w:abstractNum w:abstractNumId="3" w15:restartNumberingAfterBreak="0">
     <w:nsid w:val="13C35B83"/>
     <w:multiLevelType w:val="hybridMultilevel"/>
     <w:tmpl w:val="B8008768"/>
@@ -12900,233 +13415,7 @@
       </w:pPr>
     </w:lvl>
   </w:abstractNum>
-  <w:abstractNum w:abstractNumId="4" w15:restartNumberingAfterBreak="0">
-    <w:nsid w:val="245F1B4E"/>
-    <w:multiLevelType w:val="hybridMultilevel"/>
-    <w:tmpl w:val="E05A9FAC"/>
-    <w:lvl w:ilvl="0" w:tplc="04070001">
-      <w:start w:val="1"/>
-      <w:numFmt w:val="bullet"/>
-      <w:lvlText w:val=""/>
-      <w:lvlJc w:val="left"/>
-      <w:pPr>
-        <w:ind w:left="720" w:hanging="360"/>
-      </w:pPr>
-      <w:rPr>
-        <w:rFonts w:ascii="Symbol" w:hAnsi="Symbol" w:hint="default"/>
-      </w:rPr>
-    </w:lvl>
-    <w:lvl w:ilvl="1" w:tplc="04070003" w:tentative="1">
-      <w:start w:val="1"/>
-      <w:numFmt w:val="bullet"/>
-      <w:lvlText w:val="o"/>
-      <w:lvlJc w:val="left"/>
-      <w:pPr>
-        <w:ind w:left="1440" w:hanging="360"/>
-      </w:pPr>
-      <w:rPr>
-        <w:rFonts w:ascii="Courier New" w:hAnsi="Courier New" w:hint="default"/>
-      </w:rPr>
-    </w:lvl>
-    <w:lvl w:ilvl="2" w:tplc="04070005" w:tentative="1">
-      <w:start w:val="1"/>
-      <w:numFmt w:val="bullet"/>
-      <w:lvlText w:val=""/>
-      <w:lvlJc w:val="left"/>
-      <w:pPr>
-        <w:ind w:left="2160" w:hanging="360"/>
-      </w:pPr>
-      <w:rPr>
-        <w:rFonts w:ascii="Wingdings" w:hAnsi="Wingdings" w:hint="default"/>
-      </w:rPr>
-    </w:lvl>
-    <w:lvl w:ilvl="3" w:tplc="04070001" w:tentative="1">
-      <w:start w:val="1"/>
-      <w:numFmt w:val="bullet"/>
-      <w:lvlText w:val=""/>
-      <w:lvlJc w:val="left"/>
-      <w:pPr>
-        <w:ind w:left="2880" w:hanging="360"/>
-      </w:pPr>
-      <w:rPr>
-        <w:rFonts w:ascii="Symbol" w:hAnsi="Symbol" w:hint="default"/>
-      </w:rPr>
-    </w:lvl>
-    <w:lvl w:ilvl="4" w:tplc="04070003" w:tentative="1">
-      <w:start w:val="1"/>
-      <w:numFmt w:val="bullet"/>
-      <w:lvlText w:val="o"/>
-      <w:lvlJc w:val="left"/>
-      <w:pPr>
-        <w:ind w:left="3600" w:hanging="360"/>
-      </w:pPr>
-      <w:rPr>
-        <w:rFonts w:ascii="Courier New" w:hAnsi="Courier New" w:hint="default"/>
-      </w:rPr>
-    </w:lvl>
-    <w:lvl w:ilvl="5" w:tplc="04070005" w:tentative="1">
-      <w:start w:val="1"/>
-      <w:numFmt w:val="bullet"/>
-      <w:lvlText w:val=""/>
-      <w:lvlJc w:val="left"/>
-      <w:pPr>
-        <w:ind w:left="4320" w:hanging="360"/>
-      </w:pPr>
-      <w:rPr>
-        <w:rFonts w:ascii="Wingdings" w:hAnsi="Wingdings" w:hint="default"/>
-      </w:rPr>
-    </w:lvl>
-    <w:lvl w:ilvl="6" w:tplc="04070001" w:tentative="1">
-      <w:start w:val="1"/>
-      <w:numFmt w:val="bullet"/>
-      <w:lvlText w:val=""/>
-      <w:lvlJc w:val="left"/>
-      <w:pPr>
-        <w:ind w:left="5040" w:hanging="360"/>
-      </w:pPr>
-      <w:rPr>
-        <w:rFonts w:ascii="Symbol" w:hAnsi="Symbol" w:hint="default"/>
-      </w:rPr>
-    </w:lvl>
-    <w:lvl w:ilvl="7" w:tplc="04070003" w:tentative="1">
-      <w:start w:val="1"/>
-      <w:numFmt w:val="bullet"/>
-      <w:lvlText w:val="o"/>
-      <w:lvlJc w:val="left"/>
-      <w:pPr>
-        <w:ind w:left="5760" w:hanging="360"/>
-      </w:pPr>
-      <w:rPr>
-        <w:rFonts w:ascii="Courier New" w:hAnsi="Courier New" w:hint="default"/>
-      </w:rPr>
-    </w:lvl>
-    <w:lvl w:ilvl="8" w:tplc="04070005" w:tentative="1">
-      <w:start w:val="1"/>
-      <w:numFmt w:val="bullet"/>
-      <w:lvlText w:val=""/>
-      <w:lvlJc w:val="left"/>
-      <w:pPr>
-        <w:ind w:left="6480" w:hanging="360"/>
-      </w:pPr>
-      <w:rPr>
-        <w:rFonts w:ascii="Wingdings" w:hAnsi="Wingdings" w:hint="default"/>
-      </w:rPr>
-    </w:lvl>
-  </w:abstractNum>
-  <w:abstractNum w:abstractNumId="5" w15:restartNumberingAfterBreak="0">
-    <w:nsid w:val="29460BCF"/>
-    <w:multiLevelType w:val="hybridMultilevel"/>
-    <w:tmpl w:val="8A30BFF4"/>
-    <w:lvl w:ilvl="0" w:tplc="0407000B">
-      <w:start w:val="1"/>
-      <w:numFmt w:val="bullet"/>
-      <w:lvlText w:val=""/>
-      <w:lvlJc w:val="left"/>
-      <w:pPr>
-        <w:ind w:left="720" w:hanging="360"/>
-      </w:pPr>
-      <w:rPr>
-        <w:rFonts w:ascii="Wingdings" w:hAnsi="Wingdings" w:hint="default"/>
-      </w:rPr>
-    </w:lvl>
-    <w:lvl w:ilvl="1" w:tplc="04070003" w:tentative="1">
-      <w:start w:val="1"/>
-      <w:numFmt w:val="bullet"/>
-      <w:lvlText w:val="o"/>
-      <w:lvlJc w:val="left"/>
-      <w:pPr>
-        <w:ind w:left="1440" w:hanging="360"/>
-      </w:pPr>
-      <w:rPr>
-        <w:rFonts w:ascii="Courier New" w:hAnsi="Courier New" w:hint="default"/>
-      </w:rPr>
-    </w:lvl>
-    <w:lvl w:ilvl="2" w:tplc="04070005" w:tentative="1">
-      <w:start w:val="1"/>
-      <w:numFmt w:val="bullet"/>
-      <w:lvlText w:val=""/>
-      <w:lvlJc w:val="left"/>
-      <w:pPr>
-        <w:ind w:left="2160" w:hanging="360"/>
-      </w:pPr>
-      <w:rPr>
-        <w:rFonts w:ascii="Wingdings" w:hAnsi="Wingdings" w:hint="default"/>
-      </w:rPr>
-    </w:lvl>
-    <w:lvl w:ilvl="3" w:tplc="04070001" w:tentative="1">
-      <w:start w:val="1"/>
-      <w:numFmt w:val="bullet"/>
-      <w:lvlText w:val=""/>
-      <w:lvlJc w:val="left"/>
-      <w:pPr>
-        <w:ind w:left="2880" w:hanging="360"/>
-      </w:pPr>
-      <w:rPr>
-        <w:rFonts w:ascii="Symbol" w:hAnsi="Symbol" w:hint="default"/>
-      </w:rPr>
-    </w:lvl>
-    <w:lvl w:ilvl="4" w:tplc="04070003" w:tentative="1">
-      <w:start w:val="1"/>
-      <w:numFmt w:val="bullet"/>
-      <w:lvlText w:val="o"/>
-      <w:lvlJc w:val="left"/>
-      <w:pPr>
-        <w:ind w:left="3600" w:hanging="360"/>
-      </w:pPr>
-      <w:rPr>
-        <w:rFonts w:ascii="Courier New" w:hAnsi="Courier New" w:hint="default"/>
-      </w:rPr>
-    </w:lvl>
-    <w:lvl w:ilvl="5" w:tplc="04070005" w:tentative="1">
-      <w:start w:val="1"/>
-      <w:numFmt w:val="bullet"/>
-      <w:lvlText w:val=""/>
-      <w:lvlJc w:val="left"/>
-      <w:pPr>
-        <w:ind w:left="4320" w:hanging="360"/>
-      </w:pPr>
-      <w:rPr>
-        <w:rFonts w:ascii="Wingdings" w:hAnsi="Wingdings" w:hint="default"/>
-      </w:rPr>
-    </w:lvl>
-    <w:lvl w:ilvl="6" w:tplc="04070001" w:tentative="1">
-      <w:start w:val="1"/>
-      <w:numFmt w:val="bullet"/>
-      <w:lvlText w:val=""/>
-      <w:lvlJc w:val="left"/>
-      <w:pPr>
-        <w:ind w:left="5040" w:hanging="360"/>
-      </w:pPr>
-      <w:rPr>
-        <w:rFonts w:ascii="Symbol" w:hAnsi="Symbol" w:hint="default"/>
-      </w:rPr>
-    </w:lvl>
-    <w:lvl w:ilvl="7" w:tplc="04070003" w:tentative="1">
-      <w:start w:val="1"/>
-      <w:numFmt w:val="bullet"/>
-      <w:lvlText w:val="o"/>
-      <w:lvlJc w:val="left"/>
-      <w:pPr>
-        <w:ind w:left="5760" w:hanging="360"/>
-      </w:pPr>
-      <w:rPr>
-        <w:rFonts w:ascii="Courier New" w:hAnsi="Courier New" w:hint="default"/>
-      </w:rPr>
-    </w:lvl>
-    <w:lvl w:ilvl="8" w:tplc="04070005" w:tentative="1">
-      <w:start w:val="1"/>
-      <w:numFmt w:val="bullet"/>
-      <w:lvlText w:val=""/>
-      <w:lvlJc w:val="left"/>
-      <w:pPr>
-        <w:ind w:left="6480" w:hanging="360"/>
-      </w:pPr>
-      <w:rPr>
-        <w:rFonts w:ascii="Wingdings" w:hAnsi="Wingdings" w:hint="default"/>
-      </w:rPr>
-    </w:lvl>
-  </w:abstractNum>
-  <w:abstractNum w:abstractNumId="6" w15:restartNumberingAfterBreak="0">
+  <w:abstractNum w:abstractNumId="2" w15:restartNumberingAfterBreak="0">
     <w:nsid w:val="34D62EF0"/>
     <w:multiLevelType w:val="multilevel"/>
     <w:tmpl w:val="66A8BD7C"/>
@@ -13310,121 +13599,7 @@
       </w:rPr>
     </w:lvl>
   </w:abstractNum>
-  <w:abstractNum w:abstractNumId="7" w15:restartNumberingAfterBreak="0">
-    <w:nsid w:val="34F55434"/>
-    <w:multiLevelType w:val="hybridMultilevel"/>
-    <w:tmpl w:val="9470158E"/>
-    <w:lvl w:ilvl="0" w:tplc="AB34874E">
-      <w:start w:val="1"/>
-      <w:numFmt w:val="bullet"/>
-      <w:lvlText w:val="-"/>
-      <w:lvlJc w:val="left"/>
-      <w:pPr>
-        <w:ind w:left="714" w:hanging="360"/>
-      </w:pPr>
-      <w:rPr>
-        <w:rFonts w:ascii="Arial" w:hAnsi="Arial" w:hint="default"/>
-      </w:rPr>
-    </w:lvl>
-    <w:lvl w:ilvl="1" w:tplc="53C8A07A">
-      <w:start w:val="1"/>
-      <w:numFmt w:val="bullet"/>
-      <w:lvlText w:val="o"/>
-      <w:lvlJc w:val="left"/>
-      <w:pPr>
-        <w:ind w:left="1434" w:hanging="360"/>
-      </w:pPr>
-      <w:rPr>
-        <w:rFonts w:ascii="Courier New" w:hAnsi="Courier New" w:hint="default"/>
-        <w:color w:val="0080B9"/>
-      </w:rPr>
-    </w:lvl>
-    <w:lvl w:ilvl="2" w:tplc="04070005" w:tentative="1">
-      <w:start w:val="1"/>
-      <w:numFmt w:val="bullet"/>
-      <w:lvlText w:val=""/>
-      <w:lvlJc w:val="left"/>
-      <w:pPr>
-        <w:ind w:left="2154" w:hanging="360"/>
-      </w:pPr>
-      <w:rPr>
-        <w:rFonts w:ascii="Wingdings" w:hAnsi="Wingdings" w:hint="default"/>
-      </w:rPr>
-    </w:lvl>
-    <w:lvl w:ilvl="3" w:tplc="04070001" w:tentative="1">
-      <w:start w:val="1"/>
-      <w:numFmt w:val="bullet"/>
-      <w:lvlText w:val=""/>
-      <w:lvlJc w:val="left"/>
-      <w:pPr>
-        <w:ind w:left="2874" w:hanging="360"/>
-      </w:pPr>
-      <w:rPr>
-        <w:rFonts w:ascii="Symbol" w:hAnsi="Symbol" w:hint="default"/>
-      </w:rPr>
-    </w:lvl>
-    <w:lvl w:ilvl="4" w:tplc="04070003" w:tentative="1">
-      <w:start w:val="1"/>
-      <w:numFmt w:val="bullet"/>
-      <w:lvlText w:val="o"/>
-      <w:lvlJc w:val="left"/>
-      <w:pPr>
-        <w:ind w:left="3594" w:hanging="360"/>
-      </w:pPr>
-      <w:rPr>
-        <w:rFonts w:ascii="Courier New" w:hAnsi="Courier New" w:hint="default"/>
-      </w:rPr>
-    </w:lvl>
-    <w:lvl w:ilvl="5" w:tplc="04070005" w:tentative="1">
-      <w:start w:val="1"/>
-      <w:numFmt w:val="bullet"/>
-      <w:lvlText w:val=""/>
-      <w:lvlJc w:val="left"/>
-      <w:pPr>
-        <w:ind w:left="4314" w:hanging="360"/>
-      </w:pPr>
-      <w:rPr>
-        <w:rFonts w:ascii="Wingdings" w:hAnsi="Wingdings" w:hint="default"/>
-      </w:rPr>
-    </w:lvl>
-    <w:lvl w:ilvl="6" w:tplc="04070001" w:tentative="1">
-      <w:start w:val="1"/>
-      <w:numFmt w:val="bullet"/>
-      <w:lvlText w:val=""/>
-      <w:lvlJc w:val="left"/>
-      <w:pPr>
-        <w:ind w:left="5034" w:hanging="360"/>
-      </w:pPr>
-      <w:rPr>
-        <w:rFonts w:ascii="Symbol" w:hAnsi="Symbol" w:hint="default"/>
-      </w:rPr>
-    </w:lvl>
-    <w:lvl w:ilvl="7" w:tplc="04070003" w:tentative="1">
-      <w:start w:val="1"/>
-      <w:numFmt w:val="bullet"/>
-      <w:lvlText w:val="o"/>
-      <w:lvlJc w:val="left"/>
-      <w:pPr>
-        <w:ind w:left="5754" w:hanging="360"/>
-      </w:pPr>
-      <w:rPr>
-        <w:rFonts w:ascii="Courier New" w:hAnsi="Courier New" w:hint="default"/>
-      </w:rPr>
-    </w:lvl>
-    <w:lvl w:ilvl="8" w:tplc="04070005" w:tentative="1">
-      <w:start w:val="1"/>
-      <w:numFmt w:val="bullet"/>
-      <w:lvlText w:val=""/>
-      <w:lvlJc w:val="left"/>
-      <w:pPr>
-        <w:ind w:left="6474" w:hanging="360"/>
-      </w:pPr>
-      <w:rPr>
-        <w:rFonts w:ascii="Wingdings" w:hAnsi="Wingdings" w:hint="default"/>
-      </w:rPr>
-    </w:lvl>
-  </w:abstractNum>
-  <w:abstractNum w:abstractNumId="8" w15:restartNumberingAfterBreak="0">
+  <w:abstractNum w:abstractNumId="3" w15:restartNumberingAfterBreak="0">
     <w:nsid w:val="3A5173DB"/>
     <w:multiLevelType w:val="hybridMultilevel"/>
     <w:tmpl w:val="43D6D626"/>
@@ -13565,7 +13740,7 @@
       </w:rPr>
     </w:lvl>
   </w:abstractNum>
-  <w:abstractNum w:abstractNumId="9" w15:restartNumberingAfterBreak="0">
+  <w:abstractNum w:abstractNumId="4" w15:restartNumberingAfterBreak="0">
     <w:nsid w:val="3AB44EE0"/>
     <w:multiLevelType w:val="hybridMultilevel"/>
     <w:tmpl w:val="E03C104E"/>
@@ -13706,7 +13881,7 @@
       </w:rPr>
     </w:lvl>
   </w:abstractNum>
-  <w:abstractNum w:abstractNumId="10" w15:restartNumberingAfterBreak="0">
+  <w:abstractNum w:abstractNumId="5" w15:restartNumberingAfterBreak="0">
     <w:nsid w:val="41B32C57"/>
     <w:multiLevelType w:val="hybridMultilevel"/>
     <w:tmpl w:val="D7381862"/>
@@ -13827,7 +14002,156 @@
       </w:pPr>
     </w:lvl>
   </w:abstractNum>
-  <w:abstractNum w:abstractNumId="11" w15:restartNumberingAfterBreak="0">
+  <w:abstractNum w:abstractNumId="6" w15:restartNumberingAfterBreak="0">
+    <w:nsid w:val="42D3685B"/>
+    <w:multiLevelType w:val="multilevel"/>
+    <w:tmpl w:val="5AB0A0C6"/>
+    <w:lvl w:ilvl="0">
+      <w:start w:val="1"/>
+      <w:numFmt w:val="bullet"/>
+      <w:lvlText w:val=""/>
+      <w:lvlJc w:val="left"/>
+      <w:pPr>
+        <w:tabs>
+          <w:tab w:val="num" w:pos="720"/>
+        </w:tabs>
+        <w:ind w:left="720" w:hanging="360"/>
+      </w:pPr>
+      <w:rPr>
+        <w:rFonts w:ascii="Symbol" w:hAnsi="Symbol" w:hint="default"/>
+        <w:sz w:val="20"/>
+      </w:rPr>
+    </w:lvl>
+    <w:lvl w:ilvl="1" w:tentative="1">
+      <w:start w:val="1"/>
+      <w:numFmt w:val="bullet"/>
+      <w:lvlText w:val="o"/>
+      <w:lvlJc w:val="left"/>
+      <w:pPr>
+        <w:tabs>
+          <w:tab w:val="num" w:pos="1440"/>
+        </w:tabs>
+        <w:ind w:left="1440" w:hanging="360"/>
+      </w:pPr>
+      <w:rPr>
+        <w:rFonts w:ascii="Courier New" w:hAnsi="Courier New" w:hint="default"/>
+        <w:sz w:val="20"/>
+      </w:rPr>
+    </w:lvl>
+    <w:lvl w:ilvl="2" w:tentative="1">
+      <w:start w:val="1"/>
+      <w:numFmt w:val="bullet"/>
+      <w:lvlText w:val=""/>
+      <w:lvlJc w:val="left"/>
+      <w:pPr>
+        <w:tabs>
+          <w:tab w:val="num" w:pos="2160"/>
+        </w:tabs>
+        <w:ind w:left="2160" w:hanging="360"/>
+      </w:pPr>
+      <w:rPr>
+        <w:rFonts w:ascii="Wingdings" w:hAnsi="Wingdings" w:hint="default"/>
+        <w:sz w:val="20"/>
+      </w:rPr>
+    </w:lvl>
+    <w:lvl w:ilvl="3" w:tentative="1">
+      <w:start w:val="1"/>
+      <w:numFmt w:val="bullet"/>
+      <w:lvlText w:val=""/>
+      <w:lvlJc w:val="left"/>
+      <w:pPr>
+        <w:tabs>
+          <w:tab w:val="num" w:pos="2880"/>
+        </w:tabs>
+        <w:ind w:left="2880" w:hanging="360"/>
+      </w:pPr>
+      <w:rPr>
+        <w:rFonts w:ascii="Wingdings" w:hAnsi="Wingdings" w:hint="default"/>
+        <w:sz w:val="20"/>
+      </w:rPr>
+    </w:lvl>
+    <w:lvl w:ilvl="4" w:tentative="1">
+      <w:start w:val="1"/>
+      <w:numFmt w:val="bullet"/>
+      <w:lvlText w:val=""/>
+      <w:lvlJc w:val="left"/>
+      <w:pPr>
+        <w:tabs>
+          <w:tab w:val="num" w:pos="3600"/>
+        </w:tabs>
+        <w:ind w:left="3600" w:hanging="360"/>
+      </w:pPr>
+      <w:rPr>
+        <w:rFonts w:ascii="Wingdings" w:hAnsi="Wingdings" w:hint="default"/>
+        <w:sz w:val="20"/>
+      </w:rPr>
+    </w:lvl>
+    <w:lvl w:ilvl="5" w:tentative="1">
+      <w:start w:val="1"/>
+      <w:numFmt w:val="bullet"/>
+      <w:lvlText w:val=""/>
+      <w:lvlJc w:val="left"/>
+      <w:pPr>
+        <w:tabs>
+          <w:tab w:val="num" w:pos="4320"/>
+        </w:tabs>
+        <w:ind w:left="4320" w:hanging="360"/>
+      </w:pPr>
+      <w:rPr>
+        <w:rFonts w:ascii="Wingdings" w:hAnsi="Wingdings" w:hint="default"/>
+        <w:sz w:val="20"/>
+      </w:rPr>
+    </w:lvl>
+    <w:lvl w:ilvl="6" w:tentative="1">
+      <w:start w:val="1"/>
+      <w:numFmt w:val="bullet"/>
+      <w:lvlText w:val=""/>
+      <w:lvlJc w:val="left"/>
+      <w:pPr>
+        <w:tabs>
+          <w:tab w:val="num" w:pos="5040"/>
+        </w:tabs>
+        <w:ind w:left="5040" w:hanging="360"/>
+      </w:pPr>
+      <w:rPr>
+        <w:rFonts w:ascii="Wingdings" w:hAnsi="Wingdings" w:hint="default"/>
+        <w:sz w:val="20"/>
+      </w:rPr>
+    </w:lvl>
+    <w:lvl w:ilvl="7" w:tentative="1">
+      <w:start w:val="1"/>
+      <w:numFmt w:val="bullet"/>
+      <w:lvlText w:val=""/>
+      <w:lvlJc w:val="left"/>
+      <w:pPr>
+        <w:tabs>
+          <w:tab w:val="num" w:pos="5760"/>
+        </w:tabs>
+        <w:ind w:left="5760" w:hanging="360"/>
+      </w:pPr>
+      <w:rPr>
+        <w:rFonts w:ascii="Wingdings" w:hAnsi="Wingdings" w:hint="default"/>
+        <w:sz w:val="20"/>
+      </w:rPr>
+    </w:lvl>
+    <w:lvl w:ilvl="8" w:tentative="1">
+      <w:start w:val="1"/>
+      <w:numFmt w:val="bullet"/>
+      <w:lvlText w:val=""/>
+      <w:lvlJc w:val="left"/>
+      <w:pPr>
+        <w:tabs>
+          <w:tab w:val="num" w:pos="6480"/>
+        </w:tabs>
+        <w:ind w:left="6480" w:hanging="360"/>
+      </w:pPr>
+      <w:rPr>
+        <w:rFonts w:ascii="Wingdings" w:hAnsi="Wingdings" w:hint="default"/>
+        <w:sz w:val="20"/>
+      </w:rPr>
+    </w:lvl>
+  </w:abstractNum>
+  <w:abstractNum w:abstractNumId="7" w15:restartNumberingAfterBreak="0">
     <w:nsid w:val="448604D0"/>
     <w:multiLevelType w:val="hybridMultilevel"/>
     <w:tmpl w:val="590CA248"/>
@@ -13914,123 +14238,7 @@
       </w:pPr>
     </w:lvl>
   </w:abstractNum>
-  <w:abstractNum w:abstractNumId="12" w15:restartNumberingAfterBreak="0">
-    <w:nsid w:val="494B03E7"/>
-    <w:multiLevelType w:val="hybridMultilevel"/>
-    <w:tmpl w:val="D5FEFE72"/>
-    <w:lvl w:ilvl="0" w:tplc="D2442A64">
-      <w:start w:val="1"/>
-      <w:numFmt w:val="bullet"/>
-      <w:lvlText w:val="•"/>
-      <w:lvlJc w:val="left"/>
-      <w:pPr>
-        <w:ind w:left="360" w:hanging="360"/>
-      </w:pPr>
-      <w:rPr>
-        <w:rFonts w:ascii="Arial" w:hAnsi="Arial" w:hint="default"/>
-        <w:color w:val="0080B9"/>
-        <w:sz w:val="32"/>
-        <w:vertAlign w:val="baseline"/>
-      </w:rPr>
-    </w:lvl>
-    <w:lvl w:ilvl="1" w:tplc="08070003" w:tentative="1">
-      <w:start w:val="1"/>
-      <w:numFmt w:val="bullet"/>
-      <w:lvlText w:val="o"/>
-      <w:lvlJc w:val="left"/>
-      <w:pPr>
-        <w:ind w:left="1440" w:hanging="360"/>
-      </w:pPr>
-      <w:rPr>
-        <w:rFonts w:ascii="Courier New" w:hAnsi="Courier New" w:cs="Courier New" w:hint="default"/>
-      </w:rPr>
-    </w:lvl>
-    <w:lvl w:ilvl="2" w:tplc="08070005" w:tentative="1">
-      <w:start w:val="1"/>
-      <w:numFmt w:val="bullet"/>
-      <w:lvlText w:val=""/>
-      <w:lvlJc w:val="left"/>
-      <w:pPr>
-        <w:ind w:left="2160" w:hanging="360"/>
-      </w:pPr>
-      <w:rPr>
-        <w:rFonts w:ascii="Wingdings" w:hAnsi="Wingdings" w:hint="default"/>
-      </w:rPr>
-    </w:lvl>
-    <w:lvl w:ilvl="3" w:tplc="08070001" w:tentative="1">
-      <w:start w:val="1"/>
-      <w:numFmt w:val="bullet"/>
-      <w:lvlText w:val=""/>
-      <w:lvlJc w:val="left"/>
-      <w:pPr>
-        <w:ind w:left="2880" w:hanging="360"/>
-      </w:pPr>
-      <w:rPr>
-        <w:rFonts w:ascii="Symbol" w:hAnsi="Symbol" w:hint="default"/>
-      </w:rPr>
-    </w:lvl>
-    <w:lvl w:ilvl="4" w:tplc="08070003" w:tentative="1">
-      <w:start w:val="1"/>
-      <w:numFmt w:val="bullet"/>
-      <w:lvlText w:val="o"/>
-      <w:lvlJc w:val="left"/>
-      <w:pPr>
-        <w:ind w:left="3600" w:hanging="360"/>
-      </w:pPr>
-      <w:rPr>
-        <w:rFonts w:ascii="Courier New" w:hAnsi="Courier New" w:cs="Courier New" w:hint="default"/>
-      </w:rPr>
-    </w:lvl>
-    <w:lvl w:ilvl="5" w:tplc="08070005" w:tentative="1">
-      <w:start w:val="1"/>
-      <w:numFmt w:val="bullet"/>
-      <w:lvlText w:val=""/>
-      <w:lvlJc w:val="left"/>
-      <w:pPr>
-        <w:ind w:left="4320" w:hanging="360"/>
-      </w:pPr>
-      <w:rPr>
-        <w:rFonts w:ascii="Wingdings" w:hAnsi="Wingdings" w:hint="default"/>
-      </w:rPr>
-    </w:lvl>
-    <w:lvl w:ilvl="6" w:tplc="08070001" w:tentative="1">
-      <w:start w:val="1"/>
-      <w:numFmt w:val="bullet"/>
-      <w:lvlText w:val=""/>
-      <w:lvlJc w:val="left"/>
-      <w:pPr>
-        <w:ind w:left="5040" w:hanging="360"/>
-      </w:pPr>
-      <w:rPr>
-        <w:rFonts w:ascii="Symbol" w:hAnsi="Symbol" w:hint="default"/>
-      </w:rPr>
-    </w:lvl>
-    <w:lvl w:ilvl="7" w:tplc="08070003" w:tentative="1">
-      <w:start w:val="1"/>
-      <w:numFmt w:val="bullet"/>
-      <w:lvlText w:val="o"/>
-      <w:lvlJc w:val="left"/>
-      <w:pPr>
-        <w:ind w:left="5760" w:hanging="360"/>
-      </w:pPr>
-      <w:rPr>
-        <w:rFonts w:ascii="Courier New" w:hAnsi="Courier New" w:cs="Courier New" w:hint="default"/>
-      </w:rPr>
-    </w:lvl>
-    <w:lvl w:ilvl="8" w:tplc="08070005" w:tentative="1">
-      <w:start w:val="1"/>
-      <w:numFmt w:val="bullet"/>
-      <w:lvlText w:val=""/>
-      <w:lvlJc w:val="left"/>
-      <w:pPr>
-        <w:ind w:left="6480" w:hanging="360"/>
-      </w:pPr>
-      <w:rPr>
-        <w:rFonts w:ascii="Wingdings" w:hAnsi="Wingdings" w:hint="default"/>
-      </w:rPr>
-    </w:lvl>
-  </w:abstractNum>
-  <w:abstractNum w:abstractNumId="13" w15:restartNumberingAfterBreak="0">
+  <w:abstractNum w:abstractNumId="8" w15:restartNumberingAfterBreak="0">
     <w:nsid w:val="4F6F0C3A"/>
     <w:multiLevelType w:val="hybridMultilevel"/>
     <w:tmpl w:val="B622EDF2"/>
@@ -14148,120 +14356,7 @@
       </w:pPr>
     </w:lvl>
   </w:abstractNum>
-  <w:abstractNum w:abstractNumId="14" w15:restartNumberingAfterBreak="0">
-    <w:nsid w:val="51160C0A"/>
-    <w:multiLevelType w:val="hybridMultilevel"/>
-    <w:tmpl w:val="5D4CB338"/>
-    <w:lvl w:ilvl="0" w:tplc="1F1CF0A2">
-      <w:start w:val="1"/>
-      <w:numFmt w:val="bullet"/>
-      <w:lvlText w:val="-"/>
-      <w:lvlJc w:val="left"/>
-      <w:pPr>
-        <w:ind w:left="720" w:hanging="360"/>
-      </w:pPr>
-      <w:rPr>
-        <w:rFonts w:ascii="Arial" w:hAnsi="Arial" w:hint="default"/>
-      </w:rPr>
-    </w:lvl>
-    <w:lvl w:ilvl="1" w:tplc="08070003" w:tentative="1">
-      <w:start w:val="1"/>
-      <w:numFmt w:val="bullet"/>
-      <w:lvlText w:val="o"/>
-      <w:lvlJc w:val="left"/>
-      <w:pPr>
-        <w:ind w:left="1440" w:hanging="360"/>
-      </w:pPr>
-      <w:rPr>
-        <w:rFonts w:ascii="Courier New" w:hAnsi="Courier New" w:cs="Courier New" w:hint="default"/>
-      </w:rPr>
-    </w:lvl>
-    <w:lvl w:ilvl="2" w:tplc="08070005" w:tentative="1">
-      <w:start w:val="1"/>
-      <w:numFmt w:val="bullet"/>
-      <w:lvlText w:val=""/>
-      <w:lvlJc w:val="left"/>
-      <w:pPr>
-        <w:ind w:left="2160" w:hanging="360"/>
-      </w:pPr>
-      <w:rPr>
-        <w:rFonts w:ascii="Wingdings" w:hAnsi="Wingdings" w:hint="default"/>
-      </w:rPr>
-    </w:lvl>
-    <w:lvl w:ilvl="3" w:tplc="08070001" w:tentative="1">
-      <w:start w:val="1"/>
-      <w:numFmt w:val="bullet"/>
-      <w:lvlText w:val=""/>
-      <w:lvlJc w:val="left"/>
-      <w:pPr>
-        <w:ind w:left="2880" w:hanging="360"/>
-      </w:pPr>
-      <w:rPr>
-        <w:rFonts w:ascii="Symbol" w:hAnsi="Symbol" w:hint="default"/>
-      </w:rPr>
-    </w:lvl>
-    <w:lvl w:ilvl="4" w:tplc="08070003" w:tentative="1">
-      <w:start w:val="1"/>
-      <w:numFmt w:val="bullet"/>
-      <w:lvlText w:val="o"/>
-      <w:lvlJc w:val="left"/>
-      <w:pPr>
-        <w:ind w:left="3600" w:hanging="360"/>
-      </w:pPr>
-      <w:rPr>
-        <w:rFonts w:ascii="Courier New" w:hAnsi="Courier New" w:cs="Courier New" w:hint="default"/>
-      </w:rPr>
-    </w:lvl>
-    <w:lvl w:ilvl="5" w:tplc="08070005" w:tentative="1">
-      <w:start w:val="1"/>
-      <w:numFmt w:val="bullet"/>
-      <w:lvlText w:val=""/>
-      <w:lvlJc w:val="left"/>
-      <w:pPr>
-        <w:ind w:left="4320" w:hanging="360"/>
-      </w:pPr>
-      <w:rPr>
-        <w:rFonts w:ascii="Wingdings" w:hAnsi="Wingdings" w:hint="default"/>
-      </w:rPr>
-    </w:lvl>
-    <w:lvl w:ilvl="6" w:tplc="08070001" w:tentative="1">
-      <w:start w:val="1"/>
-      <w:numFmt w:val="bullet"/>
-      <w:lvlText w:val=""/>
-      <w:lvlJc w:val="left"/>
-      <w:pPr>
-        <w:ind w:left="5040" w:hanging="360"/>
-      </w:pPr>
-      <w:rPr>
-        <w:rFonts w:ascii="Symbol" w:hAnsi="Symbol" w:hint="default"/>
-      </w:rPr>
-    </w:lvl>
-    <w:lvl w:ilvl="7" w:tplc="08070003" w:tentative="1">
-      <w:start w:val="1"/>
-      <w:numFmt w:val="bullet"/>
-      <w:lvlText w:val="o"/>
-      <w:lvlJc w:val="left"/>
-      <w:pPr>
-        <w:ind w:left="5760" w:hanging="360"/>
-      </w:pPr>
-      <w:rPr>
-        <w:rFonts w:ascii="Courier New" w:hAnsi="Courier New" w:cs="Courier New" w:hint="default"/>
-      </w:rPr>
-    </w:lvl>
-    <w:lvl w:ilvl="8" w:tplc="08070005" w:tentative="1">
-      <w:start w:val="1"/>
-      <w:numFmt w:val="bullet"/>
-      <w:lvlText w:val=""/>
-      <w:lvlJc w:val="left"/>
-      <w:pPr>
-        <w:ind w:left="6480" w:hanging="360"/>
-      </w:pPr>
-      <w:rPr>
-        <w:rFonts w:ascii="Wingdings" w:hAnsi="Wingdings" w:hint="default"/>
-      </w:rPr>
-    </w:lvl>
-  </w:abstractNum>
-  <w:abstractNum w:abstractNumId="15" w15:restartNumberingAfterBreak="0">
+  <w:abstractNum w:abstractNumId="9" w15:restartNumberingAfterBreak="0">
     <w:nsid w:val="564D03DD"/>
     <w:multiLevelType w:val="hybridMultilevel"/>
     <w:tmpl w:val="D7A43002"/>
@@ -14378,7 +14473,156 @@
       </w:rPr>
     </w:lvl>
   </w:abstractNum>
-  <w:abstractNum w:abstractNumId="16" w15:restartNumberingAfterBreak="0">
+  <w:abstractNum w:abstractNumId="10" w15:restartNumberingAfterBreak="0">
+    <w:nsid w:val="565C5A7E"/>
+    <w:multiLevelType w:val="multilevel"/>
+    <w:tmpl w:val="AAEA72A8"/>
+    <w:lvl w:ilvl="0">
+      <w:start w:val="1"/>
+      <w:numFmt w:val="bullet"/>
+      <w:lvlText w:val=""/>
+      <w:lvlJc w:val="left"/>
+      <w:pPr>
+        <w:tabs>
+          <w:tab w:val="num" w:pos="720"/>
+        </w:tabs>
+        <w:ind w:left="720" w:hanging="360"/>
+      </w:pPr>
+      <w:rPr>
+        <w:rFonts w:ascii="Symbol" w:hAnsi="Symbol" w:hint="default"/>
+        <w:sz w:val="20"/>
+      </w:rPr>
+    </w:lvl>
+    <w:lvl w:ilvl="1" w:tentative="1">
+      <w:start w:val="1"/>
+      <w:numFmt w:val="bullet"/>
+      <w:lvlText w:val="o"/>
+      <w:lvlJc w:val="left"/>
+      <w:pPr>
+        <w:tabs>
+          <w:tab w:val="num" w:pos="1440"/>
+        </w:tabs>
+        <w:ind w:left="1440" w:hanging="360"/>
+      </w:pPr>
+      <w:rPr>
+        <w:rFonts w:ascii="Courier New" w:hAnsi="Courier New" w:hint="default"/>
+        <w:sz w:val="20"/>
+      </w:rPr>
+    </w:lvl>
+    <w:lvl w:ilvl="2" w:tentative="1">
+      <w:start w:val="1"/>
+      <w:numFmt w:val="bullet"/>
+      <w:lvlText w:val=""/>
+      <w:lvlJc w:val="left"/>
+      <w:pPr>
+        <w:tabs>
+          <w:tab w:val="num" w:pos="2160"/>
+        </w:tabs>
+        <w:ind w:left="2160" w:hanging="360"/>
+      </w:pPr>
+      <w:rPr>
+        <w:rFonts w:ascii="Wingdings" w:hAnsi="Wingdings" w:hint="default"/>
+        <w:sz w:val="20"/>
+      </w:rPr>
+    </w:lvl>
+    <w:lvl w:ilvl="3" w:tentative="1">
+      <w:start w:val="1"/>
+      <w:numFmt w:val="bullet"/>
+      <w:lvlText w:val=""/>
+      <w:lvlJc w:val="left"/>
+      <w:pPr>
+        <w:tabs>
+          <w:tab w:val="num" w:pos="2880"/>
+        </w:tabs>
+        <w:ind w:left="2880" w:hanging="360"/>
+      </w:pPr>
+      <w:rPr>
+        <w:rFonts w:ascii="Wingdings" w:hAnsi="Wingdings" w:hint="default"/>
+        <w:sz w:val="20"/>
+      </w:rPr>
+    </w:lvl>
+    <w:lvl w:ilvl="4" w:tentative="1">
+      <w:start w:val="1"/>
+      <w:numFmt w:val="bullet"/>
+      <w:lvlText w:val=""/>
+      <w:lvlJc w:val="left"/>
+      <w:pPr>
+        <w:tabs>
+          <w:tab w:val="num" w:pos="3600"/>
+        </w:tabs>
+        <w:ind w:left="3600" w:hanging="360"/>
+      </w:pPr>
+      <w:rPr>
+        <w:rFonts w:ascii="Wingdings" w:hAnsi="Wingdings" w:hint="default"/>
+        <w:sz w:val="20"/>
+      </w:rPr>
+    </w:lvl>
+    <w:lvl w:ilvl="5" w:tentative="1">
+      <w:start w:val="1"/>
+      <w:numFmt w:val="bullet"/>
+      <w:lvlText w:val=""/>
+      <w:lvlJc w:val="left"/>
+      <w:pPr>
+        <w:tabs>
+          <w:tab w:val="num" w:pos="4320"/>
+        </w:tabs>
+        <w:ind w:left="4320" w:hanging="360"/>
+      </w:pPr>
+      <w:rPr>
+        <w:rFonts w:ascii="Wingdings" w:hAnsi="Wingdings" w:hint="default"/>
+        <w:sz w:val="20"/>
+      </w:rPr>
+    </w:lvl>
+    <w:lvl w:ilvl="6" w:tentative="1">
+      <w:start w:val="1"/>
+      <w:numFmt w:val="bullet"/>
+      <w:lvlText w:val=""/>
+      <w:lvlJc w:val="left"/>
+      <w:pPr>
+        <w:tabs>
+          <w:tab w:val="num" w:pos="5040"/>
+        </w:tabs>
+        <w:ind w:left="5040" w:hanging="360"/>
+      </w:pPr>
+      <w:rPr>
+        <w:rFonts w:ascii="Wingdings" w:hAnsi="Wingdings" w:hint="default"/>
+        <w:sz w:val="20"/>
+      </w:rPr>
+    </w:lvl>
+    <w:lvl w:ilvl="7" w:tentative="1">
+      <w:start w:val="1"/>
+      <w:numFmt w:val="bullet"/>
+      <w:lvlText w:val=""/>
+      <w:lvlJc w:val="left"/>
+      <w:pPr>
+        <w:tabs>
+          <w:tab w:val="num" w:pos="5760"/>
+        </w:tabs>
+        <w:ind w:left="5760" w:hanging="360"/>
+      </w:pPr>
+      <w:rPr>
+        <w:rFonts w:ascii="Wingdings" w:hAnsi="Wingdings" w:hint="default"/>
+        <w:sz w:val="20"/>
+      </w:rPr>
+    </w:lvl>
+    <w:lvl w:ilvl="8" w:tentative="1">
+      <w:start w:val="1"/>
+      <w:numFmt w:val="bullet"/>
+      <w:lvlText w:val=""/>
+      <w:lvlJc w:val="left"/>
+      <w:pPr>
+        <w:tabs>
+          <w:tab w:val="num" w:pos="6480"/>
+        </w:tabs>
+        <w:ind w:left="6480" w:hanging="360"/>
+      </w:pPr>
+      <w:rPr>
+        <w:rFonts w:ascii="Wingdings" w:hAnsi="Wingdings" w:hint="default"/>
+        <w:sz w:val="20"/>
+      </w:rPr>
+    </w:lvl>
+  </w:abstractNum>
+  <w:abstractNum w:abstractNumId="11" w15:restartNumberingAfterBreak="0">
     <w:nsid w:val="59637DC6"/>
     <w:multiLevelType w:val="hybridMultilevel"/>
     <w:tmpl w:val="3D566272"/>
@@ -14499,120 +14743,7 @@
       </w:pPr>
     </w:lvl>
   </w:abstractNum>
-  <w:abstractNum w:abstractNumId="17" w15:restartNumberingAfterBreak="0">
-    <w:nsid w:val="598160BC"/>
-    <w:multiLevelType w:val="hybridMultilevel"/>
-    <w:tmpl w:val="AB9854A8"/>
-    <w:lvl w:ilvl="0" w:tplc="08070001">
-      <w:start w:val="1"/>
-      <w:numFmt w:val="bullet"/>
-      <w:lvlText w:val=""/>
-      <w:lvlJc w:val="left"/>
-      <w:pPr>
-        <w:ind w:left="360" w:hanging="360"/>
-      </w:pPr>
-      <w:rPr>
-        <w:rFonts w:ascii="Symbol" w:hAnsi="Symbol" w:hint="default"/>
-      </w:rPr>
-    </w:lvl>
-    <w:lvl w:ilvl="1" w:tplc="08070003" w:tentative="1">
-      <w:start w:val="1"/>
-      <w:numFmt w:val="bullet"/>
-      <w:lvlText w:val="o"/>
-      <w:lvlJc w:val="left"/>
-      <w:pPr>
-        <w:ind w:left="1080" w:hanging="360"/>
-      </w:pPr>
-      <w:rPr>
-        <w:rFonts w:ascii="Courier New" w:hAnsi="Courier New" w:cs="Courier New" w:hint="default"/>
-      </w:rPr>
-    </w:lvl>
-    <w:lvl w:ilvl="2" w:tplc="08070005" w:tentative="1">
-      <w:start w:val="1"/>
-      <w:numFmt w:val="bullet"/>
-      <w:lvlText w:val=""/>
-      <w:lvlJc w:val="left"/>
-      <w:pPr>
-        <w:ind w:left="1800" w:hanging="360"/>
-      </w:pPr>
-      <w:rPr>
-        <w:rFonts w:ascii="Wingdings" w:hAnsi="Wingdings" w:hint="default"/>
-      </w:rPr>
-    </w:lvl>
-    <w:lvl w:ilvl="3" w:tplc="08070001" w:tentative="1">
-      <w:start w:val="1"/>
-      <w:numFmt w:val="bullet"/>
-      <w:lvlText w:val=""/>
-      <w:lvlJc w:val="left"/>
-      <w:pPr>
-        <w:ind w:left="2520" w:hanging="360"/>
-      </w:pPr>
-      <w:rPr>
-        <w:rFonts w:ascii="Symbol" w:hAnsi="Symbol" w:hint="default"/>
-      </w:rPr>
-    </w:lvl>
-    <w:lvl w:ilvl="4" w:tplc="08070003" w:tentative="1">
-      <w:start w:val="1"/>
-      <w:numFmt w:val="bullet"/>
-      <w:lvlText w:val="o"/>
-      <w:lvlJc w:val="left"/>
-      <w:pPr>
-        <w:ind w:left="3240" w:hanging="360"/>
-      </w:pPr>
-      <w:rPr>
-        <w:rFonts w:ascii="Courier New" w:hAnsi="Courier New" w:cs="Courier New" w:hint="default"/>
-      </w:rPr>
-    </w:lvl>
-    <w:lvl w:ilvl="5" w:tplc="08070005" w:tentative="1">
-      <w:start w:val="1"/>
-      <w:numFmt w:val="bullet"/>
-      <w:lvlText w:val=""/>
-      <w:lvlJc w:val="left"/>
-      <w:pPr>
-        <w:ind w:left="3960" w:hanging="360"/>
-      </w:pPr>
-      <w:rPr>
-        <w:rFonts w:ascii="Wingdings" w:hAnsi="Wingdings" w:hint="default"/>
-      </w:rPr>
-    </w:lvl>
-    <w:lvl w:ilvl="6" w:tplc="08070001" w:tentative="1">
-      <w:start w:val="1"/>
-      <w:numFmt w:val="bullet"/>
-      <w:lvlText w:val=""/>
-      <w:lvlJc w:val="left"/>
-      <w:pPr>
-        <w:ind w:left="4680" w:hanging="360"/>
-      </w:pPr>
-      <w:rPr>
-        <w:rFonts w:ascii="Symbol" w:hAnsi="Symbol" w:hint="default"/>
-      </w:rPr>
-    </w:lvl>
-    <w:lvl w:ilvl="7" w:tplc="08070003" w:tentative="1">
-      <w:start w:val="1"/>
-      <w:numFmt w:val="bullet"/>
-      <w:lvlText w:val="o"/>
-      <w:lvlJc w:val="left"/>
-      <w:pPr>
-        <w:ind w:left="5400" w:hanging="360"/>
-      </w:pPr>
-      <w:rPr>
-        <w:rFonts w:ascii="Courier New" w:hAnsi="Courier New" w:cs="Courier New" w:hint="default"/>
-      </w:rPr>
-    </w:lvl>
-    <w:lvl w:ilvl="8" w:tplc="08070005" w:tentative="1">
-      <w:start w:val="1"/>
-      <w:numFmt w:val="bullet"/>
-      <w:lvlText w:val=""/>
-      <w:lvlJc w:val="left"/>
-      <w:pPr>
-        <w:ind w:left="6120" w:hanging="360"/>
-      </w:pPr>
-      <w:rPr>
-        <w:rFonts w:ascii="Wingdings" w:hAnsi="Wingdings" w:hint="default"/>
-      </w:rPr>
-    </w:lvl>
-  </w:abstractNum>
-  <w:abstractNum w:abstractNumId="18" w15:restartNumberingAfterBreak="0">
+  <w:abstractNum w:abstractNumId="12" w15:restartNumberingAfterBreak="0">
     <w:nsid w:val="5A7929B4"/>
     <w:multiLevelType w:val="hybridMultilevel"/>
     <w:tmpl w:val="186E8034"/>
@@ -14733,7 +14864,7 @@
       </w:pPr>
     </w:lvl>
   </w:abstractNum>
-  <w:abstractNum w:abstractNumId="19" w15:restartNumberingAfterBreak="0">
+  <w:abstractNum w:abstractNumId="13" w15:restartNumberingAfterBreak="0">
     <w:nsid w:val="5C24109F"/>
     <w:multiLevelType w:val="hybridMultilevel"/>
     <w:tmpl w:val="ACE09FFE"/>
@@ -14850,7 +14981,7 @@
       </w:rPr>
     </w:lvl>
   </w:abstractNum>
-  <w:abstractNum w:abstractNumId="20" w15:restartNumberingAfterBreak="0">
+  <w:abstractNum w:abstractNumId="14" w15:restartNumberingAfterBreak="0">
     <w:nsid w:val="5CD655F4"/>
     <w:multiLevelType w:val="hybridMultilevel"/>
     <w:tmpl w:val="08CA6B64"/>
@@ -14971,7 +15102,7 @@
       </w:pPr>
     </w:lvl>
   </w:abstractNum>
-  <w:abstractNum w:abstractNumId="21" w15:restartNumberingAfterBreak="0">
+  <w:abstractNum w:abstractNumId="15" w15:restartNumberingAfterBreak="0">
     <w:nsid w:val="61D61FDD"/>
     <w:multiLevelType w:val="hybridMultilevel"/>
     <w:tmpl w:val="F4588EBA"/>
@@ -15088,120 +15219,7 @@
       </w:rPr>
     </w:lvl>
   </w:abstractNum>
-  <w:abstractNum w:abstractNumId="22" w15:restartNumberingAfterBreak="0">
-    <w:nsid w:val="67183FC2"/>
-    <w:multiLevelType w:val="hybridMultilevel"/>
-    <w:tmpl w:val="81341AF0"/>
-    <w:lvl w:ilvl="0" w:tplc="AB34874E">
-      <w:start w:val="1"/>
-      <w:numFmt w:val="bullet"/>
-      <w:lvlText w:val="-"/>
-      <w:lvlJc w:val="left"/>
-      <w:pPr>
-        <w:ind w:left="720" w:hanging="360"/>
-      </w:pPr>
-      <w:rPr>
-        <w:rFonts w:ascii="Arial" w:hAnsi="Arial" w:hint="default"/>
-      </w:rPr>
-    </w:lvl>
-    <w:lvl w:ilvl="1" w:tplc="04070003" w:tentative="1">
-      <w:start w:val="1"/>
-      <w:numFmt w:val="bullet"/>
-      <w:lvlText w:val="o"/>
-      <w:lvlJc w:val="left"/>
-      <w:pPr>
-        <w:ind w:left="1440" w:hanging="360"/>
-      </w:pPr>
-      <w:rPr>
-        <w:rFonts w:ascii="Courier New" w:hAnsi="Courier New" w:hint="default"/>
-      </w:rPr>
-    </w:lvl>
-    <w:lvl w:ilvl="2" w:tplc="04070005" w:tentative="1">
-      <w:start w:val="1"/>
-      <w:numFmt w:val="bullet"/>
-      <w:lvlText w:val=""/>
-      <w:lvlJc w:val="left"/>
-      <w:pPr>
-        <w:ind w:left="2160" w:hanging="360"/>
-      </w:pPr>
-      <w:rPr>
-        <w:rFonts w:ascii="Wingdings" w:hAnsi="Wingdings" w:hint="default"/>
-      </w:rPr>
-    </w:lvl>
-    <w:lvl w:ilvl="3" w:tplc="04070001" w:tentative="1">
-      <w:start w:val="1"/>
-      <w:numFmt w:val="bullet"/>
-      <w:lvlText w:val=""/>
-      <w:lvlJc w:val="left"/>
-      <w:pPr>
-        <w:ind w:left="2880" w:hanging="360"/>
-      </w:pPr>
-      <w:rPr>
-        <w:rFonts w:ascii="Symbol" w:hAnsi="Symbol" w:hint="default"/>
-      </w:rPr>
-    </w:lvl>
-    <w:lvl w:ilvl="4" w:tplc="04070003" w:tentative="1">
-      <w:start w:val="1"/>
-      <w:numFmt w:val="bullet"/>
-      <w:lvlText w:val="o"/>
-      <w:lvlJc w:val="left"/>
-      <w:pPr>
-        <w:ind w:left="3600" w:hanging="360"/>
-      </w:pPr>
-      <w:rPr>
-        <w:rFonts w:ascii="Courier New" w:hAnsi="Courier New" w:hint="default"/>
-      </w:rPr>
-    </w:lvl>
-    <w:lvl w:ilvl="5" w:tplc="04070005" w:tentative="1">
-      <w:start w:val="1"/>
-      <w:numFmt w:val="bullet"/>
-      <w:lvlText w:val=""/>
-      <w:lvlJc w:val="left"/>
-      <w:pPr>
-        <w:ind w:left="4320" w:hanging="360"/>
-      </w:pPr>
-      <w:rPr>
-        <w:rFonts w:ascii="Wingdings" w:hAnsi="Wingdings" w:hint="default"/>
-      </w:rPr>
-    </w:lvl>
-    <w:lvl w:ilvl="6" w:tplc="04070001" w:tentative="1">
-      <w:start w:val="1"/>
-      <w:numFmt w:val="bullet"/>
-      <w:lvlText w:val=""/>
-      <w:lvlJc w:val="left"/>
-      <w:pPr>
-        <w:ind w:left="5040" w:hanging="360"/>
-      </w:pPr>
-      <w:rPr>
-        <w:rFonts w:ascii="Symbol" w:hAnsi="Symbol" w:hint="default"/>
-      </w:rPr>
-    </w:lvl>
-    <w:lvl w:ilvl="7" w:tplc="04070003" w:tentative="1">
-      <w:start w:val="1"/>
-      <w:numFmt w:val="bullet"/>
-      <w:lvlText w:val="o"/>
-      <w:lvlJc w:val="left"/>
-      <w:pPr>
-        <w:ind w:left="5760" w:hanging="360"/>
-      </w:pPr>
-      <w:rPr>
-        <w:rFonts w:ascii="Courier New" w:hAnsi="Courier New" w:hint="default"/>
-      </w:rPr>
-    </w:lvl>
-    <w:lvl w:ilvl="8" w:tplc="04070005" w:tentative="1">
-      <w:start w:val="1"/>
-      <w:numFmt w:val="bullet"/>
-      <w:lvlText w:val=""/>
-      <w:lvlJc w:val="left"/>
-      <w:pPr>
-        <w:ind w:left="6480" w:hanging="360"/>
-      </w:pPr>
-      <w:rPr>
-        <w:rFonts w:ascii="Wingdings" w:hAnsi="Wingdings" w:hint="default"/>
-      </w:rPr>
-    </w:lvl>
-  </w:abstractNum>
-  <w:abstractNum w:abstractNumId="23" w15:restartNumberingAfterBreak="0">
+  <w:abstractNum w:abstractNumId="16" w15:restartNumberingAfterBreak="0">
     <w:nsid w:val="76B02094"/>
     <w:multiLevelType w:val="hybridMultilevel"/>
     <w:tmpl w:val="08BEAEB0"/>
@@ -15315,7 +15333,156 @@
       </w:rPr>
     </w:lvl>
   </w:abstractNum>
-  <w:abstractNum w:abstractNumId="24" w15:restartNumberingAfterBreak="0">
+  <w:abstractNum w:abstractNumId="17" w15:restartNumberingAfterBreak="0">
+    <w:nsid w:val="7A211944"/>
+    <w:multiLevelType w:val="multilevel"/>
+    <w:tmpl w:val="0694C1AC"/>
+    <w:lvl w:ilvl="0">
+      <w:start w:val="1"/>
+      <w:numFmt w:val="bullet"/>
+      <w:lvlText w:val=""/>
+      <w:lvlJc w:val="left"/>
+      <w:pPr>
+        <w:tabs>
+          <w:tab w:val="num" w:pos="720"/>
+        </w:tabs>
+        <w:ind w:left="720" w:hanging="360"/>
+      </w:pPr>
+      <w:rPr>
+        <w:rFonts w:ascii="Symbol" w:hAnsi="Symbol" w:hint="default"/>
+        <w:sz w:val="20"/>
+      </w:rPr>
+    </w:lvl>
+    <w:lvl w:ilvl="1" w:tentative="1">
+      <w:start w:val="1"/>
+      <w:numFmt w:val="bullet"/>
+      <w:lvlText w:val="o"/>
+      <w:lvlJc w:val="left"/>
+      <w:pPr>
+        <w:tabs>
+          <w:tab w:val="num" w:pos="1440"/>
+        </w:tabs>
+        <w:ind w:left="1440" w:hanging="360"/>
+      </w:pPr>
+      <w:rPr>
+        <w:rFonts w:ascii="Courier New" w:hAnsi="Courier New" w:hint="default"/>
+        <w:sz w:val="20"/>
+      </w:rPr>
+    </w:lvl>
+    <w:lvl w:ilvl="2" w:tentative="1">
+      <w:start w:val="1"/>
+      <w:numFmt w:val="bullet"/>
+      <w:lvlText w:val=""/>
+      <w:lvlJc w:val="left"/>
+      <w:pPr>
+        <w:tabs>
+          <w:tab w:val="num" w:pos="2160"/>
+        </w:tabs>
+        <w:ind w:left="2160" w:hanging="360"/>
+      </w:pPr>
+      <w:rPr>
+        <w:rFonts w:ascii="Wingdings" w:hAnsi="Wingdings" w:hint="default"/>
+        <w:sz w:val="20"/>
+      </w:rPr>
+    </w:lvl>
+    <w:lvl w:ilvl="3" w:tentative="1">
+      <w:start w:val="1"/>
+      <w:numFmt w:val="bullet"/>
+      <w:lvlText w:val=""/>
+      <w:lvlJc w:val="left"/>
+      <w:pPr>
+        <w:tabs>
+          <w:tab w:val="num" w:pos="2880"/>
+        </w:tabs>
+        <w:ind w:left="2880" w:hanging="360"/>
+      </w:pPr>
+      <w:rPr>
+        <w:rFonts w:ascii="Wingdings" w:hAnsi="Wingdings" w:hint="default"/>
+        <w:sz w:val="20"/>
+      </w:rPr>
+    </w:lvl>
+    <w:lvl w:ilvl="4" w:tentative="1">
+      <w:start w:val="1"/>
+      <w:numFmt w:val="bullet"/>
+      <w:lvlText w:val=""/>
+      <w:lvlJc w:val="left"/>
+      <w:pPr>
+        <w:tabs>
+          <w:tab w:val="num" w:pos="3600"/>
+        </w:tabs>
+        <w:ind w:left="3600" w:hanging="360"/>
+      </w:pPr>
+      <w:rPr>
+        <w:rFonts w:ascii="Wingdings" w:hAnsi="Wingdings" w:hint="default"/>
+        <w:sz w:val="20"/>
+      </w:rPr>
+    </w:lvl>
+    <w:lvl w:ilvl="5" w:tentative="1">
+      <w:start w:val="1"/>
+      <w:numFmt w:val="bullet"/>
+      <w:lvlText w:val=""/>
+      <w:lvlJc w:val="left"/>
+      <w:pPr>
+        <w:tabs>
+          <w:tab w:val="num" w:pos="4320"/>
+        </w:tabs>
+        <w:ind w:left="4320" w:hanging="360"/>
+      </w:pPr>
+      <w:rPr>
+        <w:rFonts w:ascii="Wingdings" w:hAnsi="Wingdings" w:hint="default"/>
+        <w:sz w:val="20"/>
+      </w:rPr>
+    </w:lvl>
+    <w:lvl w:ilvl="6" w:tentative="1">
+      <w:start w:val="1"/>
+      <w:numFmt w:val="bullet"/>
+      <w:lvlText w:val=""/>
+      <w:lvlJc w:val="left"/>
+      <w:pPr>
+        <w:tabs>
+          <w:tab w:val="num" w:pos="5040"/>
+        </w:tabs>
+        <w:ind w:left="5040" w:hanging="360"/>
+      </w:pPr>
+      <w:rPr>
+        <w:rFonts w:ascii="Wingdings" w:hAnsi="Wingdings" w:hint="default"/>
+        <w:sz w:val="20"/>
+      </w:rPr>
+    </w:lvl>
+    <w:lvl w:ilvl="7" w:tentative="1">
+      <w:start w:val="1"/>
+      <w:numFmt w:val="bullet"/>
+      <w:lvlText w:val=""/>
+      <w:lvlJc w:val="left"/>
+      <w:pPr>
+        <w:tabs>
+          <w:tab w:val="num" w:pos="5760"/>
+        </w:tabs>
+        <w:ind w:left="5760" w:hanging="360"/>
+      </w:pPr>
+      <w:rPr>
+        <w:rFonts w:ascii="Wingdings" w:hAnsi="Wingdings" w:hint="default"/>
+        <w:sz w:val="20"/>
+      </w:rPr>
+    </w:lvl>
+    <w:lvl w:ilvl="8" w:tentative="1">
+      <w:start w:val="1"/>
+      <w:numFmt w:val="bullet"/>
+      <w:lvlText w:val=""/>
+      <w:lvlJc w:val="left"/>
+      <w:pPr>
+        <w:tabs>
+          <w:tab w:val="num" w:pos="6480"/>
+        </w:tabs>
+        <w:ind w:left="6480" w:hanging="360"/>
+      </w:pPr>
+      <w:rPr>
+        <w:rFonts w:ascii="Wingdings" w:hAnsi="Wingdings" w:hint="default"/>
+        <w:sz w:val="20"/>
+      </w:rPr>
+    </w:lvl>
+  </w:abstractNum>
+  <w:abstractNum w:abstractNumId="18" w15:restartNumberingAfterBreak="0">
     <w:nsid w:val="7F320735"/>
     <w:multiLevelType w:val="multilevel"/>
     <w:tmpl w:val="97E2243C"/>
@@ -15490,162 +15657,66 @@
     </w:lvl>
   </w:abstractNum>
   <w:num w:numId="1" w16cid:durableId="2066945931">
-    <w:abstractNumId w:val="24"/>
+    <w:abstractNumId w:val="18"/>
   </w:num>
-  <w:num w:numId="2" w16cid:durableId="246427636">
+  <w:num w:numId="2" w16cid:durableId="1739791760">
     <w:abstractNumId w:val="0"/>
   </w:num>
-  <w:num w:numId="3" w16cid:durableId="739406335">
+  <w:num w:numId="3" w16cid:durableId="352147600">
+    <w:abstractNumId w:val="3"/>
+  </w:num>
+  <w:num w:numId="4" w16cid:durableId="12190307">
+    <w:abstractNumId w:val="4"/>
+  </w:num>
+  <w:num w:numId="5" w16cid:durableId="466511327">
+    <w:abstractNumId w:val="11"/>
+  </w:num>
+  <w:num w:numId="6" w16cid:durableId="779640040">
+    <w:abstractNumId w:val="5"/>
+  </w:num>
+  <w:num w:numId="7" w16cid:durableId="882132765">
+    <w:abstractNumId w:val="14"/>
+  </w:num>
+  <w:num w:numId="8" w16cid:durableId="1801722829">
     <w:abstractNumId w:val="8"/>
   </w:num>
-  <w:num w:numId="4" w16cid:durableId="1758164722">
+  <w:num w:numId="9" w16cid:durableId="609901175">
+    <w:abstractNumId w:val="12"/>
+  </w:num>
+  <w:num w:numId="10" w16cid:durableId="1245454090">
+    <w:abstractNumId w:val="1"/>
+  </w:num>
+  <w:num w:numId="11" w16cid:durableId="1137914229">
+    <w:abstractNumId w:val="2"/>
+  </w:num>
+  <w:num w:numId="12" w16cid:durableId="1124613526">
+    <w:abstractNumId w:val="2"/>
+  </w:num>
+  <w:num w:numId="13" w16cid:durableId="18823002">
+    <w:abstractNumId w:val="16"/>
+  </w:num>
+  <w:num w:numId="14" w16cid:durableId="2049648502">
+    <w:abstractNumId w:val="13"/>
+  </w:num>
+  <w:num w:numId="15" w16cid:durableId="367994850">
+    <w:abstractNumId w:val="7"/>
+  </w:num>
+  <w:num w:numId="16" w16cid:durableId="294875032">
+    <w:abstractNumId w:val="15"/>
+  </w:num>
+  <w:num w:numId="17" w16cid:durableId="173111704">
     <w:abstractNumId w:val="9"/>
   </w:num>
-  <w:num w:numId="5" w16cid:durableId="1125390511">
-    <w:abstractNumId w:val="16"/>
+  <w:num w:numId="18" w16cid:durableId="882406352">
+    <w:abstractNumId w:val="6"/>
   </w:num>
-  <w:num w:numId="6" w16cid:durableId="2007903696">
+  <w:num w:numId="19" w16cid:durableId="68700134">
     <w:abstractNumId w:val="10"/>
   </w:num>
-  <w:num w:numId="7" w16cid:durableId="1625847587">
-    <w:abstractNumId w:val="20"/>
-  </w:num>
-  <w:num w:numId="8" w16cid:durableId="1872835739">
-    <w:abstractNumId w:val="13"/>
-  </w:num>
-  <w:num w:numId="9" w16cid:durableId="1827739859">
-    <w:abstractNumId w:val="18"/>
-  </w:num>
-  <w:num w:numId="10" w16cid:durableId="505444487">
-    <w:abstractNumId w:val="3"/>
-  </w:num>
-  <w:num w:numId="11" w16cid:durableId="2009402902">
-    <w:abstractNumId w:val="0"/>
-    <w:lvlOverride w:ilvl="0">
-      <w:startOverride w:val="1"/>
-    </w:lvlOverride>
-  </w:num>
-  <w:num w:numId="12" w16cid:durableId="1655644649">
-    <w:abstractNumId w:val="8"/>
-    <w:lvlOverride w:ilvl="0">
-      <w:startOverride w:val="1"/>
-    </w:lvlOverride>
-  </w:num>
-  <w:num w:numId="13" w16cid:durableId="1803577555">
-    <w:abstractNumId w:val="9"/>
-    <w:lvlOverride w:ilvl="0">
-      <w:startOverride w:val="1"/>
-    </w:lvlOverride>
-  </w:num>
-  <w:num w:numId="14" w16cid:durableId="1739791760">
-    <w:abstractNumId w:val="0"/>
-  </w:num>
-  <w:num w:numId="15" w16cid:durableId="352147600">
-    <w:abstractNumId w:val="8"/>
-  </w:num>
-  <w:num w:numId="16" w16cid:durableId="12190307">
-    <w:abstractNumId w:val="9"/>
-  </w:num>
-  <w:num w:numId="17" w16cid:durableId="466511327">
-    <w:abstractNumId w:val="16"/>
-  </w:num>
-  <w:num w:numId="18" w16cid:durableId="779640040">
-    <w:abstractNumId w:val="10"/>
-  </w:num>
-  <w:num w:numId="19" w16cid:durableId="882132765">
-    <w:abstractNumId w:val="20"/>
-  </w:num>
-  <w:num w:numId="20" w16cid:durableId="1801722829">
-    <w:abstractNumId w:val="13"/>
-  </w:num>
-  <w:num w:numId="21" w16cid:durableId="609901175">
-    <w:abstractNumId w:val="18"/>
-  </w:num>
-  <w:num w:numId="22" w16cid:durableId="1245454090">
-    <w:abstractNumId w:val="3"/>
-  </w:num>
-  <w:num w:numId="23" w16cid:durableId="1137914229">
-    <w:abstractNumId w:val="6"/>
-  </w:num>
-  <w:num w:numId="24" w16cid:durableId="1982154272">
-    <w:abstractNumId w:val="6"/>
-  </w:num>
-  <w:num w:numId="25" w16cid:durableId="506676768">
-    <w:abstractNumId w:val="6"/>
-  </w:num>
-  <w:num w:numId="26" w16cid:durableId="692996087">
-    <w:abstractNumId w:val="6"/>
-  </w:num>
-  <w:num w:numId="27" w16cid:durableId="1684892394">
-    <w:abstractNumId w:val="6"/>
-  </w:num>
-  <w:num w:numId="28" w16cid:durableId="190919423">
-    <w:abstractNumId w:val="6"/>
-  </w:num>
-  <w:num w:numId="29" w16cid:durableId="577904371">
-    <w:abstractNumId w:val="6"/>
-  </w:num>
-  <w:num w:numId="30" w16cid:durableId="2020502683">
-    <w:abstractNumId w:val="6"/>
-  </w:num>
-  <w:num w:numId="31" w16cid:durableId="1124613526">
-    <w:abstractNumId w:val="6"/>
-  </w:num>
-  <w:num w:numId="32" w16cid:durableId="69156972">
-    <w:abstractNumId w:val="5"/>
-  </w:num>
-  <w:num w:numId="33" w16cid:durableId="130949468">
-    <w:abstractNumId w:val="2"/>
-  </w:num>
-  <w:num w:numId="34" w16cid:durableId="2080512615">
-    <w:abstractNumId w:val="7"/>
-  </w:num>
-  <w:num w:numId="35" w16cid:durableId="345518767">
-    <w:abstractNumId w:val="22"/>
-  </w:num>
-  <w:num w:numId="36" w16cid:durableId="18823002">
-    <w:abstractNumId w:val="23"/>
-  </w:num>
-  <w:num w:numId="37" w16cid:durableId="613286953">
-    <w:abstractNumId w:val="14"/>
-  </w:num>
-  <w:num w:numId="38" w16cid:durableId="2049648502">
-    <w:abstractNumId w:val="19"/>
-  </w:num>
-  <w:num w:numId="39" w16cid:durableId="367994850">
-    <w:abstractNumId w:val="11"/>
-  </w:num>
-  <w:num w:numId="40" w16cid:durableId="1557357710">
-    <w:abstractNumId w:val="12"/>
-  </w:num>
-  <w:num w:numId="41" w16cid:durableId="1787967938">
-    <w:abstractNumId w:val="1"/>
-  </w:num>
-  <w:num w:numId="42" w16cid:durableId="294875032">
-    <w:abstractNumId w:val="21"/>
-  </w:num>
-  <w:num w:numId="43" w16cid:durableId="1558854635">
-    <w:abstractNumId w:val="21"/>
-    <w:lvlOverride w:ilvl="0">
-      <w:startOverride w:val="1"/>
-    </w:lvlOverride>
-  </w:num>
-  <w:num w:numId="44" w16cid:durableId="2022656226">
-    <w:abstractNumId w:val="21"/>
-  </w:num>
-  <w:num w:numId="45" w16cid:durableId="173111704">
-    <w:abstractNumId w:val="15"/>
-  </w:num>
-  <w:num w:numId="46" w16cid:durableId="1539388412">
-    <w:abstractNumId w:val="4"/>
-  </w:num>
-  <w:num w:numId="47" w16cid:durableId="1438719373">
+  <w:num w:numId="20" w16cid:durableId="705495520">
     <w:abstractNumId w:val="17"/>
   </w:num>
-  <w:num w:numId="48" w16cid:durableId="1205173581">
-    <w:abstractNumId w:val="6"/>
-  </w:num>
-  <w:numIdMacAtCleanup w:val="10"/>
+  <w:numIdMacAtCleanup w:val="20"/>
 </w:numbering>
 </file>
 
@@ -16056,7 +16127,7 @@
     <w:pPr>
       <w:keepNext/>
       <w:numPr>
-        <w:numId w:val="31"/>
+        <w:numId w:val="12"/>
       </w:numPr>
       <w:tabs>
         <w:tab w:val="left" w:pos="850"/>
@@ -16237,7 +16308,6 @@
   <w:style w:type="character" w:default="1" w:styleId="Absatz-Standardschriftart">
     <w:name w:val="Default Paragraph Font"/>
     <w:uiPriority w:val="1"/>
-    <w:semiHidden/>
     <w:unhideWhenUsed/>
   </w:style>
   <w:style w:type="table" w:default="1" w:styleId="NormaleTabelle">
@@ -16793,7 +16863,7 @@
     <w:link w:val="Aufzhlung1CDBCar"/>
     <w:pPr>
       <w:numPr>
-        <w:numId w:val="14"/>
+        <w:numId w:val="2"/>
       </w:numPr>
       <w:spacing w:after="120"/>
     </w:pPr>
@@ -16807,7 +16877,7 @@
     <w:basedOn w:val="Standard"/>
     <w:pPr>
       <w:numPr>
-        <w:numId w:val="15"/>
+        <w:numId w:val="3"/>
       </w:numPr>
       <w:spacing w:after="120"/>
     </w:pPr>
@@ -16821,7 +16891,7 @@
     <w:basedOn w:val="Standard"/>
     <w:pPr>
       <w:numPr>
-        <w:numId w:val="16"/>
+        <w:numId w:val="4"/>
       </w:numPr>
       <w:spacing w:after="120"/>
     </w:pPr>
@@ -16835,7 +16905,7 @@
     <w:basedOn w:val="Standard"/>
     <w:pPr>
       <w:numPr>
-        <w:numId w:val="17"/>
+        <w:numId w:val="5"/>
       </w:numPr>
       <w:spacing w:after="120"/>
     </w:pPr>
@@ -16849,7 +16919,7 @@
     <w:basedOn w:val="Standard"/>
     <w:pPr>
       <w:numPr>
-        <w:numId w:val="18"/>
+        <w:numId w:val="6"/>
       </w:numPr>
       <w:spacing w:after="120"/>
     </w:pPr>
@@ -16863,7 +16933,7 @@
     <w:basedOn w:val="Standard"/>
     <w:pPr>
       <w:numPr>
-        <w:numId w:val="19"/>
+        <w:numId w:val="7"/>
       </w:numPr>
       <w:spacing w:after="120"/>
     </w:pPr>
@@ -16878,7 +16948,7 @@
     <w:link w:val="AufzhlungNumm1CDBCar"/>
     <w:pPr>
       <w:numPr>
-        <w:numId w:val="20"/>
+        <w:numId w:val="8"/>
       </w:numPr>
       <w:spacing w:after="120"/>
     </w:pPr>
@@ -16892,7 +16962,7 @@
     <w:basedOn w:val="Standard"/>
     <w:pPr>
       <w:numPr>
-        <w:numId w:val="21"/>
+        <w:numId w:val="9"/>
       </w:numPr>
       <w:spacing w:after="120"/>
     </w:pPr>
@@ -16906,7 +16976,7 @@
     <w:basedOn w:val="Standard"/>
     <w:pPr>
       <w:numPr>
-        <w:numId w:val="22"/>
+        <w:numId w:val="10"/>
       </w:numPr>
       <w:spacing w:after="120"/>
     </w:pPr>
@@ -17247,7 +17317,7 @@
     <w:basedOn w:val="TextCDB"/>
     <w:pPr>
       <w:numPr>
-        <w:numId w:val="36"/>
+        <w:numId w:val="13"/>
       </w:numPr>
       <w:spacing w:after="0"/>
     </w:pPr>
@@ -17262,7 +17332,7 @@
     <w:link w:val="AufzhlungPunkt1Car"/>
     <w:pPr>
       <w:numPr>
-        <w:numId w:val="38"/>
+        <w:numId w:val="14"/>
       </w:numPr>
     </w:pPr>
     <w:rPr>
@@ -17303,7 +17373,7 @@
     <w:qFormat/>
     <w:pPr>
       <w:numPr>
-        <w:numId w:val="39"/>
+        <w:numId w:val="15"/>
       </w:numPr>
       <w:spacing w:line="360" w:lineRule="auto"/>
       <w:ind w:left="714" w:hanging="357"/>
@@ -17317,7 +17387,7 @@
     <w:qFormat/>
     <w:pPr>
       <w:numPr>
-        <w:numId w:val="42"/>
+        <w:numId w:val="16"/>
       </w:numPr>
       <w:spacing w:after="0" w:line="288" w:lineRule="auto"/>
     </w:pPr>
@@ -17350,7 +17420,7 @@
     <w:qFormat/>
     <w:pPr>
       <w:numPr>
-        <w:numId w:val="45"/>
+        <w:numId w:val="17"/>
       </w:numPr>
     </w:pPr>
   </w:style>
